--- a/sugiyama-minutes-automation/manual/定例会議_議事録自動化_運用マニュアル.docx
+++ b/sugiyama-minutes-automation/manual/定例会議_議事録自動化_運用マニュアル.docx
@@ -1995,6 +1995,63 @@
     </w:p>
     <w:p>
       <w:pPr>
+        <w:pStyle w:val="Heading2"/>
+      </w:pPr>
+      <w:r>
+        <w:t xml:space="preserve">図面・計画書の進捗確認</w:t>
+      </w:r>
+    </w:p>
+    <w:p>
+      <w:pPr>
+        <w:pStyle w:val="ListParagraph"/>
+        <w:numPr>
+          <w:ilvl w:val="0"/>
+          <w:numId w:val="2"/>
+        </w:numPr>
+        <w:spacing w:after="60" w:line="280"/>
+      </w:pPr>
+      <w:r>
+        <w:t xml:space="preserve">図面・計画書の進捗は</w:t>
+      </w:r>
+      <w:r>
+        <w:rPr>
+          <w:b/>
+          <w:bCs/>
+        </w:rPr>
+        <w:t xml:space="preserve">定例の議題とは切り離し、大幅に遅れているものだけを確認</w:t>
+      </w:r>
+      <w:r>
+        <w:t xml:space="preserve">します。議題が終わったあとに、まとめて確認します。</w:t>
+      </w:r>
+    </w:p>
+    <w:p>
+      <w:pPr>
+        <w:pStyle w:val="ListParagraph"/>
+        <w:numPr>
+          <w:ilvl w:val="0"/>
+          <w:numId w:val="2"/>
+        </w:numPr>
+        <w:spacing w:after="60" w:line="280"/>
+      </w:pPr>
+      <w:r>
+        <w:t xml:space="preserve">確認するときは整理番号と図面名を言います（例：「タジマ-1、ステンレス製建具」）。遅れの理由、次にやること（誰が・何を）、新しい施工予定日を言葉にします。</w:t>
+      </w:r>
+    </w:p>
+    <w:p>
+      <w:pPr>
+        <w:pStyle w:val="ListParagraph"/>
+        <w:numPr>
+          <w:ilvl w:val="0"/>
+          <w:numId w:val="2"/>
+        </w:numPr>
+        <w:spacing w:after="60" w:line="280"/>
+      </w:pPr>
+      <w:r>
+        <w:t xml:space="preserve">この確認の内容は、議事録の Excel には書かれず、議事録要約の「図面・計画書の大幅遅延の確認」にまとめられます。新しい施工予定日が決まったものは「図面リストの更新が必要なもの」にも載るので、現場・設備部が図面リストの施工予定日を直します。</w:t>
+      </w:r>
+    </w:p>
+    <w:p>
+      <w:pPr>
         <w:pStyle w:val="Heading1"/>
       </w:pPr>
       <w:r>
@@ -2300,7 +2357,7 @@
                 <w:sz w:val="18"/>
                 <w:szCs w:val="18"/>
               </w:rPr>
-              <w:t xml:space="preserve">決定事項、議題ごとの結果、図面・計画書の確認（🔴遅延・🟡1週間以内）、図面リストの更新が必要なもの、課題リストの協議内容（赤字追記用の文案）、未決事項、次回開催。Box AI が読むための文書</w:t>
+              <w:t xml:space="preserve">決定事項、議題ごとの結果、図面・計画書の大幅遅延の確認（議題とは別）、図面リストの更新が必要なもの、課題リストの協議内容（赤字追記用の文案）、未決事項、次回開催。Box AI が読むための文書</w:t>
             </w:r>
           </w:p>
         </w:tc>
@@ -3422,7 +3479,7 @@
                 <w:sz w:val="18"/>
                 <w:szCs w:val="18"/>
               </w:rPr>
-              <w:t xml:space="preserve">今日時点の遅延図面と、前回定例での対応を並べて／三友-2 はいま何回目の受領提出？</w:t>
+              <w:t xml:space="preserve">今日時点で遅れている図面と、定例で確認した対応を並べて／三友-2 はいま何回目の受領提出？</w:t>
             </w:r>
           </w:p>
         </w:tc>

--- a/sugiyama-minutes-automation/manual/定例会議_議事録自動化_運用マニュアル.docx
+++ b/sugiyama-minutes-automation/manual/定例会議_議事録自動化_運用マニュアル.docx
@@ -1995,63 +1995,6 @@
     </w:p>
     <w:p>
       <w:pPr>
-        <w:pStyle w:val="Heading2"/>
-      </w:pPr>
-      <w:r>
-        <w:t xml:space="preserve">図面・計画書の進捗確認</w:t>
-      </w:r>
-    </w:p>
-    <w:p>
-      <w:pPr>
-        <w:pStyle w:val="ListParagraph"/>
-        <w:numPr>
-          <w:ilvl w:val="0"/>
-          <w:numId w:val="2"/>
-        </w:numPr>
-        <w:spacing w:after="60" w:line="280"/>
-      </w:pPr>
-      <w:r>
-        <w:t xml:space="preserve">図面・計画書の進捗は</w:t>
-      </w:r>
-      <w:r>
-        <w:rPr>
-          <w:b/>
-          <w:bCs/>
-        </w:rPr>
-        <w:t xml:space="preserve">定例の議題とは切り離し、大幅に遅れているものだけを確認</w:t>
-      </w:r>
-      <w:r>
-        <w:t xml:space="preserve">します。議題が終わったあとに、まとめて確認します。</w:t>
-      </w:r>
-    </w:p>
-    <w:p>
-      <w:pPr>
-        <w:pStyle w:val="ListParagraph"/>
-        <w:numPr>
-          <w:ilvl w:val="0"/>
-          <w:numId w:val="2"/>
-        </w:numPr>
-        <w:spacing w:after="60" w:line="280"/>
-      </w:pPr>
-      <w:r>
-        <w:t xml:space="preserve">確認するときは整理番号と図面名を言います（例：「タジマ-1、ステンレス製建具」）。遅れの理由、次にやること（誰が・何を）、新しい施工予定日を言葉にします。</w:t>
-      </w:r>
-    </w:p>
-    <w:p>
-      <w:pPr>
-        <w:pStyle w:val="ListParagraph"/>
-        <w:numPr>
-          <w:ilvl w:val="0"/>
-          <w:numId w:val="2"/>
-        </w:numPr>
-        <w:spacing w:after="60" w:line="280"/>
-      </w:pPr>
-      <w:r>
-        <w:t xml:space="preserve">この確認の内容は、議事録の Excel には書かれず、議事録要約の「図面・計画書の大幅遅延の確認」にまとめられます。新しい施工予定日が決まったものは「図面リストの更新が必要なもの」にも載るので、現場・設備部が図面リストの施工予定日を直します。</w:t>
-      </w:r>
-    </w:p>
-    <w:p>
-      <w:pPr>
         <w:pStyle w:val="Heading1"/>
       </w:pPr>
       <w:r>
@@ -2357,7 +2300,7 @@
                 <w:sz w:val="18"/>
                 <w:szCs w:val="18"/>
               </w:rPr>
-              <w:t xml:space="preserve">決定事項、議題ごとの結果、図面・計画書の大幅遅延の確認（議題とは別）、図面リストの更新が必要なもの、課題リストの協議内容（赤字追記用の文案）、未決事項、次回開催。Box AI が読むための文書</w:t>
+              <w:t xml:space="preserve">決定事項、議題ごとの結果、図面・計画書の確認（🔴遅延・🟡1週間以内）、図面リストの更新が必要なもの、課題リストの協議内容（赤字追記用の文案）、未決事項、次回開催。Box AI が読むための文書</w:t>
             </w:r>
           </w:p>
         </w:tc>
@@ -3479,7 +3422,7 @@
                 <w:sz w:val="18"/>
                 <w:szCs w:val="18"/>
               </w:rPr>
-              <w:t xml:space="preserve">今日時点で遅れている図面と、定例で確認した対応を並べて／三友-2 はいま何回目の受領提出？</w:t>
+              <w:t xml:space="preserve">今日時点の遅延図面と、前回定例での対応を並べて／三友-2 はいま何回目の受領提出？</w:t>
             </w:r>
           </w:p>
         </w:tc>

--- a/sugiyama-minutes-automation/manual/定例会議_議事録自動化_運用マニュアル.docx
+++ b/sugiyama-minutes-automation/manual/定例会議_議事録自動化_運用マニュアル.docx
@@ -900,7 +900,7 @@
           <w:sz w:val="18"/>
           <w:szCs w:val="18"/>
         </w:rPr>
-        <w:t xml:space="preserve">椙山改修_定例会議/</w:t>
+        <w:t xml:space="preserve">椙山125WEST（Box）/</w:t>
       </w:r>
     </w:p>
     <w:p>
@@ -915,7 +915,7 @@
           <w:sz w:val="18"/>
           <w:szCs w:val="18"/>
         </w:rPr>
-        <w:t xml:space="preserve">├── 000_課題リスト/          20261016_課題リスト.xlsx（次回定例日の日付。直下は常に1つ）</w:t>
+        <w:t xml:space="preserve">├── 900図面・計画書回覧フォルダ/  （Workato が見張る。ここには置かない）</w:t>
       </w:r>
     </w:p>
     <w:p>
@@ -930,7 +930,7 @@
           <w:sz w:val="18"/>
           <w:szCs w:val="18"/>
         </w:rPr>
-        <w:t xml:space="preserve">│   └── OLD/                 確認が済んだ過去の課題リスト</w:t>
+        <w:t xml:space="preserve">├── 901_総合定例会議資料/</w:t>
       </w:r>
     </w:p>
     <w:p>
@@ -945,7 +945,7 @@
           <w:sz w:val="18"/>
           <w:szCs w:val="18"/>
         </w:rPr>
-        <w:t xml:space="preserve">├── 010_定例打合せ議事録/    20261002_第02回_議題.xlsx         ← 担当者</w:t>
+        <w:t xml:space="preserve">│   ├── 20261002_第02回_議題.xlsx         ← 担当者</w:t>
       </w:r>
     </w:p>
     <w:p>
@@ -960,7 +960,7 @@
           <w:sz w:val="18"/>
           <w:szCs w:val="18"/>
         </w:rPr>
-        <w:t xml:space="preserve">│                            20261002_第02回_課題リスト.xlsx   ← 担当者</w:t>
+        <w:t xml:space="preserve">│   ├── 20261002_第02回_課題リスト.xlsx   ← 担当者</w:t>
       </w:r>
     </w:p>
     <w:p>
@@ -975,7 +975,7 @@
           <w:sz w:val="18"/>
           <w:szCs w:val="18"/>
         </w:rPr>
-        <w:t xml:space="preserve">│                            20261002_第02回_議事録.xlsx       ← 自動</w:t>
+        <w:t xml:space="preserve">│   ├── 20261002_第02回_議事録.xlsx       ← 自動</w:t>
       </w:r>
     </w:p>
     <w:p>
@@ -990,7 +990,7 @@
           <w:sz w:val="18"/>
           <w:szCs w:val="18"/>
         </w:rPr>
-        <w:t xml:space="preserve">│                            20261002_第02回_議事録要約.md     ← 自動</w:t>
+        <w:t xml:space="preserve">│   ├── 20261002_第02回_議事録要約.md     ← 自動</w:t>
       </w:r>
     </w:p>
     <w:p>
@@ -1005,7 +1005,7 @@
           <w:sz w:val="18"/>
           <w:szCs w:val="18"/>
         </w:rPr>
-        <w:t xml:space="preserve">├── 020_文字起こし/          20261002_第02回_文字起こし.vtt    ← 自動</w:t>
+        <w:t xml:space="preserve">│   ├── 最新_未決事項一覧.md              ← 自動（上書き）</w:t>
       </w:r>
     </w:p>
     <w:p>
@@ -1020,13 +1020,13 @@
           <w:sz w:val="18"/>
           <w:szCs w:val="18"/>
         </w:rPr>
-        <w:t xml:space="preserve">├── 030_最新状況/            最新_未決事項一覧.md              ← 自動</w:t>
+        <w:t xml:space="preserve">│   ├── 文字起こし/                       ← 自動</w:t>
       </w:r>
     </w:p>
     <w:p>
       <w:pPr>
         <w:shd w:fill="F2F2F2" w:color="auto" w:val="clear"/>
-        <w:spacing w:after="160" w:line="260"/>
+        <w:spacing w:after="0" w:line="260"/>
         <w:ind w:left="120" w:right="120"/>
       </w:pPr>
       <w:r>
@@ -1035,7 +1035,52 @@
           <w:sz w:val="18"/>
           <w:szCs w:val="18"/>
         </w:rPr>
-        <w:t xml:space="preserve">└── 090_運用マニュアル/      このマニュアル、図面・計画書進捗管理 運用マニュアル</w:t>
+        <w:t xml:space="preserve">│   └── 運用マニュアル/                   ← 2つの運用マニュアル</w:t>
+      </w:r>
+    </w:p>
+    <w:p>
+      <w:pPr>
+        <w:shd w:fill="F2F2F2" w:color="auto" w:val="clear"/>
+        <w:spacing w:after="0" w:line="260"/>
+        <w:ind w:left="120" w:right="120"/>
+      </w:pPr>
+      <w:r>
+        <w:rPr>
+          <w:rFonts w:ascii="Consolas" w:eastAsia="ＭＳ ゴシック" w:hAnsi="Consolas"/>
+          <w:sz w:val="18"/>
+          <w:szCs w:val="18"/>
+        </w:rPr>
+        <w:t xml:space="preserve">└── 902_課題リスト/</w:t>
+      </w:r>
+    </w:p>
+    <w:p>
+      <w:pPr>
+        <w:shd w:fill="F2F2F2" w:color="auto" w:val="clear"/>
+        <w:spacing w:after="0" w:line="260"/>
+        <w:ind w:left="120" w:right="120"/>
+      </w:pPr>
+      <w:r>
+        <w:rPr>
+          <w:rFonts w:ascii="Consolas" w:eastAsia="ＭＳ ゴシック" w:hAnsi="Consolas"/>
+          <w:sz w:val="18"/>
+          <w:szCs w:val="18"/>
+        </w:rPr>
+        <w:t xml:space="preserve">    ├── 20261016_課題リスト.xlsx          ← 次回定例日の日付。直下は常に1つ</w:t>
+      </w:r>
+    </w:p>
+    <w:p>
+      <w:pPr>
+        <w:shd w:fill="F2F2F2" w:color="auto" w:val="clear"/>
+        <w:spacing w:after="160" w:line="260"/>
+        <w:ind w:left="120" w:right="120"/>
+      </w:pPr>
+      <w:r>
+        <w:rPr>
+          <w:rFonts w:ascii="Consolas" w:eastAsia="ＭＳ ゴシック" w:hAnsi="Consolas"/>
+          <w:sz w:val="18"/>
+          <w:szCs w:val="18"/>
+        </w:rPr>
+        <w:t xml:space="preserve">    └── OLD/                              ← 確認が済んだ過去の課題リスト</w:t>
       </w:r>
     </w:p>
     <w:tbl>
@@ -1182,7 +1227,7 @@
                 <w:sz w:val="18"/>
                 <w:szCs w:val="18"/>
               </w:rPr>
-              <w:t xml:space="preserve">000_課題リスト</w:t>
+              <w:t xml:space="preserve">901_総合定例会議資料</w:t>
             </w:r>
           </w:p>
         </w:tc>
@@ -1211,7 +1256,7 @@
                 <w:sz w:val="18"/>
                 <w:szCs w:val="18"/>
               </w:rPr>
-              <w:t xml:space="preserve">次回定例日の日付を付けた課題リスト。定例までの追記は各自がこのファイルに赤字で書く。直下には常に1つだけ置き、確認が済んだものは OLD に移る</w:t>
+              <w:t xml:space="preserve">定例ごとの議題と課題リスト（定例資料）、議事録、議事録要約、最新_未決事項一覧（定例のたびに上書き。過去の版は Box のバージョン履歴に残る）</w:t>
             </w:r>
           </w:p>
         </w:tc>
@@ -1240,7 +1285,7 @@
                 <w:sz w:val="18"/>
                 <w:szCs w:val="18"/>
               </w:rPr>
-              <w:t xml:space="preserve">自動（定例後）。追記は各自</w:t>
+              <w:t xml:space="preserve">議題・課題リストは担当者。ほかは自動</w:t>
             </w:r>
           </w:p>
         </w:tc>
@@ -1271,7 +1316,7 @@
                 <w:sz w:val="18"/>
                 <w:szCs w:val="18"/>
               </w:rPr>
-              <w:t xml:space="preserve">010_定例打合せ議事録</w:t>
+              <w:t xml:space="preserve">901_総合定例会議資料/文字起こし</w:t>
             </w:r>
           </w:p>
         </w:tc>
@@ -1300,7 +1345,7 @@
                 <w:sz w:val="18"/>
                 <w:szCs w:val="18"/>
               </w:rPr>
-              <w:t xml:space="preserve">定例ごとの議題と課題リスト（定例資料）、議事録、議事録要約</w:t>
+              <w:t xml:space="preserve">Teams の文字起こし。議事録の根拠として残す</w:t>
             </w:r>
           </w:p>
         </w:tc>
@@ -1329,7 +1374,7 @@
                 <w:sz w:val="18"/>
                 <w:szCs w:val="18"/>
               </w:rPr>
-              <w:t xml:space="preserve">議題・課題リストは担当者。議事録・要約は自動</w:t>
+              <w:t xml:space="preserve">自動（定例後）</w:t>
             </w:r>
           </w:p>
         </w:tc>
@@ -1360,7 +1405,7 @@
                 <w:sz w:val="18"/>
                 <w:szCs w:val="18"/>
               </w:rPr>
-              <w:t xml:space="preserve">020_文字起こし</w:t>
+              <w:t xml:space="preserve">901_総合定例会議資料/運用マニュアル</w:t>
             </w:r>
           </w:p>
         </w:tc>
@@ -1389,7 +1434,7 @@
                 <w:sz w:val="18"/>
                 <w:szCs w:val="18"/>
               </w:rPr>
-              <w:t xml:space="preserve">Teams の文字起こし。議事録の根拠として残す</w:t>
+              <w:t xml:space="preserve">このマニュアルと、図面・計画書進捗管理 運用マニュアル</w:t>
             </w:r>
           </w:p>
         </w:tc>
@@ -1418,7 +1463,7 @@
                 <w:sz w:val="18"/>
                 <w:szCs w:val="18"/>
               </w:rPr>
-              <w:t xml:space="preserve">自動（定例後）</w:t>
+              <w:t xml:space="preserve">フローの担当者</w:t>
             </w:r>
           </w:p>
         </w:tc>
@@ -1449,7 +1494,7 @@
                 <w:sz w:val="18"/>
                 <w:szCs w:val="18"/>
               </w:rPr>
-              <w:t xml:space="preserve">030_最新状況</w:t>
+              <w:t xml:space="preserve">902_課題リスト</w:t>
             </w:r>
           </w:p>
         </w:tc>
@@ -1478,7 +1523,7 @@
                 <w:sz w:val="18"/>
                 <w:szCs w:val="18"/>
               </w:rPr>
-              <w:t xml:space="preserve">最新_未決事項一覧。定例のたびに上書きされる（過去の版は Box のバージョン履歴に残る）</w:t>
+              <w:t xml:space="preserve">次回定例日の日付を付けた課題リスト。定例までの追記は各自がこのファイルに赤字で書く。直下には常に1つだけ置き、確認が済んだものは OLD に移る</w:t>
             </w:r>
           </w:p>
         </w:tc>
@@ -1507,96 +1552,7 @@
                 <w:sz w:val="18"/>
                 <w:szCs w:val="18"/>
               </w:rPr>
-              <w:t xml:space="preserve">自動（定例後）</w:t>
-            </w:r>
-          </w:p>
-        </w:tc>
-      </w:tr>
-      <w:tr>
-        <w:tc>
-          <w:tcPr>
-            <w:tcW w:type="dxa" w:w="2313"/>
-            <w:tcBorders>
-              <w:top w:val="single" w:color="A6A6A6" w:sz="4"/>
-              <w:left w:val="single" w:color="A6A6A6" w:sz="4"/>
-              <w:bottom w:val="single" w:color="A6A6A6" w:sz="4"/>
-              <w:right w:val="single" w:color="A6A6A6" w:sz="4"/>
-            </w:tcBorders>
-            <w:tcMar>
-              <w:top w:type="dxa" w:w="60"/>
-              <w:left w:type="dxa" w:w="100"/>
-              <w:bottom w:type="dxa" w:w="60"/>
-              <w:right w:type="dxa" w:w="100"/>
-            </w:tcMar>
-          </w:tcPr>
-          <w:p>
-            <w:pPr>
-              <w:spacing w:after="0" w:line="260"/>
-            </w:pPr>
-            <w:r>
-              <w:rPr>
-                <w:sz w:val="18"/>
-                <w:szCs w:val="18"/>
-              </w:rPr>
-              <w:t xml:space="preserve">090_運用マニュアル</w:t>
-            </w:r>
-          </w:p>
-        </w:tc>
-        <w:tc>
-          <w:tcPr>
-            <w:tcW w:type="dxa" w:w="5011"/>
-            <w:tcBorders>
-              <w:top w:val="single" w:color="A6A6A6" w:sz="4"/>
-              <w:left w:val="single" w:color="A6A6A6" w:sz="4"/>
-              <w:bottom w:val="single" w:color="A6A6A6" w:sz="4"/>
-              <w:right w:val="single" w:color="A6A6A6" w:sz="4"/>
-            </w:tcBorders>
-            <w:tcMar>
-              <w:top w:type="dxa" w:w="60"/>
-              <w:left w:type="dxa" w:w="100"/>
-              <w:bottom w:type="dxa" w:w="60"/>
-              <w:right w:type="dxa" w:w="100"/>
-            </w:tcMar>
-          </w:tcPr>
-          <w:p>
-            <w:pPr>
-              <w:spacing w:after="0" w:line="260"/>
-            </w:pPr>
-            <w:r>
-              <w:rPr>
-                <w:sz w:val="18"/>
-                <w:szCs w:val="18"/>
-              </w:rPr>
-              <w:t xml:space="preserve">このマニュアルと、図面・計画書進捗管理 運用マニュアル</w:t>
-            </w:r>
-          </w:p>
-        </w:tc>
-        <w:tc>
-          <w:tcPr>
-            <w:tcW w:type="dxa" w:w="2314"/>
-            <w:tcBorders>
-              <w:top w:val="single" w:color="A6A6A6" w:sz="4"/>
-              <w:left w:val="single" w:color="A6A6A6" w:sz="4"/>
-              <w:bottom w:val="single" w:color="A6A6A6" w:sz="4"/>
-              <w:right w:val="single" w:color="A6A6A6" w:sz="4"/>
-            </w:tcBorders>
-            <w:tcMar>
-              <w:top w:type="dxa" w:w="60"/>
-              <w:left w:type="dxa" w:w="100"/>
-              <w:bottom w:type="dxa" w:w="60"/>
-              <w:right w:type="dxa" w:w="100"/>
-            </w:tcMar>
-          </w:tcPr>
-          <w:p>
-            <w:pPr>
-              <w:spacing w:after="0" w:line="260"/>
-            </w:pPr>
-            <w:r>
-              <w:rPr>
-                <w:sz w:val="18"/>
-                <w:szCs w:val="18"/>
-              </w:rPr>
-              <w:t xml:space="preserve">自動化の担当者</w:t>
+              <w:t xml:space="preserve">自動（定例後）。追記は各自</w:t>
             </w:r>
           </w:p>
         </w:tc>
@@ -1617,7 +1573,7 @@
         <w:spacing w:after="60" w:line="280"/>
       </w:pPr>
       <w:r>
-        <w:t xml:space="preserve">010 のファイル名の日付は</w:t>
+        <w:t xml:space="preserve">901 のファイル名の日付は</w:t>
       </w:r>
       <w:r>
         <w:rPr>
@@ -1640,7 +1596,7 @@
         <w:spacing w:after="60" w:line="280"/>
       </w:pPr>
       <w:r>
-        <w:t xml:space="preserve">000 直下の課題リストの日付は</w:t>
+        <w:t xml:space="preserve">902 直下の課題リストの日付は</w:t>
       </w:r>
       <w:r>
         <w:rPr>
@@ -1685,7 +1641,7 @@
         <w:rPr>
           <w:color w:val="595959"/>
         </w:rPr>
-        <w:t xml:space="preserve">「椙山125WEST【社外共有02】他社設計 &gt; 900図面・計画書回覧フォルダ」の中には、このフォルダを作りません。Workato がそのフォルダを見張っていて、ファイル名に図面名や整理番号があると図面リストに日付を記入してしまうためです。</w:t>
+        <w:t xml:space="preserve">901・902 は「900図面・計画書回覧フォルダ」と同じ階層にあり、900 の中には何も置きません。Workato がそのフォルダを見張っていて、ファイル名に図面名や整理番号があると図面リストに日付を記入してしまうためです。</w:t>
       </w:r>
     </w:p>
     <w:p>
@@ -1721,7 +1677,7 @@
         <w:t xml:space="preserve">議題を作る</w:t>
       </w:r>
       <w:r>
-        <w:t xml:space="preserve">：Box の 010_定例打合せ議事録 に、議事録フォーマット（議事録フォーマット_修正版4.xlsx）をコピーし、「YYYYMMDD_第NN回_議題.xlsx」（定例の開催日）の名前にして、Box の中で議題を書く。</w:t>
+        <w:t xml:space="preserve">：Box の 901_総合定例会議資料 に、議事録フォーマット（議事録フォーマット_修正版4.xlsx）をコピーし、「YYYYMMDD_第NN回_議題.xlsx」（定例の開催日）の名前にして、Box の中で議題を書く。</w:t>
       </w:r>
     </w:p>
     <w:p>
@@ -1741,7 +1697,7 @@
         <w:t xml:space="preserve">課題リストを定例資料にする</w:t>
       </w:r>
       <w:r>
-        <w:t xml:space="preserve">：000_課題リスト 直下にある今回の定例日の課題リストを、010_定例打合せ議事録 に「YYYYMMDD_第NN回_課題リスト.xlsx」の名前でコピーする（課題リスト運用ルール②）。</w:t>
+        <w:t xml:space="preserve">：902_課題リスト 直下にある今回の定例日の課題リストを、901_総合定例会議資料 に「YYYYMMDD_第NN回_課題リスト.xlsx」の名前でコピーする（課題リスト運用ルール②）。</w:t>
       </w:r>
     </w:p>
     <w:p>
@@ -1774,7 +1730,7 @@
         <w:spacing w:after="60" w:line="280"/>
       </w:pPr>
       <w:r>
-        <w:t xml:space="preserve">お知らせのあとに課題リストへ追記があったときは、000 のファイルを直し、010 にコピーし直す（課題リスト運用ルール③）。</w:t>
+        <w:t xml:space="preserve">お知らせのあとに課題リストへ追記があったときは、902 のファイルを直し、901 にコピーし直す（課題リスト運用ルール③）。</w:t>
       </w:r>
     </w:p>
     <w:p>
@@ -2182,7 +2138,7 @@
                 <w:sz w:val="18"/>
                 <w:szCs w:val="18"/>
               </w:rPr>
-              <w:t xml:space="preserve">010</w:t>
+              <w:t xml:space="preserve">901</w:t>
             </w:r>
           </w:p>
         </w:tc>
@@ -2271,7 +2227,7 @@
                 <w:sz w:val="18"/>
                 <w:szCs w:val="18"/>
               </w:rPr>
-              <w:t xml:space="preserve">010</w:t>
+              <w:t xml:space="preserve">901</w:t>
             </w:r>
           </w:p>
         </w:tc>
@@ -2360,7 +2316,7 @@
                 <w:sz w:val="18"/>
                 <w:szCs w:val="18"/>
               </w:rPr>
-              <w:t xml:space="preserve">030</w:t>
+              <w:t xml:space="preserve">901</w:t>
             </w:r>
           </w:p>
         </w:tc>
@@ -2449,7 +2405,7 @@
                 <w:sz w:val="18"/>
                 <w:szCs w:val="18"/>
               </w:rPr>
-              <w:t xml:space="preserve">000</w:t>
+              <w:t xml:space="preserve">902</w:t>
             </w:r>
           </w:p>
         </w:tc>
@@ -2538,7 +2494,7 @@
                 <w:sz w:val="18"/>
                 <w:szCs w:val="18"/>
               </w:rPr>
-              <w:t xml:space="preserve">020</w:t>
+              <w:t xml:space="preserve">901/文字起こし</w:t>
             </w:r>
           </w:p>
         </w:tc>
@@ -2749,7 +2705,7 @@
                 <w:sz w:val="18"/>
                 <w:szCs w:val="18"/>
               </w:rPr>
-              <w:t xml:space="preserve">定例前に、010 に議題（YYYYMMDD_第NN回_議題.xlsx）を作り、課題リストを 010 にコピーする（YYYYMMDD_第NN回_課題リスト.xlsx）。関係者にお知らせメールを送る</w:t>
+              <w:t xml:space="preserve">定例前に、901 に議題（YYYYMMDD_第NN回_議題.xlsx）を作り、課題リストを 901 にコピーする（YYYYMMDD_第NN回_課題リスト.xlsx）。関係者にお知らせメールを送る</w:t>
             </w:r>
           </w:p>
         </w:tc>
@@ -2809,7 +2765,7 @@
                 <w:sz w:val="18"/>
                 <w:szCs w:val="18"/>
               </w:rPr>
-              <w:t xml:space="preserve">完了の通知が来たら、Box の議事録（案）を開いて確認・修正し、同じ名前で上書きする。「※要確認」は文字起こしや録音で確かめる。議事録要約の「課題リストの協議内容」を、000 に作られた次回定例日の課題リストに赤字で追記する（課題リスト運用ルール⑥）。「図面リストの更新が必要なもの」を現場・設備部に伝える</w:t>
+              <w:t xml:space="preserve">完了の通知が来たら、Box の議事録（案）を開いて確認・修正し、同じ名前で上書きする。「※要確認」は文字起こしや録音で確かめる。議事録要約の「課題リストの協議内容」を、902 に作られた次回定例日の課題リストに赤字で追記する（課題リスト運用ルール⑥）。「図面リストの更新が必要なもの」を現場・設備部に伝える</w:t>
             </w:r>
           </w:p>
         </w:tc>
@@ -3020,7 +2976,7 @@
                 <w:sz w:val="18"/>
                 <w:szCs w:val="18"/>
               </w:rPr>
-              <w:t xml:space="preserve">自動化の担当者</w:t>
+              <w:t xml:space="preserve">フローの担当者</w:t>
             </w:r>
           </w:p>
         </w:tc>
@@ -3049,7 +3005,7 @@
                 <w:sz w:val="18"/>
                 <w:szCs w:val="18"/>
               </w:rPr>
-              <w:t xml:space="preserve">通知が届いているかを確認する。エラーの通知が来たら対処する。担当者の異動時に接続を切り替える</w:t>
+              <w:t xml:space="preserve">この自動処理（Power Automate のフロー）を自分のアカウントで作り、持ち主として管理する人。完了の通知が届いているかを確認し、エラーが来たら対処する。異動するときはフローと接続を後任に引き継ぐ</w:t>
             </w:r>
           </w:p>
         </w:tc>
@@ -3086,7 +3042,7 @@
         <w:spacing w:after="60" w:line="280"/>
       </w:pPr>
       <w:r>
-        <w:t xml:space="preserve">000_課題リスト（OLD を含む）、010_定例打合せ議事録、030_最新状況、090_運用マニュアル</w:t>
+        <w:t xml:space="preserve">Box「椙山125WEST」の 901_総合定例会議資料（文字起こし・運用マニュアルを含む）と 902_課題リスト（OLD を含む）</w:t>
       </w:r>
     </w:p>
     <w:p>
@@ -3768,7 +3724,7 @@
                 <w:sz w:val="18"/>
                 <w:szCs w:val="18"/>
               </w:rPr>
-              <w:t xml:space="preserve">010 に、定例の開催日の名前の議題がない（ファイル名の日付や書き方が違う）</w:t>
+              <w:t xml:space="preserve">901 に、定例の開催日の名前の議題がない（ファイル名の日付や書き方が違う）</w:t>
             </w:r>
           </w:p>
         </w:tc>
@@ -3797,7 +3753,7 @@
                 <w:sz w:val="18"/>
                 <w:szCs w:val="18"/>
               </w:rPr>
-              <w:t xml:space="preserve">ファイル名を「YYYYMMDD_第NN回_議題.xlsx」に直し、自動化の担当者に議事録の作成のやり直しを頼む</w:t>
+              <w:t xml:space="preserve">ファイル名を「YYYYMMDD_第NN回_議題.xlsx」に直し、フローの担当者に議事録の作成のやり直しを頼む</w:t>
             </w:r>
           </w:p>
         </w:tc>
@@ -3886,7 +3842,7 @@
                 <w:sz w:val="18"/>
                 <w:szCs w:val="18"/>
               </w:rPr>
-              <w:t xml:space="preserve">000 直下の課題リストを OLD に移し、次回定例日の名前で課題リストを手で作る（全部黒字にし、右上の定例日を直す）</w:t>
+              <w:t xml:space="preserve">902 直下の課題リストを OLD に移し、次回定例日の名前で課題リストを手で作る（全部黒字にし、右上の定例日を直す）</w:t>
             </w:r>
           </w:p>
         </w:tc>
@@ -3975,7 +3931,7 @@
                 <w:sz w:val="18"/>
                 <w:szCs w:val="18"/>
               </w:rPr>
-              <w:t xml:space="preserve">開催者が Teams から文字起こしをダウンロードし、020_文字起こしに「YYYYMMDD_第NN回_文字起こし.vtt」の名前で置く（そこから自動で続きが動く）</w:t>
+              <w:t xml:space="preserve">開催者が Teams から文字起こしをダウンロードし、901_総合定例会議資料/文字起こしに「YYYYMMDD_第NN回_文字起こし.vtt」の名前で置く（そこから自動で続きが動く）</w:t>
             </w:r>
           </w:p>
         </w:tc>
@@ -4242,7 +4198,7 @@
                 <w:sz w:val="18"/>
                 <w:szCs w:val="18"/>
               </w:rPr>
-              <w:t xml:space="preserve">自動化の担当者に連絡する</w:t>
+              <w:t xml:space="preserve">フローの担当者に連絡する</w:t>
             </w:r>
           </w:p>
         </w:tc>
@@ -4950,7 +4906,7 @@
         <w:spacing w:after="60" w:line="280"/>
       </w:pPr>
       <w:r>
-        <w:t xml:space="preserve">担当者が異動するときは、フローの所有者と接続を後任または共用のアカウントに切り替えます。</w:t>
+        <w:t xml:space="preserve">フローの担当者が異動するときは、フローの所有者と接続を後任または共用のアカウントに切り替えます。</w:t>
       </w:r>
     </w:p>
     <w:p>
@@ -4984,20 +4940,7 @@
         <w:spacing w:after="60" w:line="280"/>
       </w:pPr>
       <w:r>
-        <w:t xml:space="preserve">Box の置き場所を決める（案：設計共有 Box「椙山125WEST【社外共有02】他社設計」の中に「椙山改修_定例会議」を作る。900図面・計画書回覧フォルダの外にする）</w:t>
-      </w:r>
-    </w:p>
-    <w:p>
-      <w:pPr>
-        <w:pStyle w:val="ListParagraph"/>
-        <w:numPr>
-          <w:ilvl w:val="0"/>
-          <w:numId w:val="4"/>
-        </w:numPr>
-        <w:spacing w:after="60" w:line="280"/>
-      </w:pPr>
-      <w:r>
-        <w:t xml:space="preserve">フローの所有者（自動化の担当者）を決める</w:t>
+        <w:t xml:space="preserve">フローの担当者（フローを自分のアカウントで作って管理する人。清水建設 生産技術部の担当者が想定）を決める</w:t>
       </w:r>
     </w:p>
     <w:p>

--- a/sugiyama-minutes-automation/manual/定例会議_議事録自動化_運用マニュアル.docx
+++ b/sugiyama-minutes-automation/manual/定例会議_議事録自動化_運用マニュアル.docx
@@ -4953,7 +4953,7 @@
         <w:spacing w:after="60" w:line="280"/>
       </w:pPr>
       <w:r>
-        <w:t xml:space="preserve">IT 管理者に、文字起こしを取得するアプリの登録を依頼する（できなければ、開催者が文字起こしを 020 に置く半自動の方式で運用する）</w:t>
+        <w:t xml:space="preserve">IT 管理者に、文字起こしを取得するアプリの登録を依頼する（できなければ、開催者が文字起こしを 901 の「文字起こし」フォルダに置く半自動の方式で運用する）</w:t>
       </w:r>
     </w:p>
     <w:p>
@@ -5005,7 +5005,7 @@
         <w:spacing w:after="60" w:line="280"/>
       </w:pPr>
       <w:r>
-        <w:t xml:space="preserve">テスト用の議題（YYYYMMDD_第99回_議題.xlsx）と課題リストを 010 に置き、短い Teams 会議で、議事録と次回用の課題リストの格納まで通しで1回動かす</w:t>
+        <w:t xml:space="preserve">テスト用の議題（YYYYMMDD_第99回_議題.xlsx）と課題リストを 901 に置き、短い Teams 会議で、議事録と次回用の課題リストの格納まで通しで1回動かす</w:t>
       </w:r>
     </w:p>
     <w:sectPr>

--- a/sugiyama-minutes-automation/manual/定例会議_議事録自動化_運用マニュアル.docx
+++ b/sugiyama-minutes-automation/manual/定例会議_議事録自動化_運用マニュアル.docx
@@ -2976,7 +2976,7 @@
                 <w:sz w:val="18"/>
                 <w:szCs w:val="18"/>
               </w:rPr>
-              <w:t xml:space="preserve">フローの担当者</w:t>
+              <w:t xml:space="preserve">フローの担当者（小山）</w:t>
             </w:r>
           </w:p>
         </w:tc>
@@ -4198,7 +4198,7 @@
                 <w:sz w:val="18"/>
                 <w:szCs w:val="18"/>
               </w:rPr>
-              <w:t xml:space="preserve">フローの担当者に連絡する</w:t>
+              <w:t xml:space="preserve">フローの担当者（小山）に連絡する</w:t>
             </w:r>
           </w:p>
         </w:tc>
@@ -4928,19 +4928,6 @@
       </w:pPr>
       <w:r>
         <w:t xml:space="preserve">10. 本番運用までに決めること</w:t>
-      </w:r>
-    </w:p>
-    <w:p>
-      <w:pPr>
-        <w:pStyle w:val="ListParagraph"/>
-        <w:numPr>
-          <w:ilvl w:val="0"/>
-          <w:numId w:val="4"/>
-        </w:numPr>
-        <w:spacing w:after="60" w:line="280"/>
-      </w:pPr>
-      <w:r>
-        <w:t xml:space="preserve">フローの担当者（フローを自分のアカウントで作って管理する人。清水建設 生産技術部の担当者が想定）を決める</w:t>
       </w:r>
     </w:p>
     <w:p>

--- a/sugiyama-minutes-automation/manual/定例会議_議事録自動化_運用マニュアル.docx
+++ b/sugiyama-minutes-automation/manual/定例会議_議事録自動化_運用マニュアル.docx
@@ -45,10 +45,10 @@
           <w:b/>
           <w:bCs/>
         </w:rPr>
-        <w:t xml:space="preserve">定例が終わったあとの議事録の作成と、議事録・課題リストの Box への格納を自動化</w:t>
-      </w:r>
-      <w:r>
-        <w:t xml:space="preserve">します。定例は Teams で録音・文字起こしし、情報はすべて Box に集めます。Box に集めた議事録・課題リスト・図面リストは、Box AI のアシスタントに質問して調べられます。</w:t>
+        <w:t xml:space="preserve">定例が終わったあとの議事録の作成と、議事録・課題リストの Box への格納を、社内の連携基盤 Workato で自動化</w:t>
+      </w:r>
+      <w:r>
+        <w:t xml:space="preserve">します。定例は Teams で録音・文字起こしし、情報はすべて Box に集めます。議事録の文章は、Workato から社内の LLM API（AI推進G）を通して AI が作ります。Box に集めた議事録・課題リスト・図面リストは、Box AI のアシスタントに質問して調べられます。</w:t>
       </w:r>
     </w:p>
     <w:p>
@@ -83,7 +83,7 @@
           <w:b/>
           <w:bCs/>
         </w:rPr>
-        <w:t xml:space="preserve">Teams で定例を開くこと</w:t>
+        <w:t xml:space="preserve">定例後に Teams の文字起こしを Box に置くこと</w:t>
       </w:r>
       <w:r>
         <w:t xml:space="preserve">、</w:t>
@@ -112,7 +112,7 @@
         <w:spacing w:after="100" w:line="300"/>
       </w:pPr>
       <w:r>
-        <w:t xml:space="preserve">担当者が定例前に Box へ議題と課題リストを置いておけば、定例が終わった30分後に、議事録と次回用の課題リストが自動で作られ、Box に格納されます。</w:t>
+        <w:t xml:space="preserve">担当者が定例前に Box へ議題と課題リストを置いておき、定例後に開催者が文字起こしを Box に置けば、数分で議事録と次回用の課題リストが自動で作られ、Box に格納されます。</w:t>
       </w:r>
     </w:p>
     <w:tbl>
@@ -497,7 +497,7 @@
                 <w:sz w:val="18"/>
                 <w:szCs w:val="18"/>
               </w:rPr>
-              <w:t xml:space="preserve">録音と文字起こしを自動で開始</w:t>
+              <w:t xml:space="preserve">録音と文字起こしを自動で開始（会議のオプションで設定）</w:t>
             </w:r>
           </w:p>
         </w:tc>
@@ -528,7 +528,7 @@
                 <w:sz w:val="18"/>
                 <w:szCs w:val="18"/>
               </w:rPr>
-              <w:t xml:space="preserve">③ 議事録の作成</w:t>
+              <w:t xml:space="preserve">③ 文字起こしを置く</w:t>
             </w:r>
           </w:p>
         </w:tc>
@@ -557,7 +557,7 @@
                 <w:sz w:val="18"/>
                 <w:szCs w:val="18"/>
               </w:rPr>
-              <w:t xml:space="preserve">（自動）</w:t>
+              <w:t xml:space="preserve">定例の開催者</w:t>
             </w:r>
           </w:p>
         </w:tc>
@@ -586,7 +586,7 @@
                 <w:sz w:val="18"/>
                 <w:szCs w:val="18"/>
               </w:rPr>
-              <w:t xml:space="preserve">―</w:t>
+              <w:t xml:space="preserve">Teams・Box</w:t>
             </w:r>
           </w:p>
         </w:tc>
@@ -615,7 +615,7 @@
                 <w:sz w:val="18"/>
                 <w:szCs w:val="18"/>
               </w:rPr>
-              <w:t xml:space="preserve">会議終了の30分後に、議題に結果を書き込んで「議事録」として格納。議事録要約を作成。未決事項一覧を更新。課題リストを OLD に移し、次回定例日の課題リスト（全部黒字）を作る。Teams に完了を通知</w:t>
+              <w:t xml:space="preserve">（人の作業）Teams から文字起こし（.vtt）をダウンロードし、Box「901_総合定例会議資料/文字起こし/00_受付」に置く</w:t>
             </w:r>
           </w:p>
         </w:tc>
@@ -646,7 +646,7 @@
                 <w:sz w:val="18"/>
                 <w:szCs w:val="18"/>
               </w:rPr>
-              <w:t xml:space="preserve">④ 確認・確定</w:t>
+              <w:t xml:space="preserve">④ 議事録の作成</w:t>
             </w:r>
           </w:p>
         </w:tc>
@@ -675,7 +675,7 @@
                 <w:sz w:val="18"/>
                 <w:szCs w:val="18"/>
               </w:rPr>
-              <w:t xml:space="preserve">清水建設（議事録の担当）</w:t>
+              <w:t xml:space="preserve">（自動）</w:t>
             </w:r>
           </w:p>
         </w:tc>
@@ -704,7 +704,7 @@
                 <w:sz w:val="18"/>
                 <w:szCs w:val="18"/>
               </w:rPr>
-              <w:t xml:space="preserve">Box</w:t>
+              <w:t xml:space="preserve">―</w:t>
             </w:r>
           </w:p>
         </w:tc>
@@ -733,7 +733,7 @@
                 <w:sz w:val="18"/>
                 <w:szCs w:val="18"/>
               </w:rPr>
-              <w:t xml:space="preserve">（人の作業）議事録（案）を確認・修正して上書き。次回用の課題リストに協議内容を赤字で追記</w:t>
+              <w:t xml:space="preserve">文字起こしが置かれると Workato が動き、議題に結果を書き込んで「議事録」として格納。議事録要約を作成。未決事項一覧を更新。課題リストを OLD に移し、次回定例日の課題リスト（全部黒字）を作る。WowTalk に完了を通知</w:t>
             </w:r>
           </w:p>
         </w:tc>
@@ -764,7 +764,125 @@
                 <w:sz w:val="18"/>
                 <w:szCs w:val="18"/>
               </w:rPr>
-              <w:t xml:space="preserve">⑤ 調べる</w:t>
+              <w:t xml:space="preserve">⑤ 確認・確定</w:t>
+            </w:r>
+          </w:p>
+        </w:tc>
+        <w:tc>
+          <w:tcPr>
+            <w:tcW w:type="dxa" w:w="1927"/>
+            <w:tcBorders>
+              <w:top w:val="single" w:color="A6A6A6" w:sz="4"/>
+              <w:left w:val="single" w:color="A6A6A6" w:sz="4"/>
+              <w:bottom w:val="single" w:color="A6A6A6" w:sz="4"/>
+              <w:right w:val="single" w:color="A6A6A6" w:sz="4"/>
+            </w:tcBorders>
+            <w:tcMar>
+              <w:top w:type="dxa" w:w="60"/>
+              <w:left w:type="dxa" w:w="100"/>
+              <w:bottom w:type="dxa" w:w="60"/>
+              <w:right w:type="dxa" w:w="100"/>
+            </w:tcMar>
+          </w:tcPr>
+          <w:p>
+            <w:pPr>
+              <w:spacing w:after="0" w:line="260"/>
+            </w:pPr>
+            <w:r>
+              <w:rPr>
+                <w:sz w:val="18"/>
+                <w:szCs w:val="18"/>
+              </w:rPr>
+              <w:t xml:space="preserve">清水建設（議事録の担当）</w:t>
+            </w:r>
+          </w:p>
+        </w:tc>
+        <w:tc>
+          <w:tcPr>
+            <w:tcW w:type="dxa" w:w="2120"/>
+            <w:tcBorders>
+              <w:top w:val="single" w:color="A6A6A6" w:sz="4"/>
+              <w:left w:val="single" w:color="A6A6A6" w:sz="4"/>
+              <w:bottom w:val="single" w:color="A6A6A6" w:sz="4"/>
+              <w:right w:val="single" w:color="A6A6A6" w:sz="4"/>
+            </w:tcBorders>
+            <w:tcMar>
+              <w:top w:type="dxa" w:w="60"/>
+              <w:left w:type="dxa" w:w="100"/>
+              <w:bottom w:type="dxa" w:w="60"/>
+              <w:right w:type="dxa" w:w="100"/>
+            </w:tcMar>
+          </w:tcPr>
+          <w:p>
+            <w:pPr>
+              <w:spacing w:after="0" w:line="260"/>
+            </w:pPr>
+            <w:r>
+              <w:rPr>
+                <w:sz w:val="18"/>
+                <w:szCs w:val="18"/>
+              </w:rPr>
+              <w:t xml:space="preserve">Box</w:t>
+            </w:r>
+          </w:p>
+        </w:tc>
+        <w:tc>
+          <w:tcPr>
+            <w:tcW w:type="dxa" w:w="3857"/>
+            <w:tcBorders>
+              <w:top w:val="single" w:color="A6A6A6" w:sz="4"/>
+              <w:left w:val="single" w:color="A6A6A6" w:sz="4"/>
+              <w:bottom w:val="single" w:color="A6A6A6" w:sz="4"/>
+              <w:right w:val="single" w:color="A6A6A6" w:sz="4"/>
+            </w:tcBorders>
+            <w:tcMar>
+              <w:top w:type="dxa" w:w="60"/>
+              <w:left w:type="dxa" w:w="100"/>
+              <w:bottom w:type="dxa" w:w="60"/>
+              <w:right w:type="dxa" w:w="100"/>
+            </w:tcMar>
+          </w:tcPr>
+          <w:p>
+            <w:pPr>
+              <w:spacing w:after="0" w:line="260"/>
+            </w:pPr>
+            <w:r>
+              <w:rPr>
+                <w:sz w:val="18"/>
+                <w:szCs w:val="18"/>
+              </w:rPr>
+              <w:t xml:space="preserve">（人の作業）議事録（案）を確認・修正して上書き。次回用の課題リストに協議内容を赤字で追記</w:t>
+            </w:r>
+          </w:p>
+        </w:tc>
+      </w:tr>
+      <w:tr>
+        <w:tc>
+          <w:tcPr>
+            <w:tcW w:type="dxa" w:w="1734"/>
+            <w:tcBorders>
+              <w:top w:val="single" w:color="A6A6A6" w:sz="4"/>
+              <w:left w:val="single" w:color="A6A6A6" w:sz="4"/>
+              <w:bottom w:val="single" w:color="A6A6A6" w:sz="4"/>
+              <w:right w:val="single" w:color="A6A6A6" w:sz="4"/>
+            </w:tcBorders>
+            <w:tcMar>
+              <w:top w:type="dxa" w:w="60"/>
+              <w:left w:type="dxa" w:w="100"/>
+              <w:bottom w:type="dxa" w:w="60"/>
+              <w:right w:type="dxa" w:w="100"/>
+            </w:tcMar>
+          </w:tcPr>
+          <w:p>
+            <w:pPr>
+              <w:spacing w:after="0" w:line="260"/>
+            </w:pPr>
+            <w:r>
+              <w:rPr>
+                <w:sz w:val="18"/>
+                <w:szCs w:val="18"/>
+              </w:rPr>
+              <w:t xml:space="preserve">⑥ 調べる</w:t>
             </w:r>
           </w:p>
         </w:tc>
@@ -1020,7 +1138,22 @@
           <w:sz w:val="18"/>
           <w:szCs w:val="18"/>
         </w:rPr>
-        <w:t xml:space="preserve">│   ├── 文字起こし/                       ← 自動</w:t>
+        <w:t xml:space="preserve">│   ├── 文字起こし/                       ← 自動（受付から移す）</w:t>
+      </w:r>
+    </w:p>
+    <w:p>
+      <w:pPr>
+        <w:shd w:fill="F2F2F2" w:color="auto" w:val="clear"/>
+        <w:spacing w:after="0" w:line="260"/>
+        <w:ind w:left="120" w:right="120"/>
+      </w:pPr>
+      <w:r>
+        <w:rPr>
+          <w:rFonts w:ascii="Consolas" w:eastAsia="ＭＳ ゴシック" w:hAnsi="Consolas"/>
+          <w:sz w:val="18"/>
+          <w:szCs w:val="18"/>
+        </w:rPr>
+        <w:t xml:space="preserve">│   │   └── 00_受付/                      ← 開催者が文字起こしを置く</w:t>
       </w:r>
     </w:p>
     <w:p>
@@ -1345,7 +1478,7 @@
                 <w:sz w:val="18"/>
                 <w:szCs w:val="18"/>
               </w:rPr>
-              <w:t xml:space="preserve">Teams の文字起こし。議事録の根拠として残す</w:t>
+              <w:t xml:space="preserve">Teams の文字起こし。議事録の根拠として残す。開催者は中の「00_受付」に置き、Workato がここへ移して名前をそろえる</w:t>
             </w:r>
           </w:p>
         </w:tc>
@@ -1374,7 +1507,7 @@
                 <w:sz w:val="18"/>
                 <w:szCs w:val="18"/>
               </w:rPr>
-              <w:t xml:space="preserve">自動（定例後）</w:t>
+              <w:t xml:space="preserve">受付へは開催者。移すのは自動</w:t>
             </w:r>
           </w:p>
         </w:tc>
@@ -1463,7 +1596,7 @@
                 <w:sz w:val="18"/>
                 <w:szCs w:val="18"/>
               </w:rPr>
-              <w:t xml:space="preserve">フローの担当者</w:t>
+              <w:t xml:space="preserve">レシピの担当者</w:t>
             </w:r>
           </w:p>
         </w:tc>
@@ -1745,7 +1878,7 @@
         <w:rPr>
           <w:color w:val="595959"/>
         </w:rPr>
-        <w:t xml:space="preserve">議題と課題リストのファイル名が違うと、定例後に自動処理が見つけられず、Teams に「議題が見つかりません」と通知されます。</w:t>
+        <w:t xml:space="preserve">議題と課題リストのファイル名が違うと、定例後に自動処理が見つけられず、WowTalk に「議題が見つかりません」と通知されます。</w:t>
       </w:r>
     </w:p>
     <w:p>
@@ -1766,17 +1899,7 @@
         <w:spacing w:after="60" w:line="280"/>
       </w:pPr>
       <w:r>
-        <w:t xml:space="preserve">E列に議題No、F〜T列に議題の本文を書きます。</w:t>
-      </w:r>
-      <w:r>
-        <w:rPr>
-          <w:b/>
-          <w:bCs/>
-        </w:rPr>
-        <w:t xml:space="preserve">V列（打合せ結果）は空けておきます。</w:t>
-      </w:r>
-      <w:r>
-        <w:t xml:space="preserve">定例後に自動で書き込まれます。</w:t>
+        <w:t xml:space="preserve">年月日・時間・場所を書きます。議事録にもそのまま使われます。</w:t>
       </w:r>
     </w:p>
     <w:p>
@@ -1789,7 +1912,17 @@
         <w:spacing w:after="60" w:line="280"/>
       </w:pPr>
       <w:r>
-        <w:t xml:space="preserve">結果が長くなりそうな議題は、議題の下に空行を数行入れておきます。議題の行数が、結果を書ける行数になります。</w:t>
+        <w:t xml:space="preserve">E列に議題No、F〜T列に議題の本文を書きます。</w:t>
+      </w:r>
+      <w:r>
+        <w:rPr>
+          <w:b/>
+          <w:bCs/>
+        </w:rPr>
+        <w:t xml:space="preserve">V列（打合せ結果）は空けておきます。</w:t>
+      </w:r>
+      <w:r>
+        <w:t xml:space="preserve">定例後に自動で書き込まれます。</w:t>
       </w:r>
     </w:p>
     <w:p>
@@ -1802,7 +1935,7 @@
         <w:spacing w:after="60" w:line="280"/>
       </w:pPr>
       <w:r>
-        <w:t xml:space="preserve">参加者名簿に新しい出席者を追加しておきます。名簿にない人には出席のチェックが付きません。</w:t>
+        <w:t xml:space="preserve">結果が長くなりそうな議題は、議題の下に空行を数行入れておきます。議題の行数が、結果を書ける行数になります。</w:t>
       </w:r>
     </w:p>
     <w:p>
@@ -1815,33 +1948,7 @@
         <w:spacing w:after="60" w:line="280"/>
       </w:pPr>
       <w:r>
-        <w:t xml:space="preserve">名簿の出席チェックボックスは、非表示の AM 列（現地）・AN 列（WEB）とつながっています。</w:t>
-      </w:r>
-      <w:r>
-        <w:rPr>
-          <w:b/>
-          <w:bCs/>
-        </w:rPr>
-        <w:t xml:space="preserve">AM・AN 列を表示・削除したり、名簿の行や列を挿入・削除したりしないでください。</w:t>
-      </w:r>
-      <w:r>
-        <w:t xml:space="preserve">チェックの位置がずれます。</w:t>
-      </w:r>
-    </w:p>
-    <w:p>
-      <w:pPr>
-        <w:pStyle w:val="Heading1"/>
-      </w:pPr>
-      <w:r>
-        <w:t xml:space="preserve">4. 定例会議のやり方（Teams）</w:t>
-      </w:r>
-    </w:p>
-    <w:p>
-      <w:pPr>
-        <w:spacing w:after="100" w:line="300"/>
-      </w:pPr>
-      <w:r>
-        <w:t xml:space="preserve">議事録の精度は、録音の聞き取りやすさで決まります。次の点を守ってください。</w:t>
+        <w:t xml:space="preserve">参加者名簿に新しい出席者を追加しておきます。名簿にない人には出席のチェックが付きません。</w:t>
       </w:r>
     </w:p>
     <w:p>
@@ -1854,7 +1961,33 @@
         <w:spacing w:after="60" w:line="280"/>
       </w:pPr>
       <w:r>
-        <w:t xml:space="preserve">定例は Teams 会議で開きます。予定の件名には「椙山」と「定例」を入れます（システムはこの予定の終了時刻を見て動きます）。</w:t>
+        <w:t xml:space="preserve">名簿の出席チェックボックスは、非表示の AM 列（現地）・AN 列（WEB）とつながっています。</w:t>
+      </w:r>
+      <w:r>
+        <w:rPr>
+          <w:b/>
+          <w:bCs/>
+        </w:rPr>
+        <w:t xml:space="preserve">AM・AN 列を表示・削除したり、名簿の行や列を挿入・削除したりしないでください。</w:t>
+      </w:r>
+      <w:r>
+        <w:t xml:space="preserve">チェックの位置がずれます。</w:t>
+      </w:r>
+    </w:p>
+    <w:p>
+      <w:pPr>
+        <w:pStyle w:val="Heading1"/>
+      </w:pPr>
+      <w:r>
+        <w:t xml:space="preserve">4. 定例会議のやり方（Teams）</w:t>
+      </w:r>
+    </w:p>
+    <w:p>
+      <w:pPr>
+        <w:spacing w:after="100" w:line="300"/>
+      </w:pPr>
+      <w:r>
+        <w:t xml:space="preserve">議事録の精度は、録音の聞き取りやすさで決まります。次の点を守ってください。</w:t>
       </w:r>
     </w:p>
     <w:p>
@@ -1867,7 +2000,7 @@
         <w:spacing w:after="60" w:line="280"/>
       </w:pPr>
       <w:r>
-        <w:t xml:space="preserve">録音と文字起こしは、会議のオプションで自動で始まるように設定してあります。始まっていなければ、開催者が「レコーディングと文字起こし」を開始します。</w:t>
+        <w:t xml:space="preserve">定例は Teams 会議で開きます。</w:t>
       </w:r>
     </w:p>
     <w:p>
@@ -1880,7 +2013,7 @@
         <w:spacing w:after="60" w:line="280"/>
       </w:pPr>
       <w:r>
-        <w:t xml:space="preserve">現地の出席者も、会議室の PC から Teams に接続します。</w:t>
+        <w:t xml:space="preserve">録音と文字起こしは、会議のオプションで自動で始まるように設定してあります。始まっていなければ、開催者が「レコーディングと文字起こし」を開始します。</w:t>
       </w:r>
     </w:p>
     <w:p>
@@ -1893,14 +2026,7 @@
         <w:spacing w:after="60" w:line="280"/>
       </w:pPr>
       <w:r>
-        <w:rPr>
-          <w:b/>
-          <w:bCs/>
-        </w:rPr>
-        <w:t xml:space="preserve">発言の前に名乗ります</w:t>
-      </w:r>
-      <w:r>
-        <w:t xml:space="preserve">（例：「清水建設の金子です」）。会議室のマイクでは話者がすべて「会議室」と記録されるため、名乗らないと誰の発言か分かりません。</w:t>
+        <w:t xml:space="preserve">現地の出席者も、会議室の PC から Teams に接続します。</w:t>
       </w:r>
     </w:p>
     <w:p>
@@ -1917,10 +2043,10 @@
           <w:b/>
           <w:bCs/>
         </w:rPr>
-        <w:t xml:space="preserve">議題は番号で呼びます</w:t>
-      </w:r>
-      <w:r>
-        <w:t xml:space="preserve">（例：「議題3、AD1 のセンサーについて」）。議題ごとの結果に正しく振り分けられます。</w:t>
+        <w:t xml:space="preserve">発言の前に名乗ります</w:t>
+      </w:r>
+      <w:r>
+        <w:t xml:space="preserve">（例：「清水建設の金子です」）。会議室のマイクでは話者がすべて「会議室」と記録されるため、名乗らないと誰の発言か分かりません。</w:t>
       </w:r>
     </w:p>
     <w:p>
@@ -1933,7 +2059,14 @@
         <w:spacing w:after="60" w:line="280"/>
       </w:pPr>
       <w:r>
-        <w:t xml:space="preserve">課題リストの課題も番号で呼びます（例：「課題5、竣工式について」）。</w:t>
+        <w:rPr>
+          <w:b/>
+          <w:bCs/>
+        </w:rPr>
+        <w:t xml:space="preserve">議題は番号で呼びます</w:t>
+      </w:r>
+      <w:r>
+        <w:t xml:space="preserve">（例：「議題3、AD1 のセンサーについて」）。議題ごとの結果に正しく振り分けられます。</w:t>
       </w:r>
     </w:p>
     <w:p>
@@ -1946,11 +2079,114 @@
         <w:spacing w:after="60" w:line="280"/>
       </w:pPr>
       <w:r>
+        <w:t xml:space="preserve">課題リストの課題も番号で呼びます（例：「課題5、竣工式について」）。</w:t>
+      </w:r>
+    </w:p>
+    <w:p>
+      <w:pPr>
+        <w:pStyle w:val="ListParagraph"/>
+        <w:numPr>
+          <w:ilvl w:val="0"/>
+          <w:numId w:val="2"/>
+        </w:numPr>
+        <w:spacing w:after="60" w:line="280"/>
+      </w:pPr>
+      <w:r>
         <w:t xml:space="preserve">決定したこと、宿題（誰が・何を・いつまでに）、次回・次々回の開催日時は、はっきり言葉にします。</w:t>
       </w:r>
     </w:p>
     <w:p>
       <w:pPr>
+        <w:pStyle w:val="Heading2"/>
+      </w:pPr>
+      <w:r>
+        <w:t xml:space="preserve">定例後：文字起こしを Box に置く（開催者）</w:t>
+      </w:r>
+    </w:p>
+    <w:p>
+      <w:pPr>
+        <w:spacing w:after="100" w:line="300"/>
+      </w:pPr>
+      <w:r>
+        <w:t xml:space="preserve">議事録を作る自動処理は、文字起こしが Box に置かれると動き始めます。定例が終わったら、</w:t>
+      </w:r>
+      <w:r>
+        <w:rPr>
+          <w:b/>
+          <w:bCs/>
+        </w:rPr>
+        <w:t xml:space="preserve">その日のうちに</w:t>
+      </w:r>
+      <w:r>
+        <w:t xml:space="preserve">次の手順で置いてください。</w:t>
+      </w:r>
+    </w:p>
+    <w:p>
+      <w:pPr>
+        <w:pStyle w:val="ListParagraph"/>
+        <w:numPr>
+          <w:ilvl w:val="0"/>
+          <w:numId w:val="4"/>
+        </w:numPr>
+        <w:spacing w:after="60" w:line="280"/>
+      </w:pPr>
+      <w:r>
+        <w:t xml:space="preserve">Teams で定例会議の予定（またはチャット）を開き、「レコーディングと文字起こし」を選ぶ。</w:t>
+      </w:r>
+    </w:p>
+    <w:p>
+      <w:pPr>
+        <w:pStyle w:val="ListParagraph"/>
+        <w:numPr>
+          <w:ilvl w:val="0"/>
+          <w:numId w:val="4"/>
+        </w:numPr>
+        <w:spacing w:after="60" w:line="280"/>
+      </w:pPr>
+      <w:r>
+        <w:t xml:space="preserve">「文字起こし」の「ダウンロード」から、</w:t>
+      </w:r>
+      <w:r>
+        <w:rPr>
+          <w:b/>
+          <w:bCs/>
+        </w:rPr>
+        <w:t xml:space="preserve">「.vtt としてダウンロード」</w:t>
+      </w:r>
+      <w:r>
+        <w:t xml:space="preserve">を選ぶ（.docx ではなく .vtt）。</w:t>
+      </w:r>
+    </w:p>
+    <w:p>
+      <w:pPr>
+        <w:pStyle w:val="ListParagraph"/>
+        <w:numPr>
+          <w:ilvl w:val="0"/>
+          <w:numId w:val="4"/>
+        </w:numPr>
+        <w:spacing w:after="60" w:line="280"/>
+      </w:pPr>
+      <w:r>
+        <w:t xml:space="preserve">Box「椙山125WEST &gt; 901_総合定例会議資料 &gt; 文字起こし &gt; 00_受付」にアップロードする。ファイル名は変えなくてよい。</w:t>
+      </w:r>
+    </w:p>
+    <w:p>
+      <w:pPr>
+        <w:pBdr>
+          <w:left w:val="single" w:color="2E74B5" w:sz="18" w:space="8"/>
+        </w:pBdr>
+        <w:spacing w:after="100" w:line="280"/>
+        <w:ind w:left="200"/>
+      </w:pPr>
+      <w:r>
+        <w:rPr>
+          <w:color w:val="595959"/>
+        </w:rPr>
+        <w:t xml:space="preserve">開催日の翌日以降に置くときは、ファイル名の先頭に開催日（例：20261002_）を付けてください。付いていないと、置いた日が開催日とみなされ、議題が見つかりません。</w:t>
+      </w:r>
+    </w:p>
+    <w:p>
+      <w:pPr>
         <w:pStyle w:val="Heading1"/>
       </w:pPr>
       <w:r>
@@ -1962,7 +2198,7 @@
         <w:spacing w:after="100" w:line="300"/>
       </w:pPr>
       <w:r>
-        <w:t xml:space="preserve">会議の終了時刻の30分後に処理が始まり、終わると Teams のチャネルに完了の通知とリンクが届きます。</w:t>
+        <w:t xml:space="preserve">文字起こしを置くと処理が始まり、数分で WowTalk に完了の通知とリンクが届きます。</w:t>
       </w:r>
     </w:p>
     <w:tbl>
@@ -2167,7 +2403,7 @@
                 <w:sz w:val="18"/>
                 <w:szCs w:val="18"/>
               </w:rPr>
-              <w:t xml:space="preserve">議題ファイルに、打合せ結果（【決定】【承認】【保留】などと結論、宿題）、年月日・時間・場所、出席者のチェック、次回・次々回開催を書き込んだもの。議題にない話題で決まったことは、最後の議題の後ろに「（議題外）」として追記</w:t>
+              <w:t xml:space="preserve">議題ファイルに、打合せ結果（【決定】【承認】【保留】などと結論、宿題）、表題（「議題」→「議事録」）、出席者のチェック、次回・次々回開催を書き込んだもの。年月日・時間・場所は、担当者が議題に書いたものをそのまま使う。議題にない話題で決まったことは、最後の議題の後ろに「（議題外）」として追記</w:t>
             </w:r>
           </w:p>
         </w:tc>
@@ -2434,7 +2670,7 @@
                 <w:sz w:val="18"/>
                 <w:szCs w:val="18"/>
               </w:rPr>
-              <w:t xml:space="preserve">定例で確認した課題リストを全部黒字に戻し、右上の定例日を次回定例日にしたもの（課題リスト運用ルール⑤）。それまで直下にあった課題リストは OLD に移る。次回定例日は、定例で話された日付か、Outlook の次の定例の予定から決める</w:t>
+              <w:t xml:space="preserve">定例で確認した課題リストを全部黒字に戻し、右上の定例日を次回定例日にしたもの（課題リスト運用ルール⑤）。それまで直下にあった課題リストは OLD に移る。次回定例日は定例で話された日付。話されなかったときは開催日の7日後とし、WowTalk で知らせる</w:t>
             </w:r>
           </w:p>
         </w:tc>
@@ -2562,7 +2798,7 @@
         <w:spacing w:after="100" w:line="300"/>
       </w:pPr>
       <w:r>
-        <w:t xml:space="preserve">人がやるのは、決められた名前で議題と課題リストを Box に置くこと、Teams で定例を開くこと、議事録（案）を確認することです。</w:t>
+        <w:t xml:space="preserve">人がやるのは、決められた名前で議題と課題リストを Box に置くこと、Teams で定例を開くこと、定例後に文字起こしを Box に置くこと、議事録（案）を確認することです。</w:t>
       </w:r>
     </w:p>
     <w:tbl>
@@ -2825,7 +3061,7 @@
                 <w:sz w:val="18"/>
                 <w:szCs w:val="18"/>
               </w:rPr>
-              <w:t xml:space="preserve">最初に一度、Teams 会議のオプションで自動録音・自動文字起こしをオンにする。定例の予定の件名に「椙山」と「定例」を入れる</w:t>
+              <w:t xml:space="preserve">最初に一度、Teams 会議のオプションで自動録音・自動文字起こしをオンにする。定例が終わったら、その日のうちに文字起こし（.vtt）を Box の 00_受付 に置く</w:t>
             </w:r>
           </w:p>
         </w:tc>
@@ -2976,7 +3212,7 @@
                 <w:sz w:val="18"/>
                 <w:szCs w:val="18"/>
               </w:rPr>
-              <w:t xml:space="preserve">フローの担当者（小山）</w:t>
+              <w:t xml:space="preserve">レシピの担当者（小山）</w:t>
             </w:r>
           </w:p>
         </w:tc>
@@ -3005,7 +3241,7 @@
                 <w:sz w:val="18"/>
                 <w:szCs w:val="18"/>
               </w:rPr>
-              <w:t xml:space="preserve">この自動処理（Power Automate のフロー）を自分のアカウントで作り、持ち主として管理する人。完了の通知が届いているかを確認し、エラーが来たら対処する。異動するときはフローと接続を後任に引き継ぐ</w:t>
+              <w:t xml:space="preserve">この自動処理（Workato のレシピ）を作り、持ち主として管理する人。完了の通知が届いているかを確認し、エラーが来たら対処する。異動するときはレシピとコネクションを後任に引き継ぐ</w:t>
             </w:r>
           </w:p>
         </w:tc>
@@ -3548,7 +3784,7 @@
         <w:spacing w:after="100" w:line="300"/>
       </w:pPr>
       <w:r>
-        <w:t xml:space="preserve">うまくいかなかったときは、Teams のチャネルに通知が届きます。内容に合わせて対処してください。</w:t>
+        <w:t xml:space="preserve">うまくいかなかったときは、WowTalk に通知が届きます。文字起こしは 00_受付 に残るので、原因を直してから置き直せばやり直せます。</w:t>
       </w:r>
     </w:p>
     <w:tbl>
@@ -3724,7 +3960,7 @@
                 <w:sz w:val="18"/>
                 <w:szCs w:val="18"/>
               </w:rPr>
-              <w:t xml:space="preserve">901 に、定例の開催日の名前の議題がない（ファイル名の日付や書き方が違う）</w:t>
+              <w:t xml:space="preserve">901 に、定例の開催日の名前の議題がない（ファイル名の日付や書き方が違う）。または開催日の翌日以降に、日付を付けずに文字起こしを置いた</w:t>
             </w:r>
           </w:p>
         </w:tc>
@@ -3753,7 +3989,7 @@
                 <w:sz w:val="18"/>
                 <w:szCs w:val="18"/>
               </w:rPr>
-              <w:t xml:space="preserve">ファイル名を「YYYYMMDD_第NN回_議題.xlsx」に直し、フローの担当者に議事録の作成のやり直しを頼む</w:t>
+              <w:t xml:space="preserve">議題のファイル名を「YYYYMMDD_第NN回_議題.xlsx」に直すか、文字起こしのファイル名の先頭に開催日を付けて、00_受付 に置き直す</w:t>
             </w:r>
           </w:p>
         </w:tc>
@@ -3784,7 +4020,7 @@
                 <w:sz w:val="18"/>
                 <w:szCs w:val="18"/>
               </w:rPr>
-              <w:t xml:space="preserve">次回定例日が分からないため課題リストを作っていません</w:t>
+              <w:t xml:space="preserve">次回定例日を7日後にしました</w:t>
             </w:r>
           </w:p>
         </w:tc>
@@ -3813,7 +4049,7 @@
                 <w:sz w:val="18"/>
                 <w:szCs w:val="18"/>
               </w:rPr>
-              <w:t xml:space="preserve">定例で次回の日付が話されず、Outlook にも次の定例の予定がない</w:t>
+              <w:t xml:space="preserve">定例で次回の日付が話されなかった</w:t>
             </w:r>
           </w:p>
         </w:tc>
@@ -3842,7 +4078,7 @@
                 <w:sz w:val="18"/>
                 <w:szCs w:val="18"/>
               </w:rPr>
-              <w:t xml:space="preserve">902 直下の課題リストを OLD に移し、次回定例日の名前で課題リストを手で作る（全部黒字にし、右上の定例日を直す）</w:t>
+              <w:t xml:space="preserve">日付が違うときは、902 直下の課題リストの名前と右上の定例日を手で直す</w:t>
             </w:r>
           </w:p>
         </w:tc>
@@ -3873,7 +4109,7 @@
                 <w:sz w:val="18"/>
                 <w:szCs w:val="18"/>
               </w:rPr>
-              <w:t xml:space="preserve">文字起こしが取得できません</w:t>
+              <w:t xml:space="preserve">文字起こしは .vtt で置いてください</w:t>
             </w:r>
           </w:p>
         </w:tc>
@@ -3902,7 +4138,7 @@
                 <w:sz w:val="18"/>
                 <w:szCs w:val="18"/>
               </w:rPr>
-              <w:t xml:space="preserve">録音・文字起こしが始まっていなかった、または生成が遅れている</w:t>
+              <w:t xml:space="preserve">文字起こしを .docx など .vtt 以外でダウンロードした</w:t>
             </w:r>
           </w:p>
         </w:tc>
@@ -3931,7 +4167,7 @@
                 <w:sz w:val="18"/>
                 <w:szCs w:val="18"/>
               </w:rPr>
-              <w:t xml:space="preserve">開催者が Teams から文字起こしをダウンロードし、901_総合定例会議資料/文字起こしに「YYYYMMDD_第NN回_文字起こし.vtt」の名前で置く（そこから自動で続きが動く）</w:t>
+              <w:t xml:space="preserve">Teams から「.vtt としてダウンロード」し直して、00_受付 に置き直す</w:t>
             </w:r>
           </w:p>
         </w:tc>
@@ -3962,7 +4198,7 @@
                 <w:sz w:val="18"/>
                 <w:szCs w:val="18"/>
               </w:rPr>
-              <w:t xml:space="preserve">参加者「◯◯」が名簿にありません</w:t>
+              <w:t xml:space="preserve">AI の回答を読み取れませんでした</w:t>
             </w:r>
           </w:p>
         </w:tc>
@@ -3991,7 +4227,7 @@
                 <w:sz w:val="18"/>
                 <w:szCs w:val="18"/>
               </w:rPr>
-              <w:t xml:space="preserve">議事録フォーマットの名簿にその人がいない</w:t>
+              <w:t xml:space="preserve">AI の回答が決められた形になっていなかった（まれに起きる）</w:t>
             </w:r>
           </w:p>
         </w:tc>
@@ -4020,7 +4256,7 @@
                 <w:sz w:val="18"/>
                 <w:szCs w:val="18"/>
               </w:rPr>
-              <w:t xml:space="preserve">今回の議事録は手でチェックを付ける。次回から名簿に追加する</w:t>
+              <w:t xml:space="preserve">00_受付 に文字起こしを置き直す。続くときはレシピの担当者（小山）に連絡する</w:t>
             </w:r>
           </w:p>
         </w:tc>
@@ -4051,7 +4287,7 @@
                 <w:sz w:val="18"/>
                 <w:szCs w:val="18"/>
               </w:rPr>
-              <w:t xml:space="preserve">結果の欄が足りません</w:t>
+              <w:t xml:space="preserve">参加者「◯◯」が名簿にありません</w:t>
             </w:r>
           </w:p>
         </w:tc>
@@ -4080,7 +4316,7 @@
                 <w:sz w:val="18"/>
                 <w:szCs w:val="18"/>
               </w:rPr>
-              <w:t xml:space="preserve">議題の行数より結果が長い</w:t>
+              <w:t xml:space="preserve">議事録フォーマットの名簿にその人がいない</w:t>
             </w:r>
           </w:p>
         </w:tc>
@@ -4109,7 +4345,7 @@
                 <w:sz w:val="18"/>
                 <w:szCs w:val="18"/>
               </w:rPr>
-              <w:t xml:space="preserve">今回の議事録は手で整える。次回から議題の下に空行を入れておく</w:t>
+              <w:t xml:space="preserve">今回の議事録は手でチェックを付ける。次回から名簿に追加する</w:t>
             </w:r>
           </w:p>
         </w:tc>
@@ -4140,7 +4376,7 @@
                 <w:sz w:val="18"/>
                 <w:szCs w:val="18"/>
               </w:rPr>
-              <w:t xml:space="preserve">定例が終わって1時間たっても通知が来ない</w:t>
+              <w:t xml:space="preserve">結果の欄が足りません</w:t>
             </w:r>
           </w:p>
         </w:tc>
@@ -4169,7 +4405,7 @@
                 <w:sz w:val="18"/>
                 <w:szCs w:val="18"/>
               </w:rPr>
-              <w:t xml:space="preserve">フローの停止、接続切れなど</w:t>
+              <w:t xml:space="preserve">議題の行数より結果が長い</w:t>
             </w:r>
           </w:p>
         </w:tc>
@@ -4198,7 +4434,96 @@
                 <w:sz w:val="18"/>
                 <w:szCs w:val="18"/>
               </w:rPr>
-              <w:t xml:space="preserve">フローの担当者（小山）に連絡する</w:t>
+              <w:t xml:space="preserve">今回の議事録は手で整える。次回から議題の下に空行を入れておく</w:t>
+            </w:r>
+          </w:p>
+        </w:tc>
+      </w:tr>
+      <w:tr>
+        <w:tc>
+          <w:tcPr>
+            <w:tcW w:type="dxa" w:w="2505"/>
+            <w:tcBorders>
+              <w:top w:val="single" w:color="A6A6A6" w:sz="4"/>
+              <w:left w:val="single" w:color="A6A6A6" w:sz="4"/>
+              <w:bottom w:val="single" w:color="A6A6A6" w:sz="4"/>
+              <w:right w:val="single" w:color="A6A6A6" w:sz="4"/>
+            </w:tcBorders>
+            <w:tcMar>
+              <w:top w:type="dxa" w:w="60"/>
+              <w:left w:type="dxa" w:w="100"/>
+              <w:bottom w:type="dxa" w:w="60"/>
+              <w:right w:type="dxa" w:w="100"/>
+            </w:tcMar>
+          </w:tcPr>
+          <w:p>
+            <w:pPr>
+              <w:spacing w:after="0" w:line="260"/>
+            </w:pPr>
+            <w:r>
+              <w:rPr>
+                <w:sz w:val="18"/>
+                <w:szCs w:val="18"/>
+              </w:rPr>
+              <w:t xml:space="preserve">文字起こしを置いて30分たっても通知が来ない</w:t>
+            </w:r>
+          </w:p>
+        </w:tc>
+        <w:tc>
+          <w:tcPr>
+            <w:tcW w:type="dxa" w:w="3469"/>
+            <w:tcBorders>
+              <w:top w:val="single" w:color="A6A6A6" w:sz="4"/>
+              <w:left w:val="single" w:color="A6A6A6" w:sz="4"/>
+              <w:bottom w:val="single" w:color="A6A6A6" w:sz="4"/>
+              <w:right w:val="single" w:color="A6A6A6" w:sz="4"/>
+            </w:tcBorders>
+            <w:tcMar>
+              <w:top w:type="dxa" w:w="60"/>
+              <w:left w:type="dxa" w:w="100"/>
+              <w:bottom w:type="dxa" w:w="60"/>
+              <w:right w:type="dxa" w:w="100"/>
+            </w:tcMar>
+          </w:tcPr>
+          <w:p>
+            <w:pPr>
+              <w:spacing w:after="0" w:line="260"/>
+            </w:pPr>
+            <w:r>
+              <w:rPr>
+                <w:sz w:val="18"/>
+                <w:szCs w:val="18"/>
+              </w:rPr>
+              <w:t xml:space="preserve">レシピの停止、接続切れなど</w:t>
+            </w:r>
+          </w:p>
+        </w:tc>
+        <w:tc>
+          <w:tcPr>
+            <w:tcW w:type="dxa" w:w="3664"/>
+            <w:tcBorders>
+              <w:top w:val="single" w:color="A6A6A6" w:sz="4"/>
+              <w:left w:val="single" w:color="A6A6A6" w:sz="4"/>
+              <w:bottom w:val="single" w:color="A6A6A6" w:sz="4"/>
+              <w:right w:val="single" w:color="A6A6A6" w:sz="4"/>
+            </w:tcBorders>
+            <w:tcMar>
+              <w:top w:type="dxa" w:w="60"/>
+              <w:left w:type="dxa" w:w="100"/>
+              <w:bottom w:type="dxa" w:w="60"/>
+              <w:right w:type="dxa" w:w="100"/>
+            </w:tcMar>
+          </w:tcPr>
+          <w:p>
+            <w:pPr>
+              <w:spacing w:after="0" w:line="260"/>
+            </w:pPr>
+            <w:r>
+              <w:rPr>
+                <w:sz w:val="18"/>
+                <w:szCs w:val="18"/>
+              </w:rPr>
+              <w:t xml:space="preserve">レシピの担当者（小山）に連絡する</w:t>
             </w:r>
           </w:p>
         </w:tc>
@@ -4222,7 +4547,7 @@
         <w:spacing w:after="100" w:line="300"/>
       </w:pPr>
       <w:r>
-        <w:t xml:space="preserve">Power Automate の1つのフローで動きます。組み立ての詳しい手順は、リポジトリの README（sugiyama-minutes-automation/README.md）にあります。</w:t>
+        <w:t xml:space="preserve">社内の Workato の1つのレシピで動きます。図面・計画書進捗管理と同じプロジェクト（名古屋支店_生産技術部 &gt; 01. 生産推進G）に「02. 定例議事録作成」として入れます。開発・デプロイ・運用は、社内の Workato 開発マニュアル（実装編・API編・運用編）に従います。組み立ての詳しい手順は、リポジトリの README（sugiyama-minutes-automation/README.md）にあります。</w:t>
       </w:r>
     </w:p>
     <w:tbl>
@@ -4369,7 +4694,7 @@
                 <w:sz w:val="18"/>
                 <w:szCs w:val="18"/>
               </w:rPr>
-              <w:t xml:space="preserve">フロー</w:t>
+              <w:t xml:space="preserve">レシピ</w:t>
             </w:r>
           </w:p>
         </w:tc>
@@ -4398,7 +4723,7 @@
                 <w:sz w:val="18"/>
                 <w:szCs w:val="18"/>
               </w:rPr>
-              <w:t xml:space="preserve">椙山改修_議事録作成</w:t>
+              <w:t xml:space="preserve">REC_定例議事録作成</w:t>
             </w:r>
           </w:p>
         </w:tc>
@@ -4427,7 +4752,7 @@
                 <w:sz w:val="18"/>
                 <w:szCs w:val="18"/>
               </w:rPr>
-              <w:t xml:space="preserve">会議終了の30分後に、文字起こしの取得、Box の議題・課題リストの読み取り、AI による議事録作成、Box への格納、次回用の課題リストの作成、通知</w:t>
+              <w:t xml:space="preserve">00_受付に文字起こしが置かれたら起動。議題・課題リストの読み取り、AI による議事録作成、Box への格納、次回用の課題リストの作成、WowTalk への通知</w:t>
             </w:r>
           </w:p>
         </w:tc>
@@ -4458,7 +4783,7 @@
                 <w:sz w:val="18"/>
                 <w:szCs w:val="18"/>
               </w:rPr>
-              <w:t xml:space="preserve">Office Scripts</w:t>
+              <w:t xml:space="preserve">コネクション</w:t>
             </w:r>
           </w:p>
         </w:tc>
@@ -4487,7 +4812,7 @@
                 <w:sz w:val="18"/>
                 <w:szCs w:val="18"/>
               </w:rPr>
-              <w:t xml:space="preserve">readAgenda／readIssues／fillMinutes／prepareNextIssues</w:t>
+              <w:t xml:space="preserve">CON-RW_椙山改修Box（図面・計画書進捗管理と共用）</w:t>
             </w:r>
           </w:p>
         </w:tc>
@@ -4516,7 +4841,7 @@
                 <w:sz w:val="18"/>
                 <w:szCs w:val="18"/>
               </w:rPr>
-              <w:t xml:space="preserve">議題の読み取り／課題リストの読み取り／議事録の書き込み／次回用の課題リストの作成</w:t>
+              <w:t xml:space="preserve">Box のファイルの取得・格納・移動。00_受付を Webhook で見張る</w:t>
             </w:r>
           </w:p>
         </w:tc>
@@ -4547,7 +4872,7 @@
                 <w:sz w:val="18"/>
                 <w:szCs w:val="18"/>
               </w:rPr>
-              <w:t xml:space="preserve">AI Builder プロンプト</w:t>
+              <w:t xml:space="preserve">コネクション</w:t>
             </w:r>
           </w:p>
         </w:tc>
@@ -4576,7 +4901,7 @@
                 <w:sz w:val="18"/>
                 <w:szCs w:val="18"/>
               </w:rPr>
-              <w:t xml:space="preserve">椙山改修_議事録作成</w:t>
+              <w:t xml:space="preserve">CON-RW_椙山改修SharePoint（同上）</w:t>
             </w:r>
           </w:p>
         </w:tc>
@@ -4605,7 +4930,7 @@
                 <w:sz w:val="18"/>
                 <w:szCs w:val="18"/>
               </w:rPr>
-              <w:t xml:space="preserve">文字起こし・議題・課題リスト・前回の未決事項から、議事録の内容を作る</w:t>
+              <w:t xml:space="preserve">Excel に書き込むための作業場所（椙山改修の Teams のサイト）</w:t>
             </w:r>
           </w:p>
         </w:tc>
@@ -4636,7 +4961,7 @@
                 <w:sz w:val="18"/>
                 <w:szCs w:val="18"/>
               </w:rPr>
-              <w:t xml:space="preserve">Entra ID アプリ</w:t>
+              <w:t xml:space="preserve">コネクション</w:t>
             </w:r>
           </w:p>
         </w:tc>
@@ -4665,7 +4990,7 @@
                 <w:sz w:val="18"/>
                 <w:szCs w:val="18"/>
               </w:rPr>
-              <w:t xml:space="preserve">（IT 管理者が登録）</w:t>
+              <w:t xml:space="preserve">LLM API（AI推進G のカスタムコネクタ）</w:t>
             </w:r>
           </w:p>
         </w:tc>
@@ -4694,7 +5019,7 @@
                 <w:sz w:val="18"/>
                 <w:szCs w:val="18"/>
               </w:rPr>
-              <w:t xml:space="preserve">Teams の文字起こしを取得する</w:t>
+              <w:t xml:space="preserve">文字起こし・議題・課題リスト・前回の未決事項から、議事録の内容を作る</w:t>
             </w:r>
           </w:p>
         </w:tc>
@@ -4725,7 +5050,7 @@
                 <w:sz w:val="18"/>
                 <w:szCs w:val="18"/>
               </w:rPr>
-              <w:t xml:space="preserve">SharePoint</w:t>
+              <w:t xml:space="preserve">Pythonスニペット</w:t>
             </w:r>
           </w:p>
         </w:tc>
@@ -4754,7 +5079,7 @@
                 <w:sz w:val="18"/>
                 <w:szCs w:val="18"/>
               </w:rPr>
-              <w:t xml:space="preserve">椙山改修/_作業用</w:t>
+              <w:t xml:space="preserve">p1〜p5（レシピの中）</w:t>
             </w:r>
           </w:p>
         </w:tc>
@@ -4783,7 +5108,185 @@
                 <w:sz w:val="18"/>
                 <w:szCs w:val="18"/>
               </w:rPr>
-              <w:t xml:space="preserve">Excel に書き込むための作業場所</w:t>
+              <w:t xml:space="preserve">議題・課題リストの特定と読み取り、文字起こしの整形、Excel に書き込む位置の計算</w:t>
+            </w:r>
+          </w:p>
+        </w:tc>
+      </w:tr>
+      <w:tr>
+        <w:tc>
+          <w:tcPr>
+            <w:tcW w:type="dxa" w:w="1927"/>
+            <w:tcBorders>
+              <w:top w:val="single" w:color="A6A6A6" w:sz="4"/>
+              <w:left w:val="single" w:color="A6A6A6" w:sz="4"/>
+              <w:bottom w:val="single" w:color="A6A6A6" w:sz="4"/>
+              <w:right w:val="single" w:color="A6A6A6" w:sz="4"/>
+            </w:tcBorders>
+            <w:tcMar>
+              <w:top w:type="dxa" w:w="60"/>
+              <w:left w:type="dxa" w:w="100"/>
+              <w:bottom w:type="dxa" w:w="60"/>
+              <w:right w:type="dxa" w:w="100"/>
+            </w:tcMar>
+          </w:tcPr>
+          <w:p>
+            <w:pPr>
+              <w:spacing w:after="0" w:line="260"/>
+            </w:pPr>
+            <w:r>
+              <w:rPr>
+                <w:sz w:val="18"/>
+                <w:szCs w:val="18"/>
+              </w:rPr>
+              <w:t xml:space="preserve">ルックアップテーブル</w:t>
+            </w:r>
+          </w:p>
+        </w:tc>
+        <w:tc>
+          <w:tcPr>
+            <w:tcW w:type="dxa" w:w="3276"/>
+            <w:tcBorders>
+              <w:top w:val="single" w:color="A6A6A6" w:sz="4"/>
+              <w:left w:val="single" w:color="A6A6A6" w:sz="4"/>
+              <w:bottom w:val="single" w:color="A6A6A6" w:sz="4"/>
+              <w:right w:val="single" w:color="A6A6A6" w:sz="4"/>
+            </w:tcBorders>
+            <w:tcMar>
+              <w:top w:type="dxa" w:w="60"/>
+              <w:left w:type="dxa" w:w="100"/>
+              <w:bottom w:type="dxa" w:w="60"/>
+              <w:right w:type="dxa" w:w="100"/>
+            </w:tcMar>
+          </w:tcPr>
+          <w:p>
+            <w:pPr>
+              <w:spacing w:after="0" w:line="260"/>
+            </w:pPr>
+            <w:r>
+              <w:rPr>
+                <w:sz w:val="18"/>
+                <w:szCs w:val="18"/>
+              </w:rPr>
+              <w:t xml:space="preserve">工事設定</w:t>
+            </w:r>
+          </w:p>
+        </w:tc>
+        <w:tc>
+          <w:tcPr>
+            <w:tcW w:type="dxa" w:w="4435"/>
+            <w:tcBorders>
+              <w:top w:val="single" w:color="A6A6A6" w:sz="4"/>
+              <w:left w:val="single" w:color="A6A6A6" w:sz="4"/>
+              <w:bottom w:val="single" w:color="A6A6A6" w:sz="4"/>
+              <w:right w:val="single" w:color="A6A6A6" w:sz="4"/>
+            </w:tcBorders>
+            <w:tcMar>
+              <w:top w:type="dxa" w:w="60"/>
+              <w:left w:type="dxa" w:w="100"/>
+              <w:bottom w:type="dxa" w:w="60"/>
+              <w:right w:type="dxa" w:w="100"/>
+            </w:tcMar>
+          </w:tcPr>
+          <w:p>
+            <w:pPr>
+              <w:spacing w:after="0" w:line="260"/>
+            </w:pPr>
+            <w:r>
+              <w:rPr>
+                <w:sz w:val="18"/>
+                <w:szCs w:val="18"/>
+              </w:rPr>
+              <w:t xml:space="preserve">Box のフォルダ、SharePoint の作業場所、WowTalk の送り先</w:t>
+            </w:r>
+          </w:p>
+        </w:tc>
+      </w:tr>
+      <w:tr>
+        <w:tc>
+          <w:tcPr>
+            <w:tcW w:type="dxa" w:w="1927"/>
+            <w:tcBorders>
+              <w:top w:val="single" w:color="A6A6A6" w:sz="4"/>
+              <w:left w:val="single" w:color="A6A6A6" w:sz="4"/>
+              <w:bottom w:val="single" w:color="A6A6A6" w:sz="4"/>
+              <w:right w:val="single" w:color="A6A6A6" w:sz="4"/>
+            </w:tcBorders>
+            <w:tcMar>
+              <w:top w:type="dxa" w:w="60"/>
+              <w:left w:type="dxa" w:w="100"/>
+              <w:bottom w:type="dxa" w:w="60"/>
+              <w:right w:type="dxa" w:w="100"/>
+            </w:tcMar>
+          </w:tcPr>
+          <w:p>
+            <w:pPr>
+              <w:spacing w:after="0" w:line="260"/>
+            </w:pPr>
+            <w:r>
+              <w:rPr>
+                <w:sz w:val="18"/>
+                <w:szCs w:val="18"/>
+              </w:rPr>
+              <w:t xml:space="preserve">共通レシピ</w:t>
+            </w:r>
+          </w:p>
+        </w:tc>
+        <w:tc>
+          <w:tcPr>
+            <w:tcW w:type="dxa" w:w="3276"/>
+            <w:tcBorders>
+              <w:top w:val="single" w:color="A6A6A6" w:sz="4"/>
+              <w:left w:val="single" w:color="A6A6A6" w:sz="4"/>
+              <w:bottom w:val="single" w:color="A6A6A6" w:sz="4"/>
+              <w:right w:val="single" w:color="A6A6A6" w:sz="4"/>
+            </w:tcBorders>
+            <w:tcMar>
+              <w:top w:type="dxa" w:w="60"/>
+              <w:left w:type="dxa" w:w="100"/>
+              <w:bottom w:type="dxa" w:w="60"/>
+              <w:right w:type="dxa" w:w="100"/>
+            </w:tcMar>
+          </w:tcPr>
+          <w:p>
+            <w:pPr>
+              <w:spacing w:after="0" w:line="260"/>
+            </w:pPr>
+            <w:r>
+              <w:rPr>
+                <w:sz w:val="18"/>
+                <w:szCs w:val="18"/>
+              </w:rPr>
+              <w:t xml:space="preserve">wowtalkチャット送信、エラー通知（B001）</w:t>
+            </w:r>
+          </w:p>
+        </w:tc>
+        <w:tc>
+          <w:tcPr>
+            <w:tcW w:type="dxa" w:w="4435"/>
+            <w:tcBorders>
+              <w:top w:val="single" w:color="A6A6A6" w:sz="4"/>
+              <w:left w:val="single" w:color="A6A6A6" w:sz="4"/>
+              <w:bottom w:val="single" w:color="A6A6A6" w:sz="4"/>
+              <w:right w:val="single" w:color="A6A6A6" w:sz="4"/>
+            </w:tcBorders>
+            <w:tcMar>
+              <w:top w:type="dxa" w:w="60"/>
+              <w:left w:type="dxa" w:w="100"/>
+              <w:bottom w:type="dxa" w:w="60"/>
+              <w:right w:type="dxa" w:w="100"/>
+            </w:tcMar>
+          </w:tcPr>
+          <w:p>
+            <w:pPr>
+              <w:spacing w:after="0" w:line="260"/>
+            </w:pPr>
+            <w:r>
+              <w:rPr>
+                <w:sz w:val="18"/>
+                <w:szCs w:val="18"/>
+              </w:rPr>
+              <w:t xml:space="preserve">完了通知とエラー通知</w:t>
             </w:r>
           </w:p>
         </w:tc>
@@ -4893,7 +5396,7 @@
         <w:spacing w:after="60" w:line="280"/>
       </w:pPr>
       <w:r>
-        <w:t xml:space="preserve">資格情報（クライアントシークレットなど）は接続の設定にだけ入力し、フローの本文やチャットには書きません。</w:t>
+        <w:t xml:space="preserve">レシピが見張るのは 00_受付 だけです。レシピが作るファイルは受付の外に置くので、無限ループになりません（実装編「禁止事項」）。</w:t>
       </w:r>
     </w:p>
     <w:p>
@@ -4906,7 +5409,7 @@
         <w:spacing w:after="60" w:line="280"/>
       </w:pPr>
       <w:r>
-        <w:t xml:space="preserve">フローの担当者が異動するときは、フローの所有者と接続を後任または共用のアカウントに切り替えます。</w:t>
+        <w:t xml:space="preserve">資格情報（API キーなど）はコネクションにだけ入力し、レシピやチャットには書きません。</w:t>
       </w:r>
     </w:p>
     <w:p>
@@ -4919,15 +5422,7 @@
         <w:spacing w:after="60" w:line="280"/>
       </w:pPr>
       <w:r>
-        <w:t xml:space="preserve">工事完了後（2027年4月〜）はフローを停止し、Box のフォルダは保管用として残します。</w:t>
-      </w:r>
-    </w:p>
-    <w:p>
-      <w:pPr>
-        <w:pStyle w:val="Heading1"/>
-      </w:pPr>
-      <w:r>
-        <w:t xml:space="preserve">10. 本番運用までに決めること</w:t>
+        <w:t xml:space="preserve">試験が済んだら本番環境で運用します。開発環境のままの定常運用はしません。</w:t>
       </w:r>
     </w:p>
     <w:p>
@@ -4935,12 +5430,12 @@
         <w:pStyle w:val="ListParagraph"/>
         <w:numPr>
           <w:ilvl w:val="0"/>
-          <w:numId w:val="4"/>
+          <w:numId w:val="2"/>
         </w:numPr>
         <w:spacing w:after="60" w:line="280"/>
       </w:pPr>
       <w:r>
-        <w:t xml:space="preserve">IT 管理者に、文字起こしを取得するアプリの登録を依頼する（できなければ、開催者が文字起こしを 901 の「文字起こし」フォルダに置く半自動の方式で運用する）</w:t>
+        <w:t xml:space="preserve">レシピの担当者が異動するときは、コネクションを後任または共用のアカウントに切り替えます。</w:t>
       </w:r>
     </w:p>
     <w:p>
@@ -4948,12 +5443,20 @@
         <w:pStyle w:val="ListParagraph"/>
         <w:numPr>
           <w:ilvl w:val="0"/>
-          <w:numId w:val="4"/>
+          <w:numId w:val="2"/>
         </w:numPr>
         <w:spacing w:after="60" w:line="280"/>
       </w:pPr>
       <w:r>
-        <w:t xml:space="preserve">Power Automate・AI Builder を業務で使ってよいかを確認する（社内の連携基盤は Workato のため）</w:t>
+        <w:t xml:space="preserve">工事完了後（2027年4月〜）は窓口に本番アセットの削除を依頼し、Box のフォルダは保管用として残します。</w:t>
+      </w:r>
+    </w:p>
+    <w:p>
+      <w:pPr>
+        <w:pStyle w:val="Heading1"/>
+      </w:pPr>
+      <w:r>
+        <w:t xml:space="preserve">10. 本番運用までに決めること</w:t>
       </w:r>
     </w:p>
     <w:p>
@@ -4961,12 +5464,12 @@
         <w:pStyle w:val="ListParagraph"/>
         <w:numPr>
           <w:ilvl w:val="0"/>
-          <w:numId w:val="4"/>
+          <w:numId w:val="5"/>
         </w:numPr>
         <w:spacing w:after="60" w:line="280"/>
       </w:pPr>
       <w:r>
-        <w:t xml:space="preserve">課題リストの運用ルール⑤（OLD への移動と、全部黒字にした次回ファイルの作成。これまで日建設計が担当）が自動になることを、日建設計と合意する</w:t>
+        <w:t xml:space="preserve">LLM API の API トークンを発行する（AI推進G の利用マニュアルに従う）</w:t>
       </w:r>
     </w:p>
     <w:p>
@@ -4974,12 +5477,12 @@
         <w:pStyle w:val="ListParagraph"/>
         <w:numPr>
           <w:ilvl w:val="0"/>
-          <w:numId w:val="4"/>
+          <w:numId w:val="5"/>
         </w:numPr>
         <w:spacing w:after="60" w:line="280"/>
       </w:pPr>
       <w:r>
-        <w:t xml:space="preserve">定例資料の担当・議事録の担当を決める</w:t>
+        <w:t xml:space="preserve">SharePoint コネクションで Excel の読み書き（Microsoft Graph の workbook API）ができるかを確認する（図面リストへの書き込みと同じ方法。できなければ窓口に相談する）</w:t>
       </w:r>
     </w:p>
     <w:p>
@@ -4987,12 +5490,51 @@
         <w:pStyle w:val="ListParagraph"/>
         <w:numPr>
           <w:ilvl w:val="0"/>
-          <w:numId w:val="4"/>
+          <w:numId w:val="5"/>
         </w:numPr>
         <w:spacing w:after="60" w:line="280"/>
       </w:pPr>
       <w:r>
-        <w:t xml:space="preserve">テスト用の議題（YYYYMMDD_第99回_議題.xlsx）と課題リストを 901 に置き、短い Teams 会議で、議事録と次回用の課題リストの格納まで通しで1回動かす</w:t>
+        <w:t xml:space="preserve">プロジェクトに「02. 定例議事録作成」のフォルダを作り、Box の 00_受付 を Webhook に追加する</w:t>
+      </w:r>
+    </w:p>
+    <w:p>
+      <w:pPr>
+        <w:pStyle w:val="ListParagraph"/>
+        <w:numPr>
+          <w:ilvl w:val="0"/>
+          <w:numId w:val="5"/>
+        </w:numPr>
+        <w:spacing w:after="60" w:line="280"/>
+      </w:pPr>
+      <w:r>
+        <w:t xml:space="preserve">課題リストの運用ルール⑤（OLD への移動と、全部黒字にした次回ファイルの作成。これまで日建設計が担当）が自動になることを、日建設計と合意する</w:t>
+      </w:r>
+    </w:p>
+    <w:p>
+      <w:pPr>
+        <w:pStyle w:val="ListParagraph"/>
+        <w:numPr>
+          <w:ilvl w:val="0"/>
+          <w:numId w:val="5"/>
+        </w:numPr>
+        <w:spacing w:after="60" w:line="280"/>
+      </w:pPr>
+      <w:r>
+        <w:t xml:space="preserve">定例資料の担当・議事録の担当を決める</w:t>
+      </w:r>
+    </w:p>
+    <w:p>
+      <w:pPr>
+        <w:pStyle w:val="ListParagraph"/>
+        <w:numPr>
+          <w:ilvl w:val="0"/>
+          <w:numId w:val="5"/>
+        </w:numPr>
+        <w:spacing w:after="60" w:line="280"/>
+      </w:pPr>
+      <w:r>
+        <w:t xml:space="preserve">テスト用の議題（YYYYMMDD_第99回_議題.xlsx）と課題リストを 901 に置き、短い Teams 会議の文字起こしを 00_受付 に置いて、開発環境 → テスト環境で通しで確認し、窓口に本番デプロイを依頼する</w:t>
       </w:r>
     </w:p>
     <w:sectPr>
@@ -5227,6 +5769,18 @@
       </w:pPr>
     </w:lvl>
   </w:abstractNum>
+  <w:abstractNum w:abstractNumId="5" w15:restartNumberingAfterBreak="0">
+    <w:multiLevelType w:val="hybridMultilevel"/>
+    <w:lvl w:ilvl="0" w15:tentative="1">
+      <w:start w:val="1"/>
+      <w:numFmt w:val="decimal"/>
+      <w:lvlText w:val="%1."/>
+      <w:lvlJc w:val="left"/>
+      <w:pPr>
+        <w:ind w:left="400" w:hanging="280"/>
+      </w:pPr>
+    </w:lvl>
+  </w:abstractNum>
   <w:num w:numId="1">
     <w:abstractNumId w:val="1"/>
     <w:lvlOverride w:ilvl="0">
@@ -5240,13 +5794,19 @@
     </w:lvlOverride>
   </w:num>
   <w:num w:numId="3">
+    <w:abstractNumId w:val="4"/>
+    <w:lvlOverride w:ilvl="0">
+      <w:startOverride w:val="1"/>
+    </w:lvlOverride>
+  </w:num>
+  <w:num w:numId="4">
     <w:abstractNumId w:val="3"/>
     <w:lvlOverride w:ilvl="0">
       <w:startOverride w:val="1"/>
     </w:lvlOverride>
   </w:num>
-  <w:num w:numId="4">
-    <w:abstractNumId w:val="4"/>
+  <w:num w:numId="5">
+    <w:abstractNumId w:val="5"/>
     <w:lvlOverride w:ilvl="0">
       <w:startOverride w:val="1"/>
     </w:lvlOverride>

--- a/sugiyama-minutes-automation/manual/定例会議_議事録自動化_運用マニュアル.docx
+++ b/sugiyama-minutes-automation/manual/定例会議_議事録自動化_運用マニュアル.docx
@@ -321,7 +321,7 @@
                 <w:sz w:val="18"/>
                 <w:szCs w:val="18"/>
               </w:rPr>
-              <w:t xml:space="preserve">清水建設（定例資料の担当）</w:t>
+              <w:t xml:space="preserve">金子（定例資料・議事録の担当）</w:t>
             </w:r>
           </w:p>
         </w:tc>
@@ -793,7 +793,7 @@
                 <w:sz w:val="18"/>
                 <w:szCs w:val="18"/>
               </w:rPr>
-              <w:t xml:space="preserve">清水建設（議事録の担当）</w:t>
+              <w:t xml:space="preserve">金子（定例資料・議事録の担当）</w:t>
             </w:r>
           </w:p>
         </w:tc>
@@ -851,7 +851,7 @@
                 <w:sz w:val="18"/>
                 <w:szCs w:val="18"/>
               </w:rPr>
-              <w:t xml:space="preserve">（人の作業）議事録（案）を確認・修正して上書き。次回用の課題リストに協議内容を赤字で追記</w:t>
+              <w:t xml:space="preserve">（人の作業）AI が作ったたたき台（議事録（案）と次回用の課題リスト）を確認・修正して上書き。次回用の課題リストに協議内容を赤字で追記</w:t>
             </w:r>
           </w:p>
         </w:tc>
@@ -2670,7 +2670,21 @@
                 <w:sz w:val="18"/>
                 <w:szCs w:val="18"/>
               </w:rPr>
-              <w:t xml:space="preserve">定例で確認した課題リストを全部黒字に戻し、右上の定例日を次回定例日にしたもの（課題リスト運用ルール⑤）。それまで直下にあった課題リストは OLD に移る。次回定例日は定例で話された日付。話されなかったときは開催日の7日後とし、WowTalk で知らせる</w:t>
+              <w:t xml:space="preserve">定例で確認した課題リストを全部黒字に戻し、右上の定例日を次回定例日にした</w:t>
+            </w:r>
+            <w:r>
+              <w:rPr>
+                <w:sz w:val="18"/>
+                <w:szCs w:val="18"/>
+              </w:rPr>
+              <w:t xml:space="preserve">たたき台</w:t>
+            </w:r>
+            <w:r>
+              <w:rPr>
+                <w:sz w:val="18"/>
+                <w:szCs w:val="18"/>
+              </w:rPr>
+              <w:t xml:space="preserve">（課題リスト運用ルール⑤）。金子が確認してから使う。それまで直下にあった課題リストは OLD に移る。次回定例日は定例で話された日付。話されなかったときは開催日の7日後とし、WowTalk で知らせる</w:t>
             </w:r>
           </w:p>
         </w:tc>
@@ -2782,7 +2796,21 @@
         <w:rPr>
           <w:color w:val="595959"/>
         </w:rPr>
-        <w:t xml:space="preserve">自動で作られた議事録は「案」です。社外に出す前に、必ず議事録の担当者が確認してください。聞き取れなかった箇所は、結果の末尾に「※要確認：◯◯」と書かれます。</w:t>
+        <w:t xml:space="preserve">自動で作られた議事録と次回用の課題リストは、AI が作った</w:t>
+      </w:r>
+      <w:r>
+        <w:rPr>
+          <w:b/>
+          <w:bCs/>
+          <w:color w:val="595959"/>
+        </w:rPr>
+        <w:t xml:space="preserve">たたき台</w:t>
+      </w:r>
+      <w:r>
+        <w:rPr>
+          <w:color w:val="595959"/>
+        </w:rPr>
+        <w:t xml:space="preserve">です。社外に出す前に、必ず金子が確認してください。聞き取れなかった箇所は、結果の末尾に「※要確認：◯◯」と書かれます。</w:t>
       </w:r>
     </w:p>
     <w:p>
@@ -2912,7 +2940,7 @@
                 <w:sz w:val="18"/>
                 <w:szCs w:val="18"/>
               </w:rPr>
-              <w:t xml:space="preserve">清水建設（定例資料の担当）</w:t>
+              <w:t xml:space="preserve">金子（定例資料の担当）</w:t>
             </w:r>
           </w:p>
         </w:tc>
@@ -2972,7 +3000,7 @@
                 <w:sz w:val="18"/>
                 <w:szCs w:val="18"/>
               </w:rPr>
-              <w:t xml:space="preserve">清水建設（議事録の担当）</w:t>
+              <w:t xml:space="preserve">金子（議事録の担当）</w:t>
             </w:r>
           </w:p>
         </w:tc>
@@ -3001,7 +3029,7 @@
                 <w:sz w:val="18"/>
                 <w:szCs w:val="18"/>
               </w:rPr>
-              <w:t xml:space="preserve">完了の通知が来たら、Box の議事録（案）を開いて確認・修正し、同じ名前で上書きする。「※要確認」は文字起こしや録音で確かめる。議事録要約の「課題リストの協議内容」を、902 に作られた次回定例日の課題リストに赤字で追記する（課題リスト運用ルール⑥）。「図面リストの更新が必要なもの」を現場・設備部に伝える</w:t>
+              <w:t xml:space="preserve">完了の通知が来たら、Box の議事録（案）と次回用の課題リスト（たたき台）を開いて確認・修正し、同じ名前で上書きする。「※要確認」は文字起こしや録音で確かめる。議事録要約の「課題リストの協議内容」を、902 に作られた次回定例日の課題リストに赤字で追記する（課題リスト運用ルール⑥）。「図面リストの更新が必要なもの」を現場・設備部に伝える</w:t>
             </w:r>
           </w:p>
         </w:tc>
@@ -3121,7 +3149,7 @@
                 <w:sz w:val="18"/>
                 <w:szCs w:val="18"/>
               </w:rPr>
-              <w:t xml:space="preserve">課題リストの確認はこれまでどおり。定例後の OLD への移動と次回ファイルの作成（課題リスト運用ルール⑤）は自動になる</w:t>
+              <w:t xml:space="preserve">課題リストの確認はこれまでどおり</w:t>
             </w:r>
           </w:p>
         </w:tc>
@@ -5496,32 +5524,6 @@
       </w:pPr>
       <w:r>
         <w:t xml:space="preserve">プロジェクトに「02. 定例議事録作成」のフォルダを作り、Box の 00_受付 を Webhook に追加する</w:t>
-      </w:r>
-    </w:p>
-    <w:p>
-      <w:pPr>
-        <w:pStyle w:val="ListParagraph"/>
-        <w:numPr>
-          <w:ilvl w:val="0"/>
-          <w:numId w:val="5"/>
-        </w:numPr>
-        <w:spacing w:after="60" w:line="280"/>
-      </w:pPr>
-      <w:r>
-        <w:t xml:space="preserve">課題リストの運用ルール⑤（OLD への移動と、全部黒字にした次回ファイルの作成。これまで日建設計が担当）が自動になることを、日建設計と合意する</w:t>
-      </w:r>
-    </w:p>
-    <w:p>
-      <w:pPr>
-        <w:pStyle w:val="ListParagraph"/>
-        <w:numPr>
-          <w:ilvl w:val="0"/>
-          <w:numId w:val="5"/>
-        </w:numPr>
-        <w:spacing w:after="60" w:line="280"/>
-      </w:pPr>
-      <w:r>
-        <w:t xml:space="preserve">定例資料の担当・議事録の担当を決める</w:t>
       </w:r>
     </w:p>
     <w:p>

--- a/sugiyama-minutes-automation/manual/定例会議_議事録自動化_運用マニュアル.docx
+++ b/sugiyama-minutes-automation/manual/定例会議_議事録自動化_運用マニュアル.docx
@@ -112,7 +112,7 @@
         <w:spacing w:after="100" w:line="300"/>
       </w:pPr>
       <w:r>
-        <w:t xml:space="preserve">担当者が定例前に Box へ議題と課題リストを置いておき、定例後に開催者が文字起こしを Box に置けば、数分で議事録と次回用の課題リストが自動で作られ、Box に格納されます。</w:t>
+        <w:t xml:space="preserve">担当者が定例前に Box へ議題と課題リストを置いておき、定例後に金子が文字起こしを Box に置けば、数分で議事録と次回用の課題リストが自動で作られ、Box に格納されます。</w:t>
       </w:r>
     </w:p>
     <w:tbl>
@@ -321,7 +321,7 @@
                 <w:sz w:val="18"/>
                 <w:szCs w:val="18"/>
               </w:rPr>
-              <w:t xml:space="preserve">金子（定例資料・議事録の担当）</w:t>
+              <w:t xml:space="preserve">金子</w:t>
             </w:r>
           </w:p>
         </w:tc>
@@ -557,7 +557,7 @@
                 <w:sz w:val="18"/>
                 <w:szCs w:val="18"/>
               </w:rPr>
-              <w:t xml:space="preserve">定例の開催者</w:t>
+              <w:t xml:space="preserve">金子</w:t>
             </w:r>
           </w:p>
         </w:tc>
@@ -793,7 +793,7 @@
                 <w:sz w:val="18"/>
                 <w:szCs w:val="18"/>
               </w:rPr>
-              <w:t xml:space="preserve">金子（定例資料・議事録の担当）</w:t>
+              <w:t xml:space="preserve">金子</w:t>
             </w:r>
           </w:p>
         </w:tc>
@@ -1153,7 +1153,7 @@
           <w:sz w:val="18"/>
           <w:szCs w:val="18"/>
         </w:rPr>
-        <w:t xml:space="preserve">│   │   └── 00_受付/                      ← 開催者が文字起こしを置く</w:t>
+        <w:t xml:space="preserve">│   │   └── 00_受付/                      ← 金子が文字起こしを置く</w:t>
       </w:r>
     </w:p>
     <w:p>
@@ -1478,7 +1478,7 @@
                 <w:sz w:val="18"/>
                 <w:szCs w:val="18"/>
               </w:rPr>
-              <w:t xml:space="preserve">Teams の文字起こし。議事録の根拠として残す。開催者は中の「00_受付」に置き、Workato がここへ移して名前をそろえる</w:t>
+              <w:t xml:space="preserve">Teams の文字起こし。議事録の根拠として残す。金子が中の「00_受付」に置き、Workato がここへ移して名前をそろえる</w:t>
             </w:r>
           </w:p>
         </w:tc>
@@ -1507,7 +1507,7 @@
                 <w:sz w:val="18"/>
                 <w:szCs w:val="18"/>
               </w:rPr>
-              <w:t xml:space="preserve">受付へは開催者。移すのは自動</w:t>
+              <w:t xml:space="preserve">受付へは金子。移すのは自動</w:t>
             </w:r>
           </w:p>
         </w:tc>
@@ -2013,7 +2013,7 @@
         <w:spacing w:after="60" w:line="280"/>
       </w:pPr>
       <w:r>
-        <w:t xml:space="preserve">録音と文字起こしは、会議のオプションで自動で始まるように設定してあります。始まっていなければ、開催者が「レコーディングと文字起こし」を開始します。</w:t>
+        <w:t xml:space="preserve">録音と文字起こしは、会議のオプションで自動で始まるように設定してあります。始まっていなければ、金子が「レコーディングと文字起こし」を開始します。</w:t>
       </w:r>
     </w:p>
     <w:p>
@@ -2100,7 +2100,7 @@
         <w:pStyle w:val="Heading2"/>
       </w:pPr>
       <w:r>
-        <w:t xml:space="preserve">定例後：文字起こしを Box に置く（開催者）</w:t>
+        <w:t xml:space="preserve">定例後：文字起こしを Box に置く（金子）</w:t>
       </w:r>
     </w:p>
     <w:p>
@@ -2940,7 +2940,7 @@
                 <w:sz w:val="18"/>
                 <w:szCs w:val="18"/>
               </w:rPr>
-              <w:t xml:space="preserve">金子（定例資料の担当）</w:t>
+              <w:t xml:space="preserve">金子（定例の開催者・定例資料と議事録の担当）</w:t>
             </w:r>
           </w:p>
         </w:tc>
@@ -2969,127 +2969,31 @@
                 <w:sz w:val="18"/>
                 <w:szCs w:val="18"/>
               </w:rPr>
-              <w:t xml:space="preserve">定例前に、901 に議題（YYYYMMDD_第NN回_議題.xlsx）を作り、課題リストを 901 にコピーする（YYYYMMDD_第NN回_課題リスト.xlsx）。関係者にお知らせメールを送る</w:t>
-            </w:r>
-          </w:p>
-        </w:tc>
-      </w:tr>
-      <w:tr>
-        <w:tc>
-          <w:tcPr>
-            <w:tcW w:type="dxa" w:w="2505"/>
-            <w:tcBorders>
-              <w:top w:val="single" w:color="A6A6A6" w:sz="4"/>
-              <w:left w:val="single" w:color="A6A6A6" w:sz="4"/>
-              <w:bottom w:val="single" w:color="A6A6A6" w:sz="4"/>
-              <w:right w:val="single" w:color="A6A6A6" w:sz="4"/>
-            </w:tcBorders>
-            <w:tcMar>
-              <w:top w:type="dxa" w:w="60"/>
-              <w:left w:type="dxa" w:w="100"/>
-              <w:bottom w:type="dxa" w:w="60"/>
-              <w:right w:type="dxa" w:w="100"/>
-            </w:tcMar>
-          </w:tcPr>
-          <w:p>
-            <w:pPr>
-              <w:spacing w:after="0" w:line="260"/>
-            </w:pPr>
-            <w:r>
-              <w:rPr>
-                <w:sz w:val="18"/>
-                <w:szCs w:val="18"/>
-              </w:rPr>
-              <w:t xml:space="preserve">金子（議事録の担当）</w:t>
-            </w:r>
-          </w:p>
-        </w:tc>
-        <w:tc>
-          <w:tcPr>
-            <w:tcW w:type="dxa" w:w="7133"/>
-            <w:tcBorders>
-              <w:top w:val="single" w:color="A6A6A6" w:sz="4"/>
-              <w:left w:val="single" w:color="A6A6A6" w:sz="4"/>
-              <w:bottom w:val="single" w:color="A6A6A6" w:sz="4"/>
-              <w:right w:val="single" w:color="A6A6A6" w:sz="4"/>
-            </w:tcBorders>
-            <w:tcMar>
-              <w:top w:type="dxa" w:w="60"/>
-              <w:left w:type="dxa" w:w="100"/>
-              <w:bottom w:type="dxa" w:w="60"/>
-              <w:right w:type="dxa" w:w="100"/>
-            </w:tcMar>
-          </w:tcPr>
-          <w:p>
-            <w:pPr>
-              <w:spacing w:after="0" w:line="260"/>
-            </w:pPr>
-            <w:r>
-              <w:rPr>
-                <w:sz w:val="18"/>
-                <w:szCs w:val="18"/>
-              </w:rPr>
-              <w:t xml:space="preserve">完了の通知が来たら、Box の議事録（案）と次回用の課題リスト（たたき台）を開いて確認・修正し、同じ名前で上書きする。「※要確認」は文字起こしや録音で確かめる。議事録要約の「課題リストの協議内容」を、902 に作られた次回定例日の課題リストに赤字で追記する（課題リスト運用ルール⑥）。「図面リストの更新が必要なもの」を現場・設備部に伝える</w:t>
-            </w:r>
-          </w:p>
-        </w:tc>
-      </w:tr>
-      <w:tr>
-        <w:tc>
-          <w:tcPr>
-            <w:tcW w:type="dxa" w:w="2505"/>
-            <w:tcBorders>
-              <w:top w:val="single" w:color="A6A6A6" w:sz="4"/>
-              <w:left w:val="single" w:color="A6A6A6" w:sz="4"/>
-              <w:bottom w:val="single" w:color="A6A6A6" w:sz="4"/>
-              <w:right w:val="single" w:color="A6A6A6" w:sz="4"/>
-            </w:tcBorders>
-            <w:tcMar>
-              <w:top w:type="dxa" w:w="60"/>
-              <w:left w:type="dxa" w:w="100"/>
-              <w:bottom w:type="dxa" w:w="60"/>
-              <w:right w:type="dxa" w:w="100"/>
-            </w:tcMar>
-          </w:tcPr>
-          <w:p>
-            <w:pPr>
-              <w:spacing w:after="0" w:line="260"/>
-            </w:pPr>
-            <w:r>
-              <w:rPr>
-                <w:sz w:val="18"/>
-                <w:szCs w:val="18"/>
-              </w:rPr>
-              <w:t xml:space="preserve">定例の開催者</w:t>
-            </w:r>
-          </w:p>
-        </w:tc>
-        <w:tc>
-          <w:tcPr>
-            <w:tcW w:type="dxa" w:w="7133"/>
-            <w:tcBorders>
-              <w:top w:val="single" w:color="A6A6A6" w:sz="4"/>
-              <w:left w:val="single" w:color="A6A6A6" w:sz="4"/>
-              <w:bottom w:val="single" w:color="A6A6A6" w:sz="4"/>
-              <w:right w:val="single" w:color="A6A6A6" w:sz="4"/>
-            </w:tcBorders>
-            <w:tcMar>
-              <w:top w:type="dxa" w:w="60"/>
-              <w:left w:type="dxa" w:w="100"/>
-              <w:bottom w:type="dxa" w:w="60"/>
-              <w:right w:type="dxa" w:w="100"/>
-            </w:tcMar>
-          </w:tcPr>
-          <w:p>
-            <w:pPr>
-              <w:spacing w:after="0" w:line="260"/>
-            </w:pPr>
-            <w:r>
-              <w:rPr>
-                <w:sz w:val="18"/>
-                <w:szCs w:val="18"/>
-              </w:rPr>
-              <w:t xml:space="preserve">最初に一度、Teams 会議のオプションで自動録音・自動文字起こしをオンにする。定例が終わったら、その日のうちに文字起こし（.vtt）を Box の 00_受付 に置く</w:t>
+              <w:t xml:space="preserve">【最初に一度】Teams 会議のオプションで自動録音・自動文字起こしをオンにする。</w:t>
+            </w:r>
+          </w:p>
+          <w:p>
+            <w:pPr>
+              <w:spacing w:after="0" w:line="260"/>
+            </w:pPr>
+            <w:r>
+              <w:rPr>
+                <w:sz w:val="18"/>
+                <w:szCs w:val="18"/>
+              </w:rPr>
+              <w:t xml:space="preserve">【定例前】901 に議題（YYYYMMDD_第NN回_議題.xlsx）を作り、課題リストを 901 にコピーする（YYYYMMDD_第NN回_課題リスト.xlsx）。関係者にお知らせメールを送る</w:t>
+            </w:r>
+          </w:p>
+          <w:p>
+            <w:pPr>
+              <w:spacing w:after="0" w:line="260"/>
+            </w:pPr>
+            <w:r>
+              <w:rPr>
+                <w:sz w:val="18"/>
+                <w:szCs w:val="18"/>
+              </w:rPr>
+              <w:t xml:space="preserve">【定例後】その日のうちに文字起こし（.vtt）を Box の 00_受付 に置く。完了の通知が来たら、Box の議事録（案）と次回用の課題リスト（たたき台）を開いて確認・修正し、同じ名前で上書きする。「※要確認」は文字起こしや録音で確かめる。議事録要約の「課題リストの協議内容」を、902 に作られた次回定例日の課題リストに赤字で追記する（課題リスト運用ルール⑥）。「図面リストの更新が必要なもの」を現場・設備部に伝える</w:t>
             </w:r>
           </w:p>
         </w:tc>

--- a/sugiyama-minutes-automation/manual/定例会議_議事録自動化_運用マニュアル.docx
+++ b/sugiyama-minutes-automation/manual/定例会議_議事録自動化_運用マニュアル.docx
@@ -112,7 +112,7 @@
         <w:spacing w:after="100" w:line="300"/>
       </w:pPr>
       <w:r>
-        <w:t xml:space="preserve">担当者が定例前に Box へ議題と課題リストを置いておき、定例後に金子が文字起こしを Box に置けば、数分で議事録と次回用の課題リストが自動で作られ、Box に格納されます。</w:t>
+        <w:t xml:space="preserve">担当者が定例前に Box へ議題と課題リストを置いておき、定例後に小山が文字起こしを Box に置けば、数分で議事録と次回用の課題リストが自動で作られ、Box に格納されます。</w:t>
       </w:r>
     </w:p>
     <w:tbl>
@@ -557,7 +557,7 @@
                 <w:sz w:val="18"/>
                 <w:szCs w:val="18"/>
               </w:rPr>
-              <w:t xml:space="preserve">金子</w:t>
+              <w:t xml:space="preserve">小山（定例の開催者）</w:t>
             </w:r>
           </w:p>
         </w:tc>
@@ -1153,7 +1153,7 @@
           <w:sz w:val="18"/>
           <w:szCs w:val="18"/>
         </w:rPr>
-        <w:t xml:space="preserve">│   │   └── 00_受付/                      ← 金子が文字起こしを置く</w:t>
+        <w:t xml:space="preserve">│   │   └── 00_受付/                      ← 小山が文字起こしを置く</w:t>
       </w:r>
     </w:p>
     <w:p>
@@ -1478,7 +1478,7 @@
                 <w:sz w:val="18"/>
                 <w:szCs w:val="18"/>
               </w:rPr>
-              <w:t xml:space="preserve">Teams の文字起こし。議事録の根拠として残す。金子が中の「00_受付」に置き、Workato がここへ移して名前をそろえる</w:t>
+              <w:t xml:space="preserve">Teams の文字起こし。議事録の根拠として残す。小山が中の「00_受付」に置き、Workato がここへ移して名前をそろえる</w:t>
             </w:r>
           </w:p>
         </w:tc>
@@ -1507,7 +1507,7 @@
                 <w:sz w:val="18"/>
                 <w:szCs w:val="18"/>
               </w:rPr>
-              <w:t xml:space="preserve">受付へは金子。移すのは自動</w:t>
+              <w:t xml:space="preserve">受付へは小山。移すのは自動</w:t>
             </w:r>
           </w:p>
         </w:tc>
@@ -2013,7 +2013,7 @@
         <w:spacing w:after="60" w:line="280"/>
       </w:pPr>
       <w:r>
-        <w:t xml:space="preserve">録音と文字起こしは、会議のオプションで自動で始まるように設定してあります。始まっていなければ、金子が「レコーディングと文字起こし」を開始します。</w:t>
+        <w:t xml:space="preserve">録音と文字起こしは、会議のオプションで自動で始まるように設定してあります。始まっていなければ、小山が「レコーディングと文字起こし」を開始します。</w:t>
       </w:r>
     </w:p>
     <w:p>
@@ -2100,7 +2100,7 @@
         <w:pStyle w:val="Heading2"/>
       </w:pPr>
       <w:r>
-        <w:t xml:space="preserve">定例後：文字起こしを Box に置く（金子）</w:t>
+        <w:t xml:space="preserve">定例後：文字起こしを Box に置く（小山）</w:t>
       </w:r>
     </w:p>
     <w:p>
@@ -2183,6 +2183,21 @@
           <w:color w:val="595959"/>
         </w:rPr>
         <w:t xml:space="preserve">開催日の翌日以降に置くときは、ファイル名の先頭に開催日（例：20261002_）を付けてください。付いていないと、置いた日が開催日とみなされ、議題が見つかりません。</w:t>
+      </w:r>
+    </w:p>
+    <w:p>
+      <w:pPr>
+        <w:pBdr>
+          <w:left w:val="single" w:color="2E74B5" w:sz="18" w:space="8"/>
+        </w:pBdr>
+        <w:spacing w:after="100" w:line="280"/>
+        <w:ind w:left="200"/>
+      </w:pPr>
+      <w:r>
+        <w:rPr>
+          <w:color w:val="595959"/>
+        </w:rPr>
+        <w:t xml:space="preserve">文字起こしを Teams から自動で取り出すためのキーの払い出しを、小山が窓口に申請しています。払い出されたら、この作業は自動になります（10章）。</w:t>
       </w:r>
     </w:p>
     <w:p>
@@ -2940,7 +2955,7 @@
                 <w:sz w:val="18"/>
                 <w:szCs w:val="18"/>
               </w:rPr>
-              <w:t xml:space="preserve">金子（定例の開催者・定例資料と議事録の担当）</w:t>
+              <w:t xml:space="preserve">金子（定例資料・議事録の担当）</w:t>
             </w:r>
           </w:p>
         </w:tc>
@@ -2969,18 +2984,6 @@
                 <w:sz w:val="18"/>
                 <w:szCs w:val="18"/>
               </w:rPr>
-              <w:t xml:space="preserve">【最初に一度】Teams 会議のオプションで自動録音・自動文字起こしをオンにする。</w:t>
-            </w:r>
-          </w:p>
-          <w:p>
-            <w:pPr>
-              <w:spacing w:after="0" w:line="260"/>
-            </w:pPr>
-            <w:r>
-              <w:rPr>
-                <w:sz w:val="18"/>
-                <w:szCs w:val="18"/>
-              </w:rPr>
               <w:t xml:space="preserve">【定例前】901 に議題（YYYYMMDD_第NN回_議題.xlsx）を作り、課題リストを 901 にコピーする（YYYYMMDD_第NN回_課題リスト.xlsx）。関係者にお知らせメールを送る</w:t>
             </w:r>
           </w:p>
@@ -2993,7 +2996,7 @@
                 <w:sz w:val="18"/>
                 <w:szCs w:val="18"/>
               </w:rPr>
-              <w:t xml:space="preserve">【定例後】その日のうちに文字起こし（.vtt）を Box の 00_受付 に置く。完了の通知が来たら、Box の議事録（案）と次回用の課題リスト（たたき台）を開いて確認・修正し、同じ名前で上書きする。「※要確認」は文字起こしや録音で確かめる。議事録要約の「課題リストの協議内容」を、902 に作られた次回定例日の課題リストに赤字で追記する（課題リスト運用ルール⑥）。「図面リストの更新が必要なもの」を現場・設備部に伝える</w:t>
+              <w:t xml:space="preserve">【定例後】完了の通知が来たら、Box の議事録（案）と次回用の課題リスト（たたき台）を開いて確認・修正し、同じ名前で上書きする。「※要確認」は文字起こしや録音で確かめる。議事録要約の「課題リストの協議内容」を、902 に作られた次回定例日の課題リストに赤字で追記する（課題リスト運用ルール⑥）。「図面リストの更新が必要なもの」を現場・設備部に伝える</w:t>
             </w:r>
           </w:p>
         </w:tc>
@@ -3024,7 +3027,7 @@
                 <w:sz w:val="18"/>
                 <w:szCs w:val="18"/>
               </w:rPr>
-              <w:t xml:space="preserve">日建設計</w:t>
+              <w:t xml:space="preserve">小山（定例の開催者・レシピの担当）</w:t>
             </w:r>
           </w:p>
         </w:tc>
@@ -3053,7 +3056,31 @@
                 <w:sz w:val="18"/>
                 <w:szCs w:val="18"/>
               </w:rPr>
-              <w:t xml:space="preserve">課題リストの確認はこれまでどおり</w:t>
+              <w:t xml:space="preserve">【最初に一度】Teams 会議のオプションで自動録音・自動文字起こしをオンにする。</w:t>
+            </w:r>
+          </w:p>
+          <w:p>
+            <w:pPr>
+              <w:spacing w:after="0" w:line="260"/>
+            </w:pPr>
+            <w:r>
+              <w:rPr>
+                <w:sz w:val="18"/>
+                <w:szCs w:val="18"/>
+              </w:rPr>
+              <w:t xml:space="preserve">【定例後】その日のうちに文字起こし（.vtt）を Box の 00_受付 に置く（キーが払い出され、自動取得が始まるまで）。</w:t>
+            </w:r>
+          </w:p>
+          <w:p>
+            <w:pPr>
+              <w:spacing w:after="0" w:line="260"/>
+            </w:pPr>
+            <w:r>
+              <w:rPr>
+                <w:sz w:val="18"/>
+                <w:szCs w:val="18"/>
+              </w:rPr>
+              <w:t xml:space="preserve">【レシピ】この自動処理（Workato のレシピ）を作り、持ち主として管理する。完了の通知が届いているかを確認し、エラーが来たら対処する。異動するときはレシピとコネクションを後任に引き継ぐ</w:t>
             </w:r>
           </w:p>
         </w:tc>
@@ -3084,7 +3111,7 @@
                 <w:sz w:val="18"/>
                 <w:szCs w:val="18"/>
               </w:rPr>
-              <w:t xml:space="preserve">出席者全員</w:t>
+              <w:t xml:space="preserve">日建設計</w:t>
             </w:r>
           </w:p>
         </w:tc>
@@ -3113,7 +3140,7 @@
                 <w:sz w:val="18"/>
                 <w:szCs w:val="18"/>
               </w:rPr>
-              <w:t xml:space="preserve">発言の前に名乗る。議題・課題は番号で呼ぶ</w:t>
+              <w:t xml:space="preserve">課題リストの確認はこれまでどおり</w:t>
             </w:r>
           </w:p>
         </w:tc>
@@ -3144,7 +3171,7 @@
                 <w:sz w:val="18"/>
                 <w:szCs w:val="18"/>
               </w:rPr>
-              <w:t xml:space="preserve">レシピの担当者（小山）</w:t>
+              <w:t xml:space="preserve">出席者全員</w:t>
             </w:r>
           </w:p>
         </w:tc>
@@ -3173,7 +3200,7 @@
                 <w:sz w:val="18"/>
                 <w:szCs w:val="18"/>
               </w:rPr>
-              <w:t xml:space="preserve">この自動処理（Workato のレシピ）を作り、持ち主として管理する人。完了の通知が届いているかを確認し、エラーが来たら対処する。異動するときはレシピとコネクションを後任に引き継ぐ</w:t>
+              <w:t xml:space="preserve">発言の前に名乗る。議題・課題は番号で呼ぶ</w:t>
             </w:r>
           </w:p>
         </w:tc>
@@ -4188,7 +4215,7 @@
                 <w:sz w:val="18"/>
                 <w:szCs w:val="18"/>
               </w:rPr>
-              <w:t xml:space="preserve">00_受付 に文字起こしを置き直す。続くときはレシピの担当者（小山）に連絡する</w:t>
+              <w:t xml:space="preserve">00_受付 に文字起こしを置き直す。続くときは小山に連絡する</w:t>
             </w:r>
           </w:p>
         </w:tc>
@@ -4455,7 +4482,7 @@
                 <w:sz w:val="18"/>
                 <w:szCs w:val="18"/>
               </w:rPr>
-              <w:t xml:space="preserve">レシピの担当者（小山）に連絡する</w:t>
+              <w:t xml:space="preserve">小山に連絡する</w:t>
             </w:r>
           </w:p>
         </w:tc>
@@ -4715,6 +4742,95 @@
                 <w:sz w:val="18"/>
                 <w:szCs w:val="18"/>
               </w:rPr>
+              <w:t xml:space="preserve">レシピ（キー払い出し後に追加）</w:t>
+            </w:r>
+          </w:p>
+        </w:tc>
+        <w:tc>
+          <w:tcPr>
+            <w:tcW w:type="dxa" w:w="3276"/>
+            <w:tcBorders>
+              <w:top w:val="single" w:color="A6A6A6" w:sz="4"/>
+              <w:left w:val="single" w:color="A6A6A6" w:sz="4"/>
+              <w:bottom w:val="single" w:color="A6A6A6" w:sz="4"/>
+              <w:right w:val="single" w:color="A6A6A6" w:sz="4"/>
+            </w:tcBorders>
+            <w:tcMar>
+              <w:top w:type="dxa" w:w="60"/>
+              <w:left w:type="dxa" w:w="100"/>
+              <w:bottom w:type="dxa" w:w="60"/>
+              <w:right w:type="dxa" w:w="100"/>
+            </w:tcMar>
+          </w:tcPr>
+          <w:p>
+            <w:pPr>
+              <w:spacing w:after="0" w:line="260"/>
+            </w:pPr>
+            <w:r>
+              <w:rPr>
+                <w:sz w:val="18"/>
+                <w:szCs w:val="18"/>
+              </w:rPr>
+              <w:t xml:space="preserve">REC_定例文字起こし取得</w:t>
+            </w:r>
+          </w:p>
+        </w:tc>
+        <w:tc>
+          <w:tcPr>
+            <w:tcW w:type="dxa" w:w="4435"/>
+            <w:tcBorders>
+              <w:top w:val="single" w:color="A6A6A6" w:sz="4"/>
+              <w:left w:val="single" w:color="A6A6A6" w:sz="4"/>
+              <w:bottom w:val="single" w:color="A6A6A6" w:sz="4"/>
+              <w:right w:val="single" w:color="A6A6A6" w:sz="4"/>
+            </w:tcBorders>
+            <w:tcMar>
+              <w:top w:type="dxa" w:w="60"/>
+              <w:left w:type="dxa" w:w="100"/>
+              <w:bottom w:type="dxa" w:w="60"/>
+              <w:right w:type="dxa" w:w="100"/>
+            </w:tcMar>
+          </w:tcPr>
+          <w:p>
+            <w:pPr>
+              <w:spacing w:after="0" w:line="260"/>
+            </w:pPr>
+            <w:r>
+              <w:rPr>
+                <w:sz w:val="18"/>
+                <w:szCs w:val="18"/>
+              </w:rPr>
+              <w:t xml:space="preserve">定例の日に定期実行し、Teams の新しい文字起こしを Microsoft Graph から取り出して 00_受付 に置く。これで文字起こしを置く手作業がなくなる</w:t>
+            </w:r>
+          </w:p>
+        </w:tc>
+      </w:tr>
+      <w:tr>
+        <w:tc>
+          <w:tcPr>
+            <w:tcW w:type="dxa" w:w="1927"/>
+            <w:tcBorders>
+              <w:top w:val="single" w:color="A6A6A6" w:sz="4"/>
+              <w:left w:val="single" w:color="A6A6A6" w:sz="4"/>
+              <w:bottom w:val="single" w:color="A6A6A6" w:sz="4"/>
+              <w:right w:val="single" w:color="A6A6A6" w:sz="4"/>
+            </w:tcBorders>
+            <w:tcMar>
+              <w:top w:type="dxa" w:w="60"/>
+              <w:left w:type="dxa" w:w="100"/>
+              <w:bottom w:type="dxa" w:w="60"/>
+              <w:right w:type="dxa" w:w="100"/>
+            </w:tcMar>
+          </w:tcPr>
+          <w:p>
+            <w:pPr>
+              <w:spacing w:after="0" w:line="260"/>
+            </w:pPr>
+            <w:r>
+              <w:rPr>
+                <w:sz w:val="18"/>
+                <w:szCs w:val="18"/>
+              </w:rPr>
               <w:t xml:space="preserve">コネクション</w:t>
             </w:r>
           </w:p>
@@ -5402,6 +5518,19 @@
       </w:pPr>
       <w:r>
         <w:t xml:space="preserve">LLM API の API トークンを発行する（AI推進G の利用マニュアルに従う）</w:t>
+      </w:r>
+    </w:p>
+    <w:p>
+      <w:pPr>
+        <w:pStyle w:val="ListParagraph"/>
+        <w:numPr>
+          <w:ilvl w:val="0"/>
+          <w:numId w:val="5"/>
+        </w:numPr>
+        <w:spacing w:after="60" w:line="280"/>
+      </w:pPr>
+      <w:r>
+        <w:t xml:space="preserve">Teams の文字起こしを取り出すキー（Microsoft Graph の OnlineMeetings.Read・OnlineMeetingTranscript.Read.All。小山のアカウントで、小山が開催する定例だけを読む）の払い出しを、小山が窓口に申請する。払い出されたら REC_定例文字起こし取得 を追加し、文字起こしを置く手作業をなくす</w:t>
       </w:r>
     </w:p>
     <w:p>

--- a/sugiyama-minutes-automation/manual/定例会議_議事録自動化_運用マニュアル.docx
+++ b/sugiyama-minutes-automation/manual/定例会議_議事録自動化_運用マニュアル.docx
@@ -1992,6 +1992,14 @@
     </w:p>
     <w:p>
       <w:pPr>
+        <w:pStyle w:val="Heading2"/>
+      </w:pPr>
+      <w:r>
+        <w:t xml:space="preserve">会議の開き方と録音・文字起こし</w:t>
+      </w:r>
+    </w:p>
+    <w:p>
+      <w:pPr>
         <w:pStyle w:val="ListParagraph"/>
         <w:numPr>
           <w:ilvl w:val="0"/>
@@ -2000,7 +2008,14 @@
         <w:spacing w:after="60" w:line="280"/>
       </w:pPr>
       <w:r>
-        <w:t xml:space="preserve">定例は Teams 会議で開きます。</w:t>
+        <w:rPr>
+          <w:b/>
+          <w:bCs/>
+        </w:rPr>
+        <w:t xml:space="preserve">定例は、小山が作った「毎週の定期的な予定」から開きます。</w:t>
+      </w:r>
+      <w:r>
+        <w:t xml:space="preserve">チャネルの「今すぐ会議」や、別の人が作った会議では開きません。自動録音・自動文字起こしの設定がなく、文字起こしも小山の会議に残らないためです。</w:t>
       </w:r>
     </w:p>
     <w:p>
@@ -2013,7 +2028,7 @@
         <w:spacing w:after="60" w:line="280"/>
       </w:pPr>
       <w:r>
-        <w:t xml:space="preserve">録音と文字起こしは、会議のオプションで自動で始まるように設定してあります。始まっていなければ、小山が「レコーディングと文字起こし」を開始します。</w:t>
+        <w:t xml:space="preserve">自動録音・自動文字起こしは、その定期的な予定の「会議のオプション」で一度オンにしてあります。毎回設定する必要はありません。日時を変えるときは、その回の予定を編集します（新しく会議を作り直さない）。</w:t>
       </w:r>
     </w:p>
     <w:p>
@@ -2026,7 +2041,14 @@
         <w:spacing w:after="60" w:line="280"/>
       </w:pPr>
       <w:r>
-        <w:t xml:space="preserve">現地の出席者も、会議室の PC から Teams に接続します。</w:t>
+        <w:rPr>
+          <w:b/>
+          <w:bCs/>
+        </w:rPr>
+        <w:t xml:space="preserve">会議が始まったら、文字起こしが始まっていることを確かめます</w:t>
+      </w:r>
+      <w:r>
+        <w:t xml:space="preserve">（画面上部に文字起こし中の表示が出ます）。始まっていなければ、社内の出席者の誰かが「レコーディングと文字起こし」から開始します。小山以外が押してもかまいません（社外の参加者は開始できません）。</w:t>
       </w:r>
     </w:p>
     <w:p>
@@ -2043,10 +2065,18 @@
           <w:b/>
           <w:bCs/>
         </w:rPr>
-        <w:t xml:space="preserve">発言の前に名乗ります</w:t>
-      </w:r>
-      <w:r>
-        <w:t xml:space="preserve">（例：「清水建設の金子です」）。会議室のマイクでは話者がすべて「会議室」と記録されるため、名乗らないと誰の発言か分かりません。</w:t>
+        <w:t xml:space="preserve">定例中は、録音・文字起こしを止めません。</w:t>
+      </w:r>
+      <w:r>
+        <w:t xml:space="preserve">途中で止めて開始し直すと文字起こしが分かれます。分かれた場合も自動でつなげますが、止めている間の発言は残りません。</w:t>
+      </w:r>
+    </w:p>
+    <w:p>
+      <w:pPr>
+        <w:pStyle w:val="Heading2"/>
+      </w:pPr>
+      <w:r>
+        <w:t xml:space="preserve">会議中の話し方</w:t>
       </w:r>
     </w:p>
     <w:p>
@@ -2059,14 +2089,7 @@
         <w:spacing w:after="60" w:line="280"/>
       </w:pPr>
       <w:r>
-        <w:rPr>
-          <w:b/>
-          <w:bCs/>
-        </w:rPr>
-        <w:t xml:space="preserve">議題は番号で呼びます</w:t>
-      </w:r>
-      <w:r>
-        <w:t xml:space="preserve">（例：「議題3、AD1 のセンサーについて」）。議題ごとの結果に正しく振り分けられます。</w:t>
+        <w:t xml:space="preserve">現地の出席者も、会議室の PC から Teams に接続します。</w:t>
       </w:r>
     </w:p>
     <w:p>
@@ -2079,7 +2102,14 @@
         <w:spacing w:after="60" w:line="280"/>
       </w:pPr>
       <w:r>
-        <w:t xml:space="preserve">課題リストの課題も番号で呼びます（例：「課題5、竣工式について」）。</w:t>
+        <w:rPr>
+          <w:b/>
+          <w:bCs/>
+        </w:rPr>
+        <w:t xml:space="preserve">発言の前に名乗ります</w:t>
+      </w:r>
+      <w:r>
+        <w:t xml:space="preserve">（例：「清水建設の金子です」）。会議室のマイクでは話者がすべて「会議室」と記録されるため、名乗らないと誰の発言か分かりません。</w:t>
       </w:r>
     </w:p>
     <w:p>
@@ -2092,6 +2122,39 @@
         <w:spacing w:after="60" w:line="280"/>
       </w:pPr>
       <w:r>
+        <w:rPr>
+          <w:b/>
+          <w:bCs/>
+        </w:rPr>
+        <w:t xml:space="preserve">議題は番号で呼びます</w:t>
+      </w:r>
+      <w:r>
+        <w:t xml:space="preserve">（例：「議題3、AD1 のセンサーについて」）。議題ごとの結果に正しく振り分けられます。</w:t>
+      </w:r>
+    </w:p>
+    <w:p>
+      <w:pPr>
+        <w:pStyle w:val="ListParagraph"/>
+        <w:numPr>
+          <w:ilvl w:val="0"/>
+          <w:numId w:val="2"/>
+        </w:numPr>
+        <w:spacing w:after="60" w:line="280"/>
+      </w:pPr>
+      <w:r>
+        <w:t xml:space="preserve">課題リストの課題も番号で呼びます（例：「課題5、竣工式について」）。</w:t>
+      </w:r>
+    </w:p>
+    <w:p>
+      <w:pPr>
+        <w:pStyle w:val="ListParagraph"/>
+        <w:numPr>
+          <w:ilvl w:val="0"/>
+          <w:numId w:val="2"/>
+        </w:numPr>
+        <w:spacing w:after="60" w:line="280"/>
+      </w:pPr>
+      <w:r>
         <w:t xml:space="preserve">決定したこと、宿題（誰が・何を・いつまでに）、次回・次々回の開催日時は、はっきり言葉にします。</w:t>
       </w:r>
     </w:p>
@@ -2167,7 +2230,7 @@
         <w:spacing w:after="60" w:line="280"/>
       </w:pPr>
       <w:r>
-        <w:t xml:space="preserve">Box「椙山125WEST &gt; 901_総合定例会議資料 &gt; 文字起こし &gt; 00_受付」にアップロードする。ファイル名は変えなくてよい。</w:t>
+        <w:t xml:space="preserve">Box「椙山125WEST &gt; 901_総合定例会議資料 &gt; 文字起こし &gt; 00_受付」にアップロードする。ファイル名は変えなくてよい。文字起こしが複数に分かれているときは、全部を置く（時刻の順につなげて1つの議事録にします）。</w:t>
       </w:r>
     </w:p>
     <w:p>
@@ -3056,7 +3119,7 @@
                 <w:sz w:val="18"/>
                 <w:szCs w:val="18"/>
               </w:rPr>
-              <w:t xml:space="preserve">【最初に一度】Teams 会議のオプションで自動録音・自動文字起こしをオンにする。</w:t>
+              <w:t xml:space="preserve">【最初に一度】定例を毎週の定期的な予定（終了日は工期の終わり）として作り、出席者を招待する。その予定の会議のオプションで、自動録音・自動文字起こしをオンにする。</w:t>
             </w:r>
           </w:p>
           <w:p>
@@ -3949,6 +4012,184 @@
                 <w:szCs w:val="18"/>
               </w:rPr>
               <w:t xml:space="preserve">議題のファイル名を「YYYYMMDD_第NN回_議題.xlsx」に直すか、文字起こしのファイル名の先頭に開催日を付けて、00_受付 に置き直す</w:t>
+            </w:r>
+          </w:p>
+        </w:tc>
+      </w:tr>
+      <w:tr>
+        <w:tc>
+          <w:tcPr>
+            <w:tcW w:type="dxa" w:w="2505"/>
+            <w:tcBorders>
+              <w:top w:val="single" w:color="A6A6A6" w:sz="4"/>
+              <w:left w:val="single" w:color="A6A6A6" w:sz="4"/>
+              <w:bottom w:val="single" w:color="A6A6A6" w:sz="4"/>
+              <w:right w:val="single" w:color="A6A6A6" w:sz="4"/>
+            </w:tcBorders>
+            <w:tcMar>
+              <w:top w:type="dxa" w:w="60"/>
+              <w:left w:type="dxa" w:w="100"/>
+              <w:bottom w:type="dxa" w:w="60"/>
+              <w:right w:type="dxa" w:w="100"/>
+            </w:tcMar>
+          </w:tcPr>
+          <w:p>
+            <w:pPr>
+              <w:spacing w:after="0" w:line="260"/>
+            </w:pPr>
+            <w:r>
+              <w:rPr>
+                <w:sz w:val="18"/>
+                <w:szCs w:val="18"/>
+              </w:rPr>
+              <w:t xml:space="preserve">文字起こしが分かれていたため、つなげました</w:t>
+            </w:r>
+          </w:p>
+        </w:tc>
+        <w:tc>
+          <w:tcPr>
+            <w:tcW w:type="dxa" w:w="3469"/>
+            <w:tcBorders>
+              <w:top w:val="single" w:color="A6A6A6" w:sz="4"/>
+              <w:left w:val="single" w:color="A6A6A6" w:sz="4"/>
+              <w:bottom w:val="single" w:color="A6A6A6" w:sz="4"/>
+              <w:right w:val="single" w:color="A6A6A6" w:sz="4"/>
+            </w:tcBorders>
+            <w:tcMar>
+              <w:top w:type="dxa" w:w="60"/>
+              <w:left w:type="dxa" w:w="100"/>
+              <w:bottom w:type="dxa" w:w="60"/>
+              <w:right w:type="dxa" w:w="100"/>
+            </w:tcMar>
+          </w:tcPr>
+          <w:p>
+            <w:pPr>
+              <w:spacing w:after="0" w:line="260"/>
+            </w:pPr>
+            <w:r>
+              <w:rPr>
+                <w:sz w:val="18"/>
+                <w:szCs w:val="18"/>
+              </w:rPr>
+              <w:t xml:space="preserve">定例中に録音・文字起こしが止められ、開始し直された</w:t>
+            </w:r>
+          </w:p>
+        </w:tc>
+        <w:tc>
+          <w:tcPr>
+            <w:tcW w:type="dxa" w:w="3664"/>
+            <w:tcBorders>
+              <w:top w:val="single" w:color="A6A6A6" w:sz="4"/>
+              <w:left w:val="single" w:color="A6A6A6" w:sz="4"/>
+              <w:bottom w:val="single" w:color="A6A6A6" w:sz="4"/>
+              <w:right w:val="single" w:color="A6A6A6" w:sz="4"/>
+            </w:tcBorders>
+            <w:tcMar>
+              <w:top w:type="dxa" w:w="60"/>
+              <w:left w:type="dxa" w:w="100"/>
+              <w:bottom w:type="dxa" w:w="60"/>
+              <w:right w:type="dxa" w:w="100"/>
+            </w:tcMar>
+          </w:tcPr>
+          <w:p>
+            <w:pPr>
+              <w:spacing w:after="0" w:line="260"/>
+            </w:pPr>
+            <w:r>
+              <w:rPr>
+                <w:sz w:val="18"/>
+                <w:szCs w:val="18"/>
+              </w:rPr>
+              <w:t xml:space="preserve">対応は不要。止めていた間の発言は残らないので、議事録（案）を確認するときに抜けがないかを見る</w:t>
+            </w:r>
+          </w:p>
+        </w:tc>
+      </w:tr>
+      <w:tr>
+        <w:tc>
+          <w:tcPr>
+            <w:tcW w:type="dxa" w:w="2505"/>
+            <w:tcBorders>
+              <w:top w:val="single" w:color="A6A6A6" w:sz="4"/>
+              <w:left w:val="single" w:color="A6A6A6" w:sz="4"/>
+              <w:bottom w:val="single" w:color="A6A6A6" w:sz="4"/>
+              <w:right w:val="single" w:color="A6A6A6" w:sz="4"/>
+            </w:tcBorders>
+            <w:tcMar>
+              <w:top w:type="dxa" w:w="60"/>
+              <w:left w:type="dxa" w:w="100"/>
+              <w:bottom w:type="dxa" w:w="60"/>
+              <w:right w:type="dxa" w:w="100"/>
+            </w:tcMar>
+          </w:tcPr>
+          <w:p>
+            <w:pPr>
+              <w:spacing w:after="0" w:line="260"/>
+            </w:pPr>
+            <w:r>
+              <w:rPr>
+                <w:sz w:val="18"/>
+                <w:szCs w:val="18"/>
+              </w:rPr>
+              <w:t xml:space="preserve">追加された文字起こしを含めて作り直しました</w:t>
+            </w:r>
+          </w:p>
+        </w:tc>
+        <w:tc>
+          <w:tcPr>
+            <w:tcW w:type="dxa" w:w="3469"/>
+            <w:tcBorders>
+              <w:top w:val="single" w:color="A6A6A6" w:sz="4"/>
+              <w:left w:val="single" w:color="A6A6A6" w:sz="4"/>
+              <w:bottom w:val="single" w:color="A6A6A6" w:sz="4"/>
+              <w:right w:val="single" w:color="A6A6A6" w:sz="4"/>
+            </w:tcBorders>
+            <w:tcMar>
+              <w:top w:type="dxa" w:w="60"/>
+              <w:left w:type="dxa" w:w="100"/>
+              <w:bottom w:type="dxa" w:w="60"/>
+              <w:right w:type="dxa" w:w="100"/>
+            </w:tcMar>
+          </w:tcPr>
+          <w:p>
+            <w:pPr>
+              <w:spacing w:after="0" w:line="260"/>
+            </w:pPr>
+            <w:r>
+              <w:rPr>
+                <w:sz w:val="18"/>
+                <w:szCs w:val="18"/>
+              </w:rPr>
+              <w:t xml:space="preserve">議事録ができたあとに、同じ日の文字起こしが 00_受付 に追加された</w:t>
+            </w:r>
+          </w:p>
+        </w:tc>
+        <w:tc>
+          <w:tcPr>
+            <w:tcW w:type="dxa" w:w="3664"/>
+            <w:tcBorders>
+              <w:top w:val="single" w:color="A6A6A6" w:sz="4"/>
+              <w:left w:val="single" w:color="A6A6A6" w:sz="4"/>
+              <w:bottom w:val="single" w:color="A6A6A6" w:sz="4"/>
+              <w:right w:val="single" w:color="A6A6A6" w:sz="4"/>
+            </w:tcBorders>
+            <w:tcMar>
+              <w:top w:type="dxa" w:w="60"/>
+              <w:left w:type="dxa" w:w="100"/>
+              <w:bottom w:type="dxa" w:w="60"/>
+              <w:right w:type="dxa" w:w="100"/>
+            </w:tcMar>
+          </w:tcPr>
+          <w:p>
+            <w:pPr>
+              <w:spacing w:after="0" w:line="260"/>
+            </w:pPr>
+            <w:r>
+              <w:rPr>
+                <w:sz w:val="18"/>
+                <w:szCs w:val="18"/>
+              </w:rPr>
+              <w:t xml:space="preserve">議事録（案）を確認し直す。前の版は Box のバージョン履歴に残る</w:t>
             </w:r>
           </w:p>
         </w:tc>

--- a/sugiyama-minutes-automation/manual/定例会議_議事録自動化_運用マニュアル.docx
+++ b/sugiyama-minutes-automation/manual/定例会議_議事録自動化_運用マニュアル.docx
@@ -48,7 +48,7 @@
         <w:t xml:space="preserve">定例が終わったあとの議事録の作成と、議事録・課題リストの Box への格納を、社内の連携基盤 Workato で自動化</w:t>
       </w:r>
       <w:r>
-        <w:t xml:space="preserve">します。定例は Teams で録音・文字起こしし、情報はすべて Box に集めます。議事録の文章は、Workato から社内の LLM API（AI推進G）を通して AI が作ります。Box に集めた議事録・課題リスト・図面リストは、Box AI のアシスタントに質問して調べられます。</w:t>
+        <w:t xml:space="preserve">します。定例は Teams で録音・文字起こしし、情報はすべて Box に集めます。議事録の文章は、Workato から社内の LLM API（AI推進G）を通して AI が作ります。Box に集めた議事録・課題リスト・図面リストは、AI アシスタント（ライトブルー）に質問して調べられます。</w:t>
       </w:r>
     </w:p>
     <w:p>
@@ -940,7 +940,7 @@
                 <w:sz w:val="18"/>
                 <w:szCs w:val="18"/>
               </w:rPr>
-              <w:t xml:space="preserve">Box AI</w:t>
+              <w:t xml:space="preserve">AI アシスタント（ライトブルー）</w:t>
             </w:r>
           </w:p>
         </w:tc>
@@ -2102,14 +2102,7 @@
         <w:spacing w:after="60" w:line="280"/>
       </w:pPr>
       <w:r>
-        <w:rPr>
-          <w:b/>
-          <w:bCs/>
-        </w:rPr>
-        <w:t xml:space="preserve">発言の前に名乗ります</w:t>
-      </w:r>
-      <w:r>
-        <w:t xml:space="preserve">（例：「清水建設の金子です」）。会議室のマイクでは話者がすべて「会議室」と記録されるため、名乗らないと誰の発言か分かりません。</w:t>
+        <w:t xml:space="preserve">発言の前に名乗ったり、議題を番号で呼んだりする必要はありません。AI が発言の内容から、どの議題・課題の話かを判断します。</w:t>
       </w:r>
     </w:p>
     <w:p>
@@ -2122,27 +2115,7 @@
         <w:spacing w:after="60" w:line="280"/>
       </w:pPr>
       <w:r>
-        <w:rPr>
-          <w:b/>
-          <w:bCs/>
-        </w:rPr>
-        <w:t xml:space="preserve">議題は番号で呼びます</w:t>
-      </w:r>
-      <w:r>
-        <w:t xml:space="preserve">（例：「議題3、AD1 のセンサーについて」）。議題ごとの結果に正しく振り分けられます。</w:t>
-      </w:r>
-    </w:p>
-    <w:p>
-      <w:pPr>
-        <w:pStyle w:val="ListParagraph"/>
-        <w:numPr>
-          <w:ilvl w:val="0"/>
-          <w:numId w:val="2"/>
-        </w:numPr>
-        <w:spacing w:after="60" w:line="280"/>
-      </w:pPr>
-      <w:r>
-        <w:t xml:space="preserve">課題リストの課題も番号で呼びます（例：「課題5、竣工式について」）。</w:t>
+        <w:t xml:space="preserve">会議室のマイクで話した発言は、誰の発言か区別できないことがあります。AI は発言者が分からないときは推測で書かず、承認・指示のように発言者が大事なものには「※要確認：発言者」と付けます。確認のときに補ってください。</w:t>
       </w:r>
     </w:p>
     <w:p>
@@ -2570,7 +2543,7 @@
                 <w:sz w:val="18"/>
                 <w:szCs w:val="18"/>
               </w:rPr>
-              <w:t xml:space="preserve">決定事項、議題ごとの結果、図面・計画書の確認（🔴遅延・🟡1週間以内）、図面リストの更新が必要なもの、課題リストの協議内容（赤字追記用の文案）、未決事項、次回開催。Box AI が読むための文書</w:t>
+              <w:t xml:space="preserve">決定事項、議題ごとの結果、図面・計画書の確認（🔴遅延・🟡1週間以内）、図面リストの更新が必要なもの、課題リストの協議内容（赤字追記用の文案）、未決事項、次回開催。AI アシスタントが読むための文書</w:t>
             </w:r>
           </w:p>
         </w:tc>
@@ -3059,7 +3032,21 @@
                 <w:sz w:val="18"/>
                 <w:szCs w:val="18"/>
               </w:rPr>
-              <w:t xml:space="preserve">【定例後】完了の通知が来たら、Box の議事録（案）と次回用の課題リスト（たたき台）を開いて確認・修正し、同じ名前で上書きする。「※要確認」は文字起こしや録音で確かめる。議事録要約の「課題リストの協議内容」を、902 に作られた次回定例日の課題リストに赤字で追記する（課題リスト運用ルール⑥）。「図面リストの更新が必要なもの」を現場・設備部に伝える</w:t>
+              <w:t xml:space="preserve">【定例後】完了の通知が来たら、Box の議事録（案）と次回用の課題リスト（たたき台）を開いて確認・修正し、同じ名前で上書きする。「※要確認」（議題の対応・発言者など）は文字起こしや録音で確かめる。</w:t>
+            </w:r>
+            <w:r>
+              <w:rPr>
+                <w:sz w:val="18"/>
+                <w:szCs w:val="18"/>
+              </w:rPr>
+              <w:t xml:space="preserve">現地の出席者の出席チェックを付ける</w:t>
+            </w:r>
+            <w:r>
+              <w:rPr>
+                <w:sz w:val="18"/>
+                <w:szCs w:val="18"/>
+              </w:rPr>
+              <w:t xml:space="preserve">（会議室から参加した人は自動では付かない）。議事録要約の「課題リストの協議内容」を、902 に作られた次回定例日の課題リストに赤字で追記する（課題リスト運用ルール⑥）。「図面リストの更新が必要なもの」を現場・設備部に伝える</w:t>
             </w:r>
           </w:p>
         </w:tc>
@@ -3143,6 +3130,18 @@
                 <w:sz w:val="18"/>
                 <w:szCs w:val="18"/>
               </w:rPr>
+              <w:t xml:space="preserve">【AI アシスタント】ライトブルーで AI アシスタントを作り、管理する。</w:t>
+            </w:r>
+          </w:p>
+          <w:p>
+            <w:pPr>
+              <w:spacing w:after="0" w:line="260"/>
+            </w:pPr>
+            <w:r>
+              <w:rPr>
+                <w:sz w:val="18"/>
+                <w:szCs w:val="18"/>
+              </w:rPr>
               <w:t xml:space="preserve">【レシピ】この自動処理（Workato のレシピ）を作り、持ち主として管理する。完了の通知が届いているかを確認し、エラーが来たら対処する。異動するときはレシピとコネクションを後任に引き継ぐ</w:t>
             </w:r>
           </w:p>
@@ -3208,66 +3207,6 @@
           </w:p>
         </w:tc>
       </w:tr>
-      <w:tr>
-        <w:tc>
-          <w:tcPr>
-            <w:tcW w:type="dxa" w:w="2505"/>
-            <w:tcBorders>
-              <w:top w:val="single" w:color="A6A6A6" w:sz="4"/>
-              <w:left w:val="single" w:color="A6A6A6" w:sz="4"/>
-              <w:bottom w:val="single" w:color="A6A6A6" w:sz="4"/>
-              <w:right w:val="single" w:color="A6A6A6" w:sz="4"/>
-            </w:tcBorders>
-            <w:tcMar>
-              <w:top w:type="dxa" w:w="60"/>
-              <w:left w:type="dxa" w:w="100"/>
-              <w:bottom w:type="dxa" w:w="60"/>
-              <w:right w:type="dxa" w:w="100"/>
-            </w:tcMar>
-          </w:tcPr>
-          <w:p>
-            <w:pPr>
-              <w:spacing w:after="0" w:line="260"/>
-            </w:pPr>
-            <w:r>
-              <w:rPr>
-                <w:sz w:val="18"/>
-                <w:szCs w:val="18"/>
-              </w:rPr>
-              <w:t xml:space="preserve">出席者全員</w:t>
-            </w:r>
-          </w:p>
-        </w:tc>
-        <w:tc>
-          <w:tcPr>
-            <w:tcW w:type="dxa" w:w="7133"/>
-            <w:tcBorders>
-              <w:top w:val="single" w:color="A6A6A6" w:sz="4"/>
-              <w:left w:val="single" w:color="A6A6A6" w:sz="4"/>
-              <w:bottom w:val="single" w:color="A6A6A6" w:sz="4"/>
-              <w:right w:val="single" w:color="A6A6A6" w:sz="4"/>
-            </w:tcBorders>
-            <w:tcMar>
-              <w:top w:type="dxa" w:w="60"/>
-              <w:left w:type="dxa" w:w="100"/>
-              <w:bottom w:type="dxa" w:w="60"/>
-              <w:right w:type="dxa" w:w="100"/>
-            </w:tcMar>
-          </w:tcPr>
-          <w:p>
-            <w:pPr>
-              <w:spacing w:after="0" w:line="260"/>
-            </w:pPr>
-            <w:r>
-              <w:rPr>
-                <w:sz w:val="18"/>
-                <w:szCs w:val="18"/>
-              </w:rPr>
-              <w:t xml:space="preserve">発言の前に名乗る。議題・課題は番号で呼ぶ</w:t>
-            </w:r>
-          </w:p>
-        </w:tc>
-      </w:tr>
     </w:tbl>
     <w:p>
       <w:pPr>
@@ -3279,7 +3218,7 @@
         <w:pStyle w:val="Heading1"/>
       </w:pPr>
       <w:r>
-        <w:t xml:space="preserve">7. AI アシスタント（Box AI）の使い方</w:t>
+        <w:t xml:space="preserve">7. AI アシスタント（ライトブルー）</w:t>
       </w:r>
     </w:p>
     <w:p>
@@ -3287,7 +3226,7 @@
         <w:spacing w:after="100" w:line="300"/>
       </w:pPr>
       <w:r>
-        <w:t xml:space="preserve">Box の Hub「椙山改修 定例アシスタント」を開き、質問を入力します。アシスタントは次のフォルダを読んで答えます。新しいファイルが格納されると、自動で答えに反映されます。</w:t>
+        <w:t xml:space="preserve">AI アシスタントは、ライトブルーで別に作ります（担当：小山）。次の資料を読み込ませ、定例のたびに増える議事録・課題リストも自動で反映されるようにします。読み込ませる資料と指示文の参考は、リポジトリの assistant/AIアシスタント指示文_参考.md にあります。</w:t>
       </w:r>
     </w:p>
     <w:p>
@@ -3314,6 +3253,14 @@
       </w:pPr>
       <w:r>
         <w:t xml:space="preserve">協力業者共有の Box にある「図面リスト履歴」（Workato が毎朝保存する図面リストの写し）</w:t>
+      </w:r>
+    </w:p>
+    <w:p>
+      <w:pPr>
+        <w:spacing w:after="100" w:line="300"/>
+      </w:pPr>
+      <w:r>
+        <w:t xml:space="preserve">想定している質問の例です。</w:t>
       </w:r>
     </w:p>
     <w:tbl>
@@ -3777,20 +3724,7 @@
         <w:spacing w:after="60" w:line="280"/>
       </w:pPr>
       <w:r>
-        <w:t xml:space="preserve">答えには、根拠として「第◯回（日付）No.◯」やファイル名が付きます。社外に出す資料に使うときは、元のファイルで確かめてください。</w:t>
-      </w:r>
-    </w:p>
-    <w:p>
-      <w:pPr>
-        <w:pStyle w:val="ListParagraph"/>
-        <w:numPr>
-          <w:ilvl w:val="0"/>
-          <w:numId w:val="2"/>
-        </w:numPr>
-        <w:spacing w:after="60" w:line="280"/>
-      </w:pPr>
-      <w:r>
-        <w:t xml:space="preserve">記録にないことには「記録にありません」と答えます。</w:t>
+        <w:t xml:space="preserve">指示文の参考では、答えに根拠（「第◯回（日付）No.◯」やファイル名）を付け、記録にないことには「記録にありません」と答えるようにしています。社外に出す資料に使うときは、元のファイルで確かめてください。</w:t>
       </w:r>
     </w:p>
     <w:p>
@@ -5576,95 +5510,6 @@
                 <w:szCs w:val="18"/>
               </w:rPr>
               <w:t xml:space="preserve">完了通知とエラー通知</w:t>
-            </w:r>
-          </w:p>
-        </w:tc>
-      </w:tr>
-      <w:tr>
-        <w:tc>
-          <w:tcPr>
-            <w:tcW w:type="dxa" w:w="1927"/>
-            <w:tcBorders>
-              <w:top w:val="single" w:color="A6A6A6" w:sz="4"/>
-              <w:left w:val="single" w:color="A6A6A6" w:sz="4"/>
-              <w:bottom w:val="single" w:color="A6A6A6" w:sz="4"/>
-              <w:right w:val="single" w:color="A6A6A6" w:sz="4"/>
-            </w:tcBorders>
-            <w:tcMar>
-              <w:top w:type="dxa" w:w="60"/>
-              <w:left w:type="dxa" w:w="100"/>
-              <w:bottom w:type="dxa" w:w="60"/>
-              <w:right w:type="dxa" w:w="100"/>
-            </w:tcMar>
-          </w:tcPr>
-          <w:p>
-            <w:pPr>
-              <w:spacing w:after="0" w:line="260"/>
-            </w:pPr>
-            <w:r>
-              <w:rPr>
-                <w:sz w:val="18"/>
-                <w:szCs w:val="18"/>
-              </w:rPr>
-              <w:t xml:space="preserve">Box AI Hub</w:t>
-            </w:r>
-          </w:p>
-        </w:tc>
-        <w:tc>
-          <w:tcPr>
-            <w:tcW w:type="dxa" w:w="3276"/>
-            <w:tcBorders>
-              <w:top w:val="single" w:color="A6A6A6" w:sz="4"/>
-              <w:left w:val="single" w:color="A6A6A6" w:sz="4"/>
-              <w:bottom w:val="single" w:color="A6A6A6" w:sz="4"/>
-              <w:right w:val="single" w:color="A6A6A6" w:sz="4"/>
-            </w:tcBorders>
-            <w:tcMar>
-              <w:top w:type="dxa" w:w="60"/>
-              <w:left w:type="dxa" w:w="100"/>
-              <w:bottom w:type="dxa" w:w="60"/>
-              <w:right w:type="dxa" w:w="100"/>
-            </w:tcMar>
-          </w:tcPr>
-          <w:p>
-            <w:pPr>
-              <w:spacing w:after="0" w:line="260"/>
-            </w:pPr>
-            <w:r>
-              <w:rPr>
-                <w:sz w:val="18"/>
-                <w:szCs w:val="18"/>
-              </w:rPr>
-              <w:t xml:space="preserve">椙山改修 定例アシスタント</w:t>
-            </w:r>
-          </w:p>
-        </w:tc>
-        <w:tc>
-          <w:tcPr>
-            <w:tcW w:type="dxa" w:w="4435"/>
-            <w:tcBorders>
-              <w:top w:val="single" w:color="A6A6A6" w:sz="4"/>
-              <w:left w:val="single" w:color="A6A6A6" w:sz="4"/>
-              <w:bottom w:val="single" w:color="A6A6A6" w:sz="4"/>
-              <w:right w:val="single" w:color="A6A6A6" w:sz="4"/>
-            </w:tcBorders>
-            <w:tcMar>
-              <w:top w:type="dxa" w:w="60"/>
-              <w:left w:type="dxa" w:w="100"/>
-              <w:bottom w:type="dxa" w:w="60"/>
-              <w:right w:type="dxa" w:w="100"/>
-            </w:tcMar>
-          </w:tcPr>
-          <w:p>
-            <w:pPr>
-              <w:spacing w:after="0" w:line="260"/>
-            </w:pPr>
-            <w:r>
-              <w:rPr>
-                <w:sz w:val="18"/>
-                <w:szCs w:val="18"/>
-              </w:rPr>
-              <w:t xml:space="preserve">Box の議事録・課題リスト・図面リストをもとに質問に答える</w:t>
             </w:r>
           </w:p>
         </w:tc>

--- a/sugiyama-minutes-automation/manual/定例会議_議事録自動化_運用マニュアル.docx
+++ b/sugiyama-minutes-automation/manual/定例会議_議事録自動化_運用マニュアル.docx
@@ -63,40 +63,20 @@
           <w:b/>
           <w:bCs/>
         </w:rPr>
-        <w:t xml:space="preserve">これまでどおり担当者が手作業で行います</w:t>
-      </w:r>
-      <w:r>
-        <w:t xml:space="preserve">（自動化しません）。人がやることは、</w:t>
+        <w:t xml:space="preserve">これまでどおり金子が手作業で行います</w:t>
+      </w:r>
+      <w:r>
+        <w:t xml:space="preserve">（自動化しません）。自動で作られた議事録と次回用の課題リストは AI が作ったたたき台で、</w:t>
       </w:r>
       <w:r>
         <w:rPr>
           <w:b/>
           <w:bCs/>
         </w:rPr>
-        <w:t xml:space="preserve">決められた名前で議題と課題リストを Box に置くこと</w:t>
-      </w:r>
-      <w:r>
-        <w:t xml:space="preserve">、</w:t>
-      </w:r>
-      <w:r>
-        <w:rPr>
-          <w:b/>
-          <w:bCs/>
-        </w:rPr>
-        <w:t xml:space="preserve">定例後に Teams の文字起こしを Box に置くこと</w:t>
-      </w:r>
-      <w:r>
-        <w:t xml:space="preserve">、</w:t>
-      </w:r>
-      <w:r>
-        <w:rPr>
-          <w:b/>
-          <w:bCs/>
-        </w:rPr>
-        <w:t xml:space="preserve">自動で作られた議事録（案）を確認すること</w:t>
-      </w:r>
-      <w:r>
-        <w:t xml:space="preserve">です。</w:t>
+        <w:t xml:space="preserve">金子が確認して確定します</w:t>
+      </w:r>
+      <w:r>
+        <w:t xml:space="preserve">。</w:t>
       </w:r>
     </w:p>
     <w:p>
@@ -104,6 +84,850 @@
         <w:pStyle w:val="Heading1"/>
       </w:pPr>
       <w:r>
+        <w:t xml:space="preserve">早見表</w:t>
+      </w:r>
+    </w:p>
+    <w:tbl>
+      <w:tblPr>
+        <w:tblW w:type="dxa" w:w="9638"/>
+        <w:tblBorders>
+          <w:top w:val="single" w:color="auto" w:sz="4"/>
+          <w:left w:val="single" w:color="auto" w:sz="4"/>
+          <w:bottom w:val="single" w:color="auto" w:sz="4"/>
+          <w:right w:val="single" w:color="auto" w:sz="4"/>
+          <w:insideH w:val="single" w:color="auto" w:sz="4"/>
+          <w:insideV w:val="single" w:color="auto" w:sz="4"/>
+        </w:tblBorders>
+      </w:tblPr>
+      <w:tblGrid>
+        <w:gridCol w:w="1734"/>
+        <w:gridCol w:w="1542"/>
+        <w:gridCol w:w="6362"/>
+      </w:tblGrid>
+      <w:tr>
+        <w:trPr>
+          <w:tblHeader/>
+        </w:trPr>
+        <w:tc>
+          <w:tcPr>
+            <w:tcW w:type="dxa" w:w="1734"/>
+            <w:tcBorders>
+              <w:top w:val="single" w:color="A6A6A6" w:sz="4"/>
+              <w:left w:val="single" w:color="A6A6A6" w:sz="4"/>
+              <w:bottom w:val="single" w:color="A6A6A6" w:sz="4"/>
+              <w:right w:val="single" w:color="A6A6A6" w:sz="4"/>
+            </w:tcBorders>
+            <w:shd w:fill="DCE6F2" w:color="auto" w:val="clear"/>
+            <w:tcMar>
+              <w:top w:type="dxa" w:w="60"/>
+              <w:left w:type="dxa" w:w="100"/>
+              <w:bottom w:type="dxa" w:w="60"/>
+              <w:right w:type="dxa" w:w="100"/>
+            </w:tcMar>
+          </w:tcPr>
+          <w:p>
+            <w:pPr>
+              <w:spacing w:after="0" w:line="260"/>
+            </w:pPr>
+            <w:r>
+              <w:rPr>
+                <w:b/>
+                <w:bCs/>
+                <w:sz w:val="18"/>
+                <w:szCs w:val="18"/>
+              </w:rPr>
+              <w:t xml:space="preserve">いつ</w:t>
+            </w:r>
+          </w:p>
+        </w:tc>
+        <w:tc>
+          <w:tcPr>
+            <w:tcW w:type="dxa" w:w="1542"/>
+            <w:tcBorders>
+              <w:top w:val="single" w:color="A6A6A6" w:sz="4"/>
+              <w:left w:val="single" w:color="A6A6A6" w:sz="4"/>
+              <w:bottom w:val="single" w:color="A6A6A6" w:sz="4"/>
+              <w:right w:val="single" w:color="A6A6A6" w:sz="4"/>
+            </w:tcBorders>
+            <w:shd w:fill="DCE6F2" w:color="auto" w:val="clear"/>
+            <w:tcMar>
+              <w:top w:type="dxa" w:w="60"/>
+              <w:left w:type="dxa" w:w="100"/>
+              <w:bottom w:type="dxa" w:w="60"/>
+              <w:right w:type="dxa" w:w="100"/>
+            </w:tcMar>
+          </w:tcPr>
+          <w:p>
+            <w:pPr>
+              <w:spacing w:after="0" w:line="260"/>
+            </w:pPr>
+            <w:r>
+              <w:rPr>
+                <w:b/>
+                <w:bCs/>
+                <w:sz w:val="18"/>
+                <w:szCs w:val="18"/>
+              </w:rPr>
+              <w:t xml:space="preserve">誰が</w:t>
+            </w:r>
+          </w:p>
+        </w:tc>
+        <w:tc>
+          <w:tcPr>
+            <w:tcW w:type="dxa" w:w="6362"/>
+            <w:tcBorders>
+              <w:top w:val="single" w:color="A6A6A6" w:sz="4"/>
+              <w:left w:val="single" w:color="A6A6A6" w:sz="4"/>
+              <w:bottom w:val="single" w:color="A6A6A6" w:sz="4"/>
+              <w:right w:val="single" w:color="A6A6A6" w:sz="4"/>
+            </w:tcBorders>
+            <w:shd w:fill="DCE6F2" w:color="auto" w:val="clear"/>
+            <w:tcMar>
+              <w:top w:type="dxa" w:w="60"/>
+              <w:left w:type="dxa" w:w="100"/>
+              <w:bottom w:type="dxa" w:w="60"/>
+              <w:right w:type="dxa" w:w="100"/>
+            </w:tcMar>
+          </w:tcPr>
+          <w:p>
+            <w:pPr>
+              <w:spacing w:after="0" w:line="260"/>
+            </w:pPr>
+            <w:r>
+              <w:rPr>
+                <w:b/>
+                <w:bCs/>
+                <w:sz w:val="18"/>
+                <w:szCs w:val="18"/>
+              </w:rPr>
+              <w:t xml:space="preserve">やること</w:t>
+            </w:r>
+          </w:p>
+        </w:tc>
+      </w:tr>
+      <w:tr>
+        <w:tc>
+          <w:tcPr>
+            <w:tcW w:type="dxa" w:w="1734"/>
+            <w:tcBorders>
+              <w:top w:val="single" w:color="A6A6A6" w:sz="4"/>
+              <w:left w:val="single" w:color="A6A6A6" w:sz="4"/>
+              <w:bottom w:val="single" w:color="A6A6A6" w:sz="4"/>
+              <w:right w:val="single" w:color="A6A6A6" w:sz="4"/>
+            </w:tcBorders>
+            <w:tcMar>
+              <w:top w:type="dxa" w:w="60"/>
+              <w:left w:type="dxa" w:w="100"/>
+              <w:bottom w:type="dxa" w:w="60"/>
+              <w:right w:type="dxa" w:w="100"/>
+            </w:tcMar>
+          </w:tcPr>
+          <w:p>
+            <w:pPr>
+              <w:spacing w:after="0" w:line="260"/>
+            </w:pPr>
+            <w:r>
+              <w:rPr>
+                <w:sz w:val="18"/>
+                <w:szCs w:val="18"/>
+              </w:rPr>
+              <w:t xml:space="preserve">最初に一度</w:t>
+            </w:r>
+          </w:p>
+        </w:tc>
+        <w:tc>
+          <w:tcPr>
+            <w:tcW w:type="dxa" w:w="1542"/>
+            <w:tcBorders>
+              <w:top w:val="single" w:color="A6A6A6" w:sz="4"/>
+              <w:left w:val="single" w:color="A6A6A6" w:sz="4"/>
+              <w:bottom w:val="single" w:color="A6A6A6" w:sz="4"/>
+              <w:right w:val="single" w:color="A6A6A6" w:sz="4"/>
+            </w:tcBorders>
+            <w:tcMar>
+              <w:top w:type="dxa" w:w="60"/>
+              <w:left w:type="dxa" w:w="100"/>
+              <w:bottom w:type="dxa" w:w="60"/>
+              <w:right w:type="dxa" w:w="100"/>
+            </w:tcMar>
+          </w:tcPr>
+          <w:p>
+            <w:pPr>
+              <w:spacing w:after="0" w:line="260"/>
+            </w:pPr>
+            <w:r>
+              <w:rPr>
+                <w:sz w:val="18"/>
+                <w:szCs w:val="18"/>
+              </w:rPr>
+              <w:t xml:space="preserve">小山</w:t>
+            </w:r>
+          </w:p>
+        </w:tc>
+        <w:tc>
+          <w:tcPr>
+            <w:tcW w:type="dxa" w:w="6362"/>
+            <w:tcBorders>
+              <w:top w:val="single" w:color="A6A6A6" w:sz="4"/>
+              <w:left w:val="single" w:color="A6A6A6" w:sz="4"/>
+              <w:bottom w:val="single" w:color="A6A6A6" w:sz="4"/>
+              <w:right w:val="single" w:color="A6A6A6" w:sz="4"/>
+            </w:tcBorders>
+            <w:tcMar>
+              <w:top w:type="dxa" w:w="60"/>
+              <w:left w:type="dxa" w:w="100"/>
+              <w:bottom w:type="dxa" w:w="60"/>
+              <w:right w:type="dxa" w:w="100"/>
+            </w:tcMar>
+          </w:tcPr>
+          <w:p>
+            <w:pPr>
+              <w:spacing w:after="0" w:line="260"/>
+            </w:pPr>
+            <w:r>
+              <w:rPr>
+                <w:sz w:val="18"/>
+                <w:szCs w:val="18"/>
+              </w:rPr>
+              <w:t xml:space="preserve">定例を「毎週の定期的な予定」として作り、会議のオプションで自動録音・自動文字起こしをオンにする</w:t>
+            </w:r>
+          </w:p>
+        </w:tc>
+      </w:tr>
+      <w:tr>
+        <w:tc>
+          <w:tcPr>
+            <w:tcW w:type="dxa" w:w="1734"/>
+            <w:tcBorders>
+              <w:top w:val="single" w:color="A6A6A6" w:sz="4"/>
+              <w:left w:val="single" w:color="A6A6A6" w:sz="4"/>
+              <w:bottom w:val="single" w:color="A6A6A6" w:sz="4"/>
+              <w:right w:val="single" w:color="A6A6A6" w:sz="4"/>
+            </w:tcBorders>
+            <w:tcMar>
+              <w:top w:type="dxa" w:w="60"/>
+              <w:left w:type="dxa" w:w="100"/>
+              <w:bottom w:type="dxa" w:w="60"/>
+              <w:right w:type="dxa" w:w="100"/>
+            </w:tcMar>
+          </w:tcPr>
+          <w:p>
+            <w:pPr>
+              <w:spacing w:after="0" w:line="260"/>
+            </w:pPr>
+            <w:r>
+              <w:rPr>
+                <w:sz w:val="18"/>
+                <w:szCs w:val="18"/>
+              </w:rPr>
+              <w:t xml:space="preserve">定例前</w:t>
+            </w:r>
+          </w:p>
+        </w:tc>
+        <w:tc>
+          <w:tcPr>
+            <w:tcW w:type="dxa" w:w="1542"/>
+            <w:tcBorders>
+              <w:top w:val="single" w:color="A6A6A6" w:sz="4"/>
+              <w:left w:val="single" w:color="A6A6A6" w:sz="4"/>
+              <w:bottom w:val="single" w:color="A6A6A6" w:sz="4"/>
+              <w:right w:val="single" w:color="A6A6A6" w:sz="4"/>
+            </w:tcBorders>
+            <w:tcMar>
+              <w:top w:type="dxa" w:w="60"/>
+              <w:left w:type="dxa" w:w="100"/>
+              <w:bottom w:type="dxa" w:w="60"/>
+              <w:right w:type="dxa" w:w="100"/>
+            </w:tcMar>
+          </w:tcPr>
+          <w:p>
+            <w:pPr>
+              <w:spacing w:after="0" w:line="260"/>
+            </w:pPr>
+            <w:r>
+              <w:rPr>
+                <w:sz w:val="18"/>
+                <w:szCs w:val="18"/>
+              </w:rPr>
+              <w:t xml:space="preserve">金子</w:t>
+            </w:r>
+          </w:p>
+        </w:tc>
+        <w:tc>
+          <w:tcPr>
+            <w:tcW w:type="dxa" w:w="6362"/>
+            <w:tcBorders>
+              <w:top w:val="single" w:color="A6A6A6" w:sz="4"/>
+              <w:left w:val="single" w:color="A6A6A6" w:sz="4"/>
+              <w:bottom w:val="single" w:color="A6A6A6" w:sz="4"/>
+              <w:right w:val="single" w:color="A6A6A6" w:sz="4"/>
+            </w:tcBorders>
+            <w:tcMar>
+              <w:top w:type="dxa" w:w="60"/>
+              <w:left w:type="dxa" w:w="100"/>
+              <w:bottom w:type="dxa" w:w="60"/>
+              <w:right w:type="dxa" w:w="100"/>
+            </w:tcMar>
+          </w:tcPr>
+          <w:p>
+            <w:pPr>
+              <w:spacing w:after="0" w:line="260"/>
+            </w:pPr>
+            <w:r>
+              <w:rPr>
+                <w:sz w:val="18"/>
+                <w:szCs w:val="18"/>
+              </w:rPr>
+              <w:t xml:space="preserve">Box の 901 に「YYYYMMDD_第NN回_議題.xlsx」を作り、902 の課題リストを「YYYYMMDD_第NN回_課題リスト.xlsx」として 901 にコピーする。お知らせメールを送る</w:t>
+            </w:r>
+          </w:p>
+        </w:tc>
+      </w:tr>
+      <w:tr>
+        <w:tc>
+          <w:tcPr>
+            <w:tcW w:type="dxa" w:w="1734"/>
+            <w:tcBorders>
+              <w:top w:val="single" w:color="A6A6A6" w:sz="4"/>
+              <w:left w:val="single" w:color="A6A6A6" w:sz="4"/>
+              <w:bottom w:val="single" w:color="A6A6A6" w:sz="4"/>
+              <w:right w:val="single" w:color="A6A6A6" w:sz="4"/>
+            </w:tcBorders>
+            <w:tcMar>
+              <w:top w:type="dxa" w:w="60"/>
+              <w:left w:type="dxa" w:w="100"/>
+              <w:bottom w:type="dxa" w:w="60"/>
+              <w:right w:type="dxa" w:w="100"/>
+            </w:tcMar>
+          </w:tcPr>
+          <w:p>
+            <w:pPr>
+              <w:spacing w:after="0" w:line="260"/>
+            </w:pPr>
+            <w:r>
+              <w:rPr>
+                <w:sz w:val="18"/>
+                <w:szCs w:val="18"/>
+              </w:rPr>
+              <w:t xml:space="preserve">定例中</w:t>
+            </w:r>
+          </w:p>
+        </w:tc>
+        <w:tc>
+          <w:tcPr>
+            <w:tcW w:type="dxa" w:w="1542"/>
+            <w:tcBorders>
+              <w:top w:val="single" w:color="A6A6A6" w:sz="4"/>
+              <w:left w:val="single" w:color="A6A6A6" w:sz="4"/>
+              <w:bottom w:val="single" w:color="A6A6A6" w:sz="4"/>
+              <w:right w:val="single" w:color="A6A6A6" w:sz="4"/>
+            </w:tcBorders>
+            <w:tcMar>
+              <w:top w:type="dxa" w:w="60"/>
+              <w:left w:type="dxa" w:w="100"/>
+              <w:bottom w:type="dxa" w:w="60"/>
+              <w:right w:type="dxa" w:w="100"/>
+            </w:tcMar>
+          </w:tcPr>
+          <w:p>
+            <w:pPr>
+              <w:spacing w:after="0" w:line="260"/>
+            </w:pPr>
+            <w:r>
+              <w:rPr>
+                <w:sz w:val="18"/>
+                <w:szCs w:val="18"/>
+              </w:rPr>
+              <w:t xml:space="preserve">出席者全員</w:t>
+            </w:r>
+          </w:p>
+        </w:tc>
+        <w:tc>
+          <w:tcPr>
+            <w:tcW w:type="dxa" w:w="6362"/>
+            <w:tcBorders>
+              <w:top w:val="single" w:color="A6A6A6" w:sz="4"/>
+              <w:left w:val="single" w:color="A6A6A6" w:sz="4"/>
+              <w:bottom w:val="single" w:color="A6A6A6" w:sz="4"/>
+              <w:right w:val="single" w:color="A6A6A6" w:sz="4"/>
+            </w:tcBorders>
+            <w:tcMar>
+              <w:top w:type="dxa" w:w="60"/>
+              <w:left w:type="dxa" w:w="100"/>
+              <w:bottom w:type="dxa" w:w="60"/>
+              <w:right w:type="dxa" w:w="100"/>
+            </w:tcMar>
+          </w:tcPr>
+          <w:p>
+            <w:pPr>
+              <w:spacing w:after="0" w:line="260"/>
+            </w:pPr>
+            <w:r>
+              <w:rPr>
+                <w:sz w:val="18"/>
+                <w:szCs w:val="18"/>
+              </w:rPr>
+              <w:t xml:space="preserve">小山が作った予定から Teams で開く。文字起こしが始まっているかを確かめ、途中で止めない。名乗ったり番号で呼んだりしなくてよい</w:t>
+            </w:r>
+          </w:p>
+        </w:tc>
+      </w:tr>
+      <w:tr>
+        <w:tc>
+          <w:tcPr>
+            <w:tcW w:type="dxa" w:w="1734"/>
+            <w:tcBorders>
+              <w:top w:val="single" w:color="A6A6A6" w:sz="4"/>
+              <w:left w:val="single" w:color="A6A6A6" w:sz="4"/>
+              <w:bottom w:val="single" w:color="A6A6A6" w:sz="4"/>
+              <w:right w:val="single" w:color="A6A6A6" w:sz="4"/>
+            </w:tcBorders>
+            <w:tcMar>
+              <w:top w:type="dxa" w:w="60"/>
+              <w:left w:type="dxa" w:w="100"/>
+              <w:bottom w:type="dxa" w:w="60"/>
+              <w:right w:type="dxa" w:w="100"/>
+            </w:tcMar>
+          </w:tcPr>
+          <w:p>
+            <w:pPr>
+              <w:spacing w:after="0" w:line="260"/>
+            </w:pPr>
+            <w:r>
+              <w:rPr>
+                <w:sz w:val="18"/>
+                <w:szCs w:val="18"/>
+              </w:rPr>
+              <w:t xml:space="preserve">定例後（その日のうち）</w:t>
+            </w:r>
+          </w:p>
+        </w:tc>
+        <w:tc>
+          <w:tcPr>
+            <w:tcW w:type="dxa" w:w="1542"/>
+            <w:tcBorders>
+              <w:top w:val="single" w:color="A6A6A6" w:sz="4"/>
+              <w:left w:val="single" w:color="A6A6A6" w:sz="4"/>
+              <w:bottom w:val="single" w:color="A6A6A6" w:sz="4"/>
+              <w:right w:val="single" w:color="A6A6A6" w:sz="4"/>
+            </w:tcBorders>
+            <w:tcMar>
+              <w:top w:type="dxa" w:w="60"/>
+              <w:left w:type="dxa" w:w="100"/>
+              <w:bottom w:type="dxa" w:w="60"/>
+              <w:right w:type="dxa" w:w="100"/>
+            </w:tcMar>
+          </w:tcPr>
+          <w:p>
+            <w:pPr>
+              <w:spacing w:after="0" w:line="260"/>
+            </w:pPr>
+            <w:r>
+              <w:rPr>
+                <w:sz w:val="18"/>
+                <w:szCs w:val="18"/>
+              </w:rPr>
+              <w:t xml:space="preserve">小山</w:t>
+            </w:r>
+          </w:p>
+        </w:tc>
+        <w:tc>
+          <w:tcPr>
+            <w:tcW w:type="dxa" w:w="6362"/>
+            <w:tcBorders>
+              <w:top w:val="single" w:color="A6A6A6" w:sz="4"/>
+              <w:left w:val="single" w:color="A6A6A6" w:sz="4"/>
+              <w:bottom w:val="single" w:color="A6A6A6" w:sz="4"/>
+              <w:right w:val="single" w:color="A6A6A6" w:sz="4"/>
+            </w:tcBorders>
+            <w:tcMar>
+              <w:top w:type="dxa" w:w="60"/>
+              <w:left w:type="dxa" w:w="100"/>
+              <w:bottom w:type="dxa" w:w="60"/>
+              <w:right w:type="dxa" w:w="100"/>
+            </w:tcMar>
+          </w:tcPr>
+          <w:p>
+            <w:pPr>
+              <w:spacing w:after="0" w:line="260"/>
+            </w:pPr>
+            <w:r>
+              <w:rPr>
+                <w:sz w:val="18"/>
+                <w:szCs w:val="18"/>
+              </w:rPr>
+              <w:t xml:space="preserve">Teams から文字起こしを .vtt でダウンロードし、Box の「901 &gt; 文字起こし &gt; 00_受付」に置く（キーが払い出されたら自動になる）</w:t>
+            </w:r>
+          </w:p>
+        </w:tc>
+      </w:tr>
+      <w:tr>
+        <w:tc>
+          <w:tcPr>
+            <w:tcW w:type="dxa" w:w="1734"/>
+            <w:tcBorders>
+              <w:top w:val="single" w:color="A6A6A6" w:sz="4"/>
+              <w:left w:val="single" w:color="A6A6A6" w:sz="4"/>
+              <w:bottom w:val="single" w:color="A6A6A6" w:sz="4"/>
+              <w:right w:val="single" w:color="A6A6A6" w:sz="4"/>
+            </w:tcBorders>
+            <w:tcMar>
+              <w:top w:type="dxa" w:w="60"/>
+              <w:left w:type="dxa" w:w="100"/>
+              <w:bottom w:type="dxa" w:w="60"/>
+              <w:right w:type="dxa" w:w="100"/>
+            </w:tcMar>
+          </w:tcPr>
+          <w:p>
+            <w:pPr>
+              <w:spacing w:after="0" w:line="260"/>
+            </w:pPr>
+            <w:r>
+              <w:rPr>
+                <w:sz w:val="18"/>
+                <w:szCs w:val="18"/>
+              </w:rPr>
+              <w:t xml:space="preserve">数分後</w:t>
+            </w:r>
+          </w:p>
+        </w:tc>
+        <w:tc>
+          <w:tcPr>
+            <w:tcW w:type="dxa" w:w="1542"/>
+            <w:tcBorders>
+              <w:top w:val="single" w:color="A6A6A6" w:sz="4"/>
+              <w:left w:val="single" w:color="A6A6A6" w:sz="4"/>
+              <w:bottom w:val="single" w:color="A6A6A6" w:sz="4"/>
+              <w:right w:val="single" w:color="A6A6A6" w:sz="4"/>
+            </w:tcBorders>
+            <w:tcMar>
+              <w:top w:type="dxa" w:w="60"/>
+              <w:left w:type="dxa" w:w="100"/>
+              <w:bottom w:type="dxa" w:w="60"/>
+              <w:right w:type="dxa" w:w="100"/>
+            </w:tcMar>
+          </w:tcPr>
+          <w:p>
+            <w:pPr>
+              <w:spacing w:after="0" w:line="260"/>
+            </w:pPr>
+            <w:r>
+              <w:rPr>
+                <w:sz w:val="18"/>
+                <w:szCs w:val="18"/>
+              </w:rPr>
+              <w:t xml:space="preserve">自動（Workato）</w:t>
+            </w:r>
+          </w:p>
+        </w:tc>
+        <w:tc>
+          <w:tcPr>
+            <w:tcW w:type="dxa" w:w="6362"/>
+            <w:tcBorders>
+              <w:top w:val="single" w:color="A6A6A6" w:sz="4"/>
+              <w:left w:val="single" w:color="A6A6A6" w:sz="4"/>
+              <w:bottom w:val="single" w:color="A6A6A6" w:sz="4"/>
+              <w:right w:val="single" w:color="A6A6A6" w:sz="4"/>
+            </w:tcBorders>
+            <w:tcMar>
+              <w:top w:type="dxa" w:w="60"/>
+              <w:left w:type="dxa" w:w="100"/>
+              <w:bottom w:type="dxa" w:w="60"/>
+              <w:right w:type="dxa" w:w="100"/>
+            </w:tcMar>
+          </w:tcPr>
+          <w:p>
+            <w:pPr>
+              <w:spacing w:after="0" w:line="260"/>
+            </w:pPr>
+            <w:r>
+              <w:rPr>
+                <w:sz w:val="18"/>
+                <w:szCs w:val="18"/>
+              </w:rPr>
+              <w:t xml:space="preserve">議事録・議事録要約・未決事項一覧・次回用の課題リストを作って Box に格納し、WowTalk に通知する</w:t>
+            </w:r>
+          </w:p>
+        </w:tc>
+      </w:tr>
+      <w:tr>
+        <w:tc>
+          <w:tcPr>
+            <w:tcW w:type="dxa" w:w="1734"/>
+            <w:tcBorders>
+              <w:top w:val="single" w:color="A6A6A6" w:sz="4"/>
+              <w:left w:val="single" w:color="A6A6A6" w:sz="4"/>
+              <w:bottom w:val="single" w:color="A6A6A6" w:sz="4"/>
+              <w:right w:val="single" w:color="A6A6A6" w:sz="4"/>
+            </w:tcBorders>
+            <w:tcMar>
+              <w:top w:type="dxa" w:w="60"/>
+              <w:left w:type="dxa" w:w="100"/>
+              <w:bottom w:type="dxa" w:w="60"/>
+              <w:right w:type="dxa" w:w="100"/>
+            </w:tcMar>
+          </w:tcPr>
+          <w:p>
+            <w:pPr>
+              <w:spacing w:after="0" w:line="260"/>
+            </w:pPr>
+            <w:r>
+              <w:rPr>
+                <w:sz w:val="18"/>
+                <w:szCs w:val="18"/>
+              </w:rPr>
+              <w:t xml:space="preserve">通知のあと</w:t>
+            </w:r>
+          </w:p>
+        </w:tc>
+        <w:tc>
+          <w:tcPr>
+            <w:tcW w:type="dxa" w:w="1542"/>
+            <w:tcBorders>
+              <w:top w:val="single" w:color="A6A6A6" w:sz="4"/>
+              <w:left w:val="single" w:color="A6A6A6" w:sz="4"/>
+              <w:bottom w:val="single" w:color="A6A6A6" w:sz="4"/>
+              <w:right w:val="single" w:color="A6A6A6" w:sz="4"/>
+            </w:tcBorders>
+            <w:tcMar>
+              <w:top w:type="dxa" w:w="60"/>
+              <w:left w:type="dxa" w:w="100"/>
+              <w:bottom w:type="dxa" w:w="60"/>
+              <w:right w:type="dxa" w:w="100"/>
+            </w:tcMar>
+          </w:tcPr>
+          <w:p>
+            <w:pPr>
+              <w:spacing w:after="0" w:line="260"/>
+            </w:pPr>
+            <w:r>
+              <w:rPr>
+                <w:sz w:val="18"/>
+                <w:szCs w:val="18"/>
+              </w:rPr>
+              <w:t xml:space="preserve">金子</w:t>
+            </w:r>
+          </w:p>
+        </w:tc>
+        <w:tc>
+          <w:tcPr>
+            <w:tcW w:type="dxa" w:w="6362"/>
+            <w:tcBorders>
+              <w:top w:val="single" w:color="A6A6A6" w:sz="4"/>
+              <w:left w:val="single" w:color="A6A6A6" w:sz="4"/>
+              <w:bottom w:val="single" w:color="A6A6A6" w:sz="4"/>
+              <w:right w:val="single" w:color="A6A6A6" w:sz="4"/>
+            </w:tcBorders>
+            <w:tcMar>
+              <w:top w:type="dxa" w:w="60"/>
+              <w:left w:type="dxa" w:w="100"/>
+              <w:bottom w:type="dxa" w:w="60"/>
+              <w:right w:type="dxa" w:w="100"/>
+            </w:tcMar>
+          </w:tcPr>
+          <w:p>
+            <w:pPr>
+              <w:spacing w:after="0" w:line="260"/>
+            </w:pPr>
+            <w:r>
+              <w:rPr>
+                <w:sz w:val="18"/>
+                <w:szCs w:val="18"/>
+              </w:rPr>
+              <w:t xml:space="preserve">議事録（案）と課題リスト（たたき台）を確認・修正する。「※要確認」を確かめ、現地の出席チェックを付け、課題リストに赤字で追記する</w:t>
+            </w:r>
+          </w:p>
+        </w:tc>
+      </w:tr>
+      <w:tr>
+        <w:tc>
+          <w:tcPr>
+            <w:tcW w:type="dxa" w:w="1734"/>
+            <w:tcBorders>
+              <w:top w:val="single" w:color="A6A6A6" w:sz="4"/>
+              <w:left w:val="single" w:color="A6A6A6" w:sz="4"/>
+              <w:bottom w:val="single" w:color="A6A6A6" w:sz="4"/>
+              <w:right w:val="single" w:color="A6A6A6" w:sz="4"/>
+            </w:tcBorders>
+            <w:tcMar>
+              <w:top w:type="dxa" w:w="60"/>
+              <w:left w:type="dxa" w:w="100"/>
+              <w:bottom w:type="dxa" w:w="60"/>
+              <w:right w:type="dxa" w:w="100"/>
+            </w:tcMar>
+          </w:tcPr>
+          <w:p>
+            <w:pPr>
+              <w:spacing w:after="0" w:line="260"/>
+            </w:pPr>
+            <w:r>
+              <w:rPr>
+                <w:sz w:val="18"/>
+                <w:szCs w:val="18"/>
+              </w:rPr>
+              <w:t xml:space="preserve">いつでも</w:t>
+            </w:r>
+          </w:p>
+        </w:tc>
+        <w:tc>
+          <w:tcPr>
+            <w:tcW w:type="dxa" w:w="1542"/>
+            <w:tcBorders>
+              <w:top w:val="single" w:color="A6A6A6" w:sz="4"/>
+              <w:left w:val="single" w:color="A6A6A6" w:sz="4"/>
+              <w:bottom w:val="single" w:color="A6A6A6" w:sz="4"/>
+              <w:right w:val="single" w:color="A6A6A6" w:sz="4"/>
+            </w:tcBorders>
+            <w:tcMar>
+              <w:top w:type="dxa" w:w="60"/>
+              <w:left w:type="dxa" w:w="100"/>
+              <w:bottom w:type="dxa" w:w="60"/>
+              <w:right w:type="dxa" w:w="100"/>
+            </w:tcMar>
+          </w:tcPr>
+          <w:p>
+            <w:pPr>
+              <w:spacing w:after="0" w:line="260"/>
+            </w:pPr>
+            <w:r>
+              <w:rPr>
+                <w:sz w:val="18"/>
+                <w:szCs w:val="18"/>
+              </w:rPr>
+              <w:t xml:space="preserve">関係者全員</w:t>
+            </w:r>
+          </w:p>
+        </w:tc>
+        <w:tc>
+          <w:tcPr>
+            <w:tcW w:type="dxa" w:w="6362"/>
+            <w:tcBorders>
+              <w:top w:val="single" w:color="A6A6A6" w:sz="4"/>
+              <w:left w:val="single" w:color="A6A6A6" w:sz="4"/>
+              <w:bottom w:val="single" w:color="A6A6A6" w:sz="4"/>
+              <w:right w:val="single" w:color="A6A6A6" w:sz="4"/>
+            </w:tcBorders>
+            <w:tcMar>
+              <w:top w:type="dxa" w:w="60"/>
+              <w:left w:type="dxa" w:w="100"/>
+              <w:bottom w:type="dxa" w:w="60"/>
+              <w:right w:type="dxa" w:w="100"/>
+            </w:tcMar>
+          </w:tcPr>
+          <w:p>
+            <w:pPr>
+              <w:spacing w:after="0" w:line="260"/>
+            </w:pPr>
+            <w:r>
+              <w:rPr>
+                <w:sz w:val="18"/>
+                <w:szCs w:val="18"/>
+              </w:rPr>
+              <w:t xml:space="preserve">AI アシスタント（ライトブルー）に、決定の経緯や未決事項、図面の状況を質問する</w:t>
+            </w:r>
+          </w:p>
+        </w:tc>
+      </w:tr>
+      <w:tr>
+        <w:tc>
+          <w:tcPr>
+            <w:tcW w:type="dxa" w:w="1734"/>
+            <w:tcBorders>
+              <w:top w:val="single" w:color="A6A6A6" w:sz="4"/>
+              <w:left w:val="single" w:color="A6A6A6" w:sz="4"/>
+              <w:bottom w:val="single" w:color="A6A6A6" w:sz="4"/>
+              <w:right w:val="single" w:color="A6A6A6" w:sz="4"/>
+            </w:tcBorders>
+            <w:tcMar>
+              <w:top w:type="dxa" w:w="60"/>
+              <w:left w:type="dxa" w:w="100"/>
+              <w:bottom w:type="dxa" w:w="60"/>
+              <w:right w:type="dxa" w:w="100"/>
+            </w:tcMar>
+          </w:tcPr>
+          <w:p>
+            <w:pPr>
+              <w:spacing w:after="0" w:line="260"/>
+            </w:pPr>
+            <w:r>
+              <w:rPr>
+                <w:sz w:val="18"/>
+                <w:szCs w:val="18"/>
+              </w:rPr>
+              <w:t xml:space="preserve">困ったとき</w:t>
+            </w:r>
+          </w:p>
+        </w:tc>
+        <w:tc>
+          <w:tcPr>
+            <w:tcW w:type="dxa" w:w="1542"/>
+            <w:tcBorders>
+              <w:top w:val="single" w:color="A6A6A6" w:sz="4"/>
+              <w:left w:val="single" w:color="A6A6A6" w:sz="4"/>
+              <w:bottom w:val="single" w:color="A6A6A6" w:sz="4"/>
+              <w:right w:val="single" w:color="A6A6A6" w:sz="4"/>
+            </w:tcBorders>
+            <w:tcMar>
+              <w:top w:type="dxa" w:w="60"/>
+              <w:left w:type="dxa" w:w="100"/>
+              <w:bottom w:type="dxa" w:w="60"/>
+              <w:right w:type="dxa" w:w="100"/>
+            </w:tcMar>
+          </w:tcPr>
+          <w:p>
+            <w:pPr>
+              <w:spacing w:after="0" w:line="260"/>
+            </w:pPr>
+            <w:r>
+              <w:rPr>
+                <w:sz w:val="18"/>
+                <w:szCs w:val="18"/>
+              </w:rPr>
+              <w:t xml:space="preserve">―</w:t>
+            </w:r>
+          </w:p>
+        </w:tc>
+        <w:tc>
+          <w:tcPr>
+            <w:tcW w:type="dxa" w:w="6362"/>
+            <w:tcBorders>
+              <w:top w:val="single" w:color="A6A6A6" w:sz="4"/>
+              <w:left w:val="single" w:color="A6A6A6" w:sz="4"/>
+              <w:bottom w:val="single" w:color="A6A6A6" w:sz="4"/>
+              <w:right w:val="single" w:color="A6A6A6" w:sz="4"/>
+            </w:tcBorders>
+            <w:tcMar>
+              <w:top w:type="dxa" w:w="60"/>
+              <w:left w:type="dxa" w:w="100"/>
+              <w:bottom w:type="dxa" w:w="60"/>
+              <w:right w:type="dxa" w:w="100"/>
+            </w:tcMar>
+          </w:tcPr>
+          <w:p>
+            <w:pPr>
+              <w:spacing w:after="0" w:line="260"/>
+            </w:pPr>
+            <w:r>
+              <w:rPr>
+                <w:sz w:val="18"/>
+                <w:szCs w:val="18"/>
+              </w:rPr>
+              <w:t xml:space="preserve">WowTalk の通知を見て 8章で対処する。直らなければ小山に連絡する</w:t>
+            </w:r>
+          </w:p>
+        </w:tc>
+      </w:tr>
+    </w:tbl>
+    <w:p>
+      <w:pPr>
+        <w:spacing w:after="120"/>
+      </w:pPr>
+    </w:p>
+    <w:p>
+      <w:pPr>
+        <w:pStyle w:val="Heading1"/>
+      </w:pPr>
+      <w:r>
         <w:t xml:space="preserve">1. 全体の流れ</w:t>
       </w:r>
     </w:p>
@@ -112,7 +936,7 @@
         <w:spacing w:after="100" w:line="300"/>
       </w:pPr>
       <w:r>
-        <w:t xml:space="preserve">担当者が定例前に Box へ議題と課題リストを置いておき、定例後に小山が文字起こしを Box に置けば、数分で議事録と次回用の課題リストが自動で作られ、Box に格納されます。</w:t>
+        <w:t xml:space="preserve">金子が定例前に Box へ議題と課題リストを置いておき、定例後に小山が文字起こしを Box に置けば、数分で議事録と次回用の課題リストが自動で作られ、Box に格納されます。</w:t>
       </w:r>
     </w:p>
     <w:tbl>
@@ -261,7 +1085,7 @@
                 <w:sz w:val="18"/>
                 <w:szCs w:val="18"/>
               </w:rPr>
-              <w:t xml:space="preserve">自動でやること</w:t>
+              <w:t xml:space="preserve">やること</w:t>
             </w:r>
           </w:p>
         </w:tc>
@@ -379,7 +1203,7 @@
                 <w:sz w:val="18"/>
                 <w:szCs w:val="18"/>
               </w:rPr>
-              <w:t xml:space="preserve">（自動化しない）担当者が Box の中で議題と課題リストを作って格納し、関係者にお知らせメールを送る</w:t>
+              <w:t xml:space="preserve">（人の作業）Box の中で議題と課題リストを作って格納し、関係者にお知らせメールを送る</w:t>
             </w:r>
           </w:p>
         </w:tc>
@@ -733,7 +1557,7 @@
                 <w:sz w:val="18"/>
                 <w:szCs w:val="18"/>
               </w:rPr>
-              <w:t xml:space="preserve">文字起こしが置かれると Workato が動き、議題に結果を書き込んで「議事録」として格納。議事録要約を作成。未決事項一覧を更新。課題リストを OLD に移し、次回定例日の課題リスト（全部黒字）を作る。WowTalk に完了を通知</w:t>
+              <w:t xml:space="preserve">（自動）文字起こしが置かれると Workato が動き、議題に結果を書き込んで「議事録」として格納。議事録要約を作成。未決事項一覧を更新。課題リストを OLD に移し、次回定例日の課題リスト（全部黒字）を作る。WowTalk に完了を通知</w:t>
             </w:r>
           </w:p>
         </w:tc>
@@ -969,7 +1793,7 @@
                 <w:sz w:val="18"/>
                 <w:szCs w:val="18"/>
               </w:rPr>
-              <w:t xml:space="preserve">議事録・課題リスト・図面リストをもとに質問に答える</w:t>
+              <w:t xml:space="preserve">（人の作業）議事録・課題リスト・図面リストをもとに AI に質問する</w:t>
             </w:r>
           </w:p>
         </w:tc>
@@ -1003,7 +1827,7 @@
         <w:t xml:space="preserve">ファイル名の日付と回数</w:t>
       </w:r>
       <w:r>
-        <w:t xml:space="preserve">で議題と課題リストを探します。担当者が置くファイルは、必ず次の名前にしてください。自動で作られたファイルの名前は変えないでください。</w:t>
+        <w:t xml:space="preserve">で議題と課題リストを探します。金子が置くファイルは、必ず次の名前にしてください。自動で作られたファイルの名前は変えないでください。</w:t>
       </w:r>
     </w:p>
     <w:p>
@@ -1063,7 +1887,7 @@
           <w:sz w:val="18"/>
           <w:szCs w:val="18"/>
         </w:rPr>
-        <w:t xml:space="preserve">│   ├── 20261002_第02回_議題.xlsx         ← 担当者</w:t>
+        <w:t xml:space="preserve">│   ├── 20261002_第02回_議題.xlsx         ← 金子</w:t>
       </w:r>
     </w:p>
     <w:p>
@@ -1078,7 +1902,7 @@
           <w:sz w:val="18"/>
           <w:szCs w:val="18"/>
         </w:rPr>
-        <w:t xml:space="preserve">│   ├── 20261002_第02回_課題リスト.xlsx   ← 担当者</w:t>
+        <w:t xml:space="preserve">│   ├── 20261002_第02回_課題リスト.xlsx   ← 金子</w:t>
       </w:r>
     </w:p>
     <w:p>
@@ -1418,7 +2242,7 @@
                 <w:sz w:val="18"/>
                 <w:szCs w:val="18"/>
               </w:rPr>
-              <w:t xml:space="preserve">議題・課題リストは担当者。ほかは自動</w:t>
+              <w:t xml:space="preserve">議題・課題リストは金子。ほかは自動</w:t>
             </w:r>
           </w:p>
         </w:tc>
@@ -1596,7 +2420,7 @@
                 <w:sz w:val="18"/>
                 <w:szCs w:val="18"/>
               </w:rPr>
-              <w:t xml:space="preserve">レシピの担当者</w:t>
+              <w:t xml:space="preserve">小山</w:t>
             </w:r>
           </w:p>
         </w:tc>
@@ -1782,7 +2606,7 @@
         <w:pStyle w:val="Heading1"/>
       </w:pPr>
       <w:r>
-        <w:t xml:space="preserve">3. 定例前の準備（担当者の手作業）</w:t>
+        <w:t xml:space="preserve">3. 定例前の準備（金子）</w:t>
       </w:r>
     </w:p>
     <w:p>
@@ -1790,7 +2614,7 @@
         <w:spacing w:after="100" w:line="300"/>
       </w:pPr>
       <w:r>
-        <w:t xml:space="preserve">定例前の準備は自動化しません。担当者が次の順に行います。</w:t>
+        <w:t xml:space="preserve">定例前の準備は自動化しません。金子が次の順に行います。</w:t>
       </w:r>
     </w:p>
     <w:p>
@@ -2454,7 +3278,7 @@
                 <w:sz w:val="18"/>
                 <w:szCs w:val="18"/>
               </w:rPr>
-              <w:t xml:space="preserve">議題ファイルに、打合せ結果（【決定】【承認】【保留】などと結論、宿題）、表題（「議題」→「議事録」）、出席者のチェック、次回・次々回開催を書き込んだもの。年月日・時間・場所は、担当者が議題に書いたものをそのまま使う。議題にない話題で決まったことは、最後の議題の後ろに「（議題外）」として追記</w:t>
+              <w:t xml:space="preserve">議題ファイルに、打合せ結果（【決定】【承認】【保留】などと結論、宿題）、表題（「議題」→「議事録」）、WEB 参加者の出席チェック（Teams から個人で参加し、名簿と名前が一致した人だけ）、次回・次々回開催を書き込んだもの。年月日・時間・場所は、金子が議題に書いたものをそのまま使う。議題にない話題で決まったことは、最後の議題の後ろに「（議題外）」として追記</w:t>
             </w:r>
           </w:p>
         </w:tc>
@@ -2861,7 +3685,7 @@
         <w:rPr>
           <w:color w:val="595959"/>
         </w:rPr>
-        <w:t xml:space="preserve">です。社外に出す前に、必ず金子が確認してください。聞き取れなかった箇所は、結果の末尾に「※要確認：◯◯」と書かれます。</w:t>
+        <w:t xml:space="preserve">です。社外に出す前に、必ず金子が確認してください。聞き取れなかった箇所、どの議題の話か判断できなかった箇所、発言者が分からない承認・指示には、「※要確認：◯◯」と書かれます。</w:t>
       </w:r>
     </w:p>
     <w:p>
@@ -2877,7 +3701,7 @@
         <w:spacing w:after="100" w:line="300"/>
       </w:pPr>
       <w:r>
-        <w:t xml:space="preserve">人がやるのは、決められた名前で議題と課題リストを Box に置くこと、Teams で定例を開くこと、定例後に文字起こしを Box に置くこと、議事録（案）を確認することです。</w:t>
+        <w:t xml:space="preserve">担当ごとの作業は次のとおりです。</w:t>
       </w:r>
     </w:p>
     <w:tbl>
@@ -5569,7 +6393,7 @@
         <w:spacing w:after="60" w:line="280"/>
       </w:pPr>
       <w:r>
-        <w:t xml:space="preserve">レシピの担当者が異動するときは、コネクションを後任または共用のアカウントに切り替えます。</w:t>
+        <w:t xml:space="preserve">小山が異動するときは、レシピとコネクションを後任または共用のアカウントに切り替えます。</w:t>
       </w:r>
     </w:p>
     <w:p>
@@ -5590,7 +6414,7 @@
         <w:pStyle w:val="Heading1"/>
       </w:pPr>
       <w:r>
-        <w:t xml:space="preserve">10. 本番運用までに決めること</w:t>
+        <w:t xml:space="preserve">10. 本番運用までにやること（小山）</w:t>
       </w:r>
     </w:p>
     <w:p>
@@ -5657,6 +6481,687 @@
       <w:r>
         <w:t xml:space="preserve">テスト用の議題（YYYYMMDD_第99回_議題.xlsx）と課題リストを 901 に置き、短い Teams 会議の文字起こしを 00_受付 に置いて、開発環境 → テスト環境で通しで確認し、窓口に本番デプロイを依頼する</w:t>
       </w:r>
+    </w:p>
+    <w:p>
+      <w:pPr>
+        <w:pStyle w:val="Heading1"/>
+      </w:pPr>
+      <w:r>
+        <w:t xml:space="preserve">付録. 課題リストの運用ルール</w:t>
+      </w:r>
+    </w:p>
+    <w:p>
+      <w:pPr>
+        <w:spacing w:after="100" w:line="300"/>
+      </w:pPr>
+      <w:r>
+        <w:t xml:space="preserve">125WEST の課題リスト運用ルールを、この自動化に合わせて読み替えたものです。本文の「運用ルール①〜⑥」はこの番号を指します。</w:t>
+      </w:r>
+    </w:p>
+    <w:tbl>
+      <w:tblPr>
+        <w:tblW w:type="dxa" w:w="9638"/>
+        <w:tblBorders>
+          <w:top w:val="single" w:color="auto" w:sz="4"/>
+          <w:left w:val="single" w:color="auto" w:sz="4"/>
+          <w:bottom w:val="single" w:color="auto" w:sz="4"/>
+          <w:right w:val="single" w:color="auto" w:sz="4"/>
+          <w:insideH w:val="single" w:color="auto" w:sz="4"/>
+          <w:insideV w:val="single" w:color="auto" w:sz="4"/>
+        </w:tblBorders>
+      </w:tblPr>
+      <w:tblGrid>
+        <w:gridCol w:w="771"/>
+        <w:gridCol w:w="5011"/>
+        <w:gridCol w:w="3856"/>
+      </w:tblGrid>
+      <w:tr>
+        <w:trPr>
+          <w:tblHeader/>
+        </w:trPr>
+        <w:tc>
+          <w:tcPr>
+            <w:tcW w:type="dxa" w:w="771"/>
+            <w:tcBorders>
+              <w:top w:val="single" w:color="A6A6A6" w:sz="4"/>
+              <w:left w:val="single" w:color="A6A6A6" w:sz="4"/>
+              <w:bottom w:val="single" w:color="A6A6A6" w:sz="4"/>
+              <w:right w:val="single" w:color="A6A6A6" w:sz="4"/>
+            </w:tcBorders>
+            <w:shd w:fill="DCE6F2" w:color="auto" w:val="clear"/>
+            <w:tcMar>
+              <w:top w:type="dxa" w:w="60"/>
+              <w:left w:type="dxa" w:w="100"/>
+              <w:bottom w:type="dxa" w:w="60"/>
+              <w:right w:type="dxa" w:w="100"/>
+            </w:tcMar>
+          </w:tcPr>
+          <w:p>
+            <w:pPr>
+              <w:spacing w:after="0" w:line="260"/>
+            </w:pPr>
+            <w:r>
+              <w:rPr>
+                <w:b/>
+                <w:bCs/>
+                <w:sz w:val="18"/>
+                <w:szCs w:val="18"/>
+              </w:rPr>
+              <w:t xml:space="preserve">番号</w:t>
+            </w:r>
+          </w:p>
+        </w:tc>
+        <w:tc>
+          <w:tcPr>
+            <w:tcW w:type="dxa" w:w="5011"/>
+            <w:tcBorders>
+              <w:top w:val="single" w:color="A6A6A6" w:sz="4"/>
+              <w:left w:val="single" w:color="A6A6A6" w:sz="4"/>
+              <w:bottom w:val="single" w:color="A6A6A6" w:sz="4"/>
+              <w:right w:val="single" w:color="A6A6A6" w:sz="4"/>
+            </w:tcBorders>
+            <w:shd w:fill="DCE6F2" w:color="auto" w:val="clear"/>
+            <w:tcMar>
+              <w:top w:type="dxa" w:w="60"/>
+              <w:left w:type="dxa" w:w="100"/>
+              <w:bottom w:type="dxa" w:w="60"/>
+              <w:right w:type="dxa" w:w="100"/>
+            </w:tcMar>
+          </w:tcPr>
+          <w:p>
+            <w:pPr>
+              <w:spacing w:after="0" w:line="260"/>
+            </w:pPr>
+            <w:r>
+              <w:rPr>
+                <w:b/>
+                <w:bCs/>
+                <w:sz w:val="18"/>
+                <w:szCs w:val="18"/>
+              </w:rPr>
+              <w:t xml:space="preserve">ルール</w:t>
+            </w:r>
+          </w:p>
+        </w:tc>
+        <w:tc>
+          <w:tcPr>
+            <w:tcW w:type="dxa" w:w="3856"/>
+            <w:tcBorders>
+              <w:top w:val="single" w:color="A6A6A6" w:sz="4"/>
+              <w:left w:val="single" w:color="A6A6A6" w:sz="4"/>
+              <w:bottom w:val="single" w:color="A6A6A6" w:sz="4"/>
+              <w:right w:val="single" w:color="A6A6A6" w:sz="4"/>
+            </w:tcBorders>
+            <w:shd w:fill="DCE6F2" w:color="auto" w:val="clear"/>
+            <w:tcMar>
+              <w:top w:type="dxa" w:w="60"/>
+              <w:left w:type="dxa" w:w="100"/>
+              <w:bottom w:type="dxa" w:w="60"/>
+              <w:right w:type="dxa" w:w="100"/>
+            </w:tcMar>
+          </w:tcPr>
+          <w:p>
+            <w:pPr>
+              <w:spacing w:after="0" w:line="260"/>
+            </w:pPr>
+            <w:r>
+              <w:rPr>
+                <w:b/>
+                <w:bCs/>
+                <w:sz w:val="18"/>
+                <w:szCs w:val="18"/>
+              </w:rPr>
+              <w:t xml:space="preserve">この運用での扱い</w:t>
+            </w:r>
+          </w:p>
+        </w:tc>
+      </w:tr>
+      <w:tr>
+        <w:tc>
+          <w:tcPr>
+            <w:tcW w:type="dxa" w:w="771"/>
+            <w:tcBorders>
+              <w:top w:val="single" w:color="A6A6A6" w:sz="4"/>
+              <w:left w:val="single" w:color="A6A6A6" w:sz="4"/>
+              <w:bottom w:val="single" w:color="A6A6A6" w:sz="4"/>
+              <w:right w:val="single" w:color="A6A6A6" w:sz="4"/>
+            </w:tcBorders>
+            <w:tcMar>
+              <w:top w:type="dxa" w:w="60"/>
+              <w:left w:type="dxa" w:w="100"/>
+              <w:bottom w:type="dxa" w:w="60"/>
+              <w:right w:type="dxa" w:w="100"/>
+            </w:tcMar>
+          </w:tcPr>
+          <w:p>
+            <w:pPr>
+              <w:spacing w:after="0" w:line="260"/>
+            </w:pPr>
+            <w:r>
+              <w:rPr>
+                <w:sz w:val="18"/>
+                <w:szCs w:val="18"/>
+              </w:rPr>
+              <w:t xml:space="preserve">①</w:t>
+            </w:r>
+          </w:p>
+        </w:tc>
+        <w:tc>
+          <w:tcPr>
+            <w:tcW w:type="dxa" w:w="5011"/>
+            <w:tcBorders>
+              <w:top w:val="single" w:color="A6A6A6" w:sz="4"/>
+              <w:left w:val="single" w:color="A6A6A6" w:sz="4"/>
+              <w:bottom w:val="single" w:color="A6A6A6" w:sz="4"/>
+              <w:right w:val="single" w:color="A6A6A6" w:sz="4"/>
+            </w:tcBorders>
+            <w:tcMar>
+              <w:top w:type="dxa" w:w="60"/>
+              <w:left w:type="dxa" w:w="100"/>
+              <w:bottom w:type="dxa" w:w="60"/>
+              <w:right w:type="dxa" w:w="100"/>
+            </w:tcMar>
+          </w:tcPr>
+          <w:p>
+            <w:pPr>
+              <w:spacing w:after="0" w:line="260"/>
+            </w:pPr>
+            <w:r>
+              <w:rPr>
+                <w:sz w:val="18"/>
+                <w:szCs w:val="18"/>
+              </w:rPr>
+              <w:t xml:space="preserve">902_課題リスト直下にある「次回定例日のファイル」に、各自が赤字で追記する</w:t>
+            </w:r>
+          </w:p>
+        </w:tc>
+        <w:tc>
+          <w:tcPr>
+            <w:tcW w:type="dxa" w:w="3856"/>
+            <w:tcBorders>
+              <w:top w:val="single" w:color="A6A6A6" w:sz="4"/>
+              <w:left w:val="single" w:color="A6A6A6" w:sz="4"/>
+              <w:bottom w:val="single" w:color="A6A6A6" w:sz="4"/>
+              <w:right w:val="single" w:color="A6A6A6" w:sz="4"/>
+            </w:tcBorders>
+            <w:tcMar>
+              <w:top w:type="dxa" w:w="60"/>
+              <w:left w:type="dxa" w:w="100"/>
+              <w:bottom w:type="dxa" w:w="60"/>
+              <w:right w:type="dxa" w:w="100"/>
+            </w:tcMar>
+          </w:tcPr>
+          <w:p>
+            <w:pPr>
+              <w:spacing w:after="0" w:line="260"/>
+            </w:pPr>
+            <w:r>
+              <w:rPr>
+                <w:sz w:val="18"/>
+                <w:szCs w:val="18"/>
+              </w:rPr>
+              <w:t xml:space="preserve">変わらない</w:t>
+            </w:r>
+          </w:p>
+        </w:tc>
+      </w:tr>
+      <w:tr>
+        <w:tc>
+          <w:tcPr>
+            <w:tcW w:type="dxa" w:w="771"/>
+            <w:tcBorders>
+              <w:top w:val="single" w:color="A6A6A6" w:sz="4"/>
+              <w:left w:val="single" w:color="A6A6A6" w:sz="4"/>
+              <w:bottom w:val="single" w:color="A6A6A6" w:sz="4"/>
+              <w:right w:val="single" w:color="A6A6A6" w:sz="4"/>
+            </w:tcBorders>
+            <w:tcMar>
+              <w:top w:type="dxa" w:w="60"/>
+              <w:left w:type="dxa" w:w="100"/>
+              <w:bottom w:type="dxa" w:w="60"/>
+              <w:right w:type="dxa" w:w="100"/>
+            </w:tcMar>
+          </w:tcPr>
+          <w:p>
+            <w:pPr>
+              <w:spacing w:after="0" w:line="260"/>
+            </w:pPr>
+            <w:r>
+              <w:rPr>
+                <w:sz w:val="18"/>
+                <w:szCs w:val="18"/>
+              </w:rPr>
+              <w:t xml:space="preserve">②</w:t>
+            </w:r>
+          </w:p>
+        </w:tc>
+        <w:tc>
+          <w:tcPr>
+            <w:tcW w:type="dxa" w:w="5011"/>
+            <w:tcBorders>
+              <w:top w:val="single" w:color="A6A6A6" w:sz="4"/>
+              <w:left w:val="single" w:color="A6A6A6" w:sz="4"/>
+              <w:bottom w:val="single" w:color="A6A6A6" w:sz="4"/>
+              <w:right w:val="single" w:color="A6A6A6" w:sz="4"/>
+            </w:tcBorders>
+            <w:tcMar>
+              <w:top w:type="dxa" w:w="60"/>
+              <w:left w:type="dxa" w:w="100"/>
+              <w:bottom w:type="dxa" w:w="60"/>
+              <w:right w:type="dxa" w:w="100"/>
+            </w:tcMar>
+          </w:tcPr>
+          <w:p>
+            <w:pPr>
+              <w:spacing w:after="0" w:line="260"/>
+            </w:pPr>
+            <w:r>
+              <w:rPr>
+                <w:sz w:val="18"/>
+                <w:szCs w:val="18"/>
+              </w:rPr>
+              <w:t xml:space="preserve">定例資料を事前配布するとき、課題リストを 901（定例資料）へコピーする</w:t>
+            </w:r>
+          </w:p>
+        </w:tc>
+        <w:tc>
+          <w:tcPr>
+            <w:tcW w:type="dxa" w:w="3856"/>
+            <w:tcBorders>
+              <w:top w:val="single" w:color="A6A6A6" w:sz="4"/>
+              <w:left w:val="single" w:color="A6A6A6" w:sz="4"/>
+              <w:bottom w:val="single" w:color="A6A6A6" w:sz="4"/>
+              <w:right w:val="single" w:color="A6A6A6" w:sz="4"/>
+            </w:tcBorders>
+            <w:tcMar>
+              <w:top w:type="dxa" w:w="60"/>
+              <w:left w:type="dxa" w:w="100"/>
+              <w:bottom w:type="dxa" w:w="60"/>
+              <w:right w:type="dxa" w:w="100"/>
+            </w:tcMar>
+          </w:tcPr>
+          <w:p>
+            <w:pPr>
+              <w:spacing w:after="0" w:line="260"/>
+            </w:pPr>
+            <w:r>
+              <w:rPr>
+                <w:sz w:val="18"/>
+                <w:szCs w:val="18"/>
+              </w:rPr>
+              <w:t xml:space="preserve">金子が「YYYYMMDD_第NN回_課題リスト.xlsx」の名前でコピーする</w:t>
+            </w:r>
+          </w:p>
+        </w:tc>
+      </w:tr>
+      <w:tr>
+        <w:tc>
+          <w:tcPr>
+            <w:tcW w:type="dxa" w:w="771"/>
+            <w:tcBorders>
+              <w:top w:val="single" w:color="A6A6A6" w:sz="4"/>
+              <w:left w:val="single" w:color="A6A6A6" w:sz="4"/>
+              <w:bottom w:val="single" w:color="A6A6A6" w:sz="4"/>
+              <w:right w:val="single" w:color="A6A6A6" w:sz="4"/>
+            </w:tcBorders>
+            <w:tcMar>
+              <w:top w:type="dxa" w:w="60"/>
+              <w:left w:type="dxa" w:w="100"/>
+              <w:bottom w:type="dxa" w:w="60"/>
+              <w:right w:type="dxa" w:w="100"/>
+            </w:tcMar>
+          </w:tcPr>
+          <w:p>
+            <w:pPr>
+              <w:spacing w:after="0" w:line="260"/>
+            </w:pPr>
+            <w:r>
+              <w:rPr>
+                <w:sz w:val="18"/>
+                <w:szCs w:val="18"/>
+              </w:rPr>
+              <w:t xml:space="preserve">③</w:t>
+            </w:r>
+          </w:p>
+        </w:tc>
+        <w:tc>
+          <w:tcPr>
+            <w:tcW w:type="dxa" w:w="5011"/>
+            <w:tcBorders>
+              <w:top w:val="single" w:color="A6A6A6" w:sz="4"/>
+              <w:left w:val="single" w:color="A6A6A6" w:sz="4"/>
+              <w:bottom w:val="single" w:color="A6A6A6" w:sz="4"/>
+              <w:right w:val="single" w:color="A6A6A6" w:sz="4"/>
+            </w:tcBorders>
+            <w:tcMar>
+              <w:top w:type="dxa" w:w="60"/>
+              <w:left w:type="dxa" w:w="100"/>
+              <w:bottom w:type="dxa" w:w="60"/>
+              <w:right w:type="dxa" w:w="100"/>
+            </w:tcMar>
+          </w:tcPr>
+          <w:p>
+            <w:pPr>
+              <w:spacing w:after="0" w:line="260"/>
+            </w:pPr>
+            <w:r>
+              <w:rPr>
+                <w:sz w:val="18"/>
+                <w:szCs w:val="18"/>
+              </w:rPr>
+              <w:t xml:space="preserve">配布後に追記したい人は 902 のデータを直し、901 にコピーし直して関係者にメールで知らせる</w:t>
+            </w:r>
+          </w:p>
+        </w:tc>
+        <w:tc>
+          <w:tcPr>
+            <w:tcW w:type="dxa" w:w="3856"/>
+            <w:tcBorders>
+              <w:top w:val="single" w:color="A6A6A6" w:sz="4"/>
+              <w:left w:val="single" w:color="A6A6A6" w:sz="4"/>
+              <w:bottom w:val="single" w:color="A6A6A6" w:sz="4"/>
+              <w:right w:val="single" w:color="A6A6A6" w:sz="4"/>
+            </w:tcBorders>
+            <w:tcMar>
+              <w:top w:type="dxa" w:w="60"/>
+              <w:left w:type="dxa" w:w="100"/>
+              <w:bottom w:type="dxa" w:w="60"/>
+              <w:right w:type="dxa" w:w="100"/>
+            </w:tcMar>
+          </w:tcPr>
+          <w:p>
+            <w:pPr>
+              <w:spacing w:after="0" w:line="260"/>
+            </w:pPr>
+            <w:r>
+              <w:rPr>
+                <w:sz w:val="18"/>
+                <w:szCs w:val="18"/>
+              </w:rPr>
+              <w:t xml:space="preserve">変わらない</w:t>
+            </w:r>
+          </w:p>
+        </w:tc>
+      </w:tr>
+      <w:tr>
+        <w:tc>
+          <w:tcPr>
+            <w:tcW w:type="dxa" w:w="771"/>
+            <w:tcBorders>
+              <w:top w:val="single" w:color="A6A6A6" w:sz="4"/>
+              <w:left w:val="single" w:color="A6A6A6" w:sz="4"/>
+              <w:bottom w:val="single" w:color="A6A6A6" w:sz="4"/>
+              <w:right w:val="single" w:color="A6A6A6" w:sz="4"/>
+            </w:tcBorders>
+            <w:tcMar>
+              <w:top w:type="dxa" w:w="60"/>
+              <w:left w:type="dxa" w:w="100"/>
+              <w:bottom w:type="dxa" w:w="60"/>
+              <w:right w:type="dxa" w:w="100"/>
+            </w:tcMar>
+          </w:tcPr>
+          <w:p>
+            <w:pPr>
+              <w:spacing w:after="0" w:line="260"/>
+            </w:pPr>
+            <w:r>
+              <w:rPr>
+                <w:sz w:val="18"/>
+                <w:szCs w:val="18"/>
+              </w:rPr>
+              <w:t xml:space="preserve">④</w:t>
+            </w:r>
+          </w:p>
+        </w:tc>
+        <w:tc>
+          <w:tcPr>
+            <w:tcW w:type="dxa" w:w="5011"/>
+            <w:tcBorders>
+              <w:top w:val="single" w:color="A6A6A6" w:sz="4"/>
+              <w:left w:val="single" w:color="A6A6A6" w:sz="4"/>
+              <w:bottom w:val="single" w:color="A6A6A6" w:sz="4"/>
+              <w:right w:val="single" w:color="A6A6A6" w:sz="4"/>
+            </w:tcBorders>
+            <w:tcMar>
+              <w:top w:type="dxa" w:w="60"/>
+              <w:left w:type="dxa" w:w="100"/>
+              <w:bottom w:type="dxa" w:w="60"/>
+              <w:right w:type="dxa" w:w="100"/>
+            </w:tcMar>
+          </w:tcPr>
+          <w:p>
+            <w:pPr>
+              <w:spacing w:after="0" w:line="260"/>
+            </w:pPr>
+            <w:r>
+              <w:rPr>
+                <w:sz w:val="18"/>
+                <w:szCs w:val="18"/>
+              </w:rPr>
+              <w:t xml:space="preserve">定例では赤字（追記内容）を中心に確認・協議する</w:t>
+            </w:r>
+          </w:p>
+        </w:tc>
+        <w:tc>
+          <w:tcPr>
+            <w:tcW w:type="dxa" w:w="3856"/>
+            <w:tcBorders>
+              <w:top w:val="single" w:color="A6A6A6" w:sz="4"/>
+              <w:left w:val="single" w:color="A6A6A6" w:sz="4"/>
+              <w:bottom w:val="single" w:color="A6A6A6" w:sz="4"/>
+              <w:right w:val="single" w:color="A6A6A6" w:sz="4"/>
+            </w:tcBorders>
+            <w:tcMar>
+              <w:top w:type="dxa" w:w="60"/>
+              <w:left w:type="dxa" w:w="100"/>
+              <w:bottom w:type="dxa" w:w="60"/>
+              <w:right w:type="dxa" w:w="100"/>
+            </w:tcMar>
+          </w:tcPr>
+          <w:p>
+            <w:pPr>
+              <w:spacing w:after="0" w:line="260"/>
+            </w:pPr>
+            <w:r>
+              <w:rPr>
+                <w:sz w:val="18"/>
+                <w:szCs w:val="18"/>
+              </w:rPr>
+              <w:t xml:space="preserve">変わらない</w:t>
+            </w:r>
+          </w:p>
+        </w:tc>
+      </w:tr>
+      <w:tr>
+        <w:tc>
+          <w:tcPr>
+            <w:tcW w:type="dxa" w:w="771"/>
+            <w:tcBorders>
+              <w:top w:val="single" w:color="A6A6A6" w:sz="4"/>
+              <w:left w:val="single" w:color="A6A6A6" w:sz="4"/>
+              <w:bottom w:val="single" w:color="A6A6A6" w:sz="4"/>
+              <w:right w:val="single" w:color="A6A6A6" w:sz="4"/>
+            </w:tcBorders>
+            <w:tcMar>
+              <w:top w:type="dxa" w:w="60"/>
+              <w:left w:type="dxa" w:w="100"/>
+              <w:bottom w:type="dxa" w:w="60"/>
+              <w:right w:type="dxa" w:w="100"/>
+            </w:tcMar>
+          </w:tcPr>
+          <w:p>
+            <w:pPr>
+              <w:spacing w:after="0" w:line="260"/>
+            </w:pPr>
+            <w:r>
+              <w:rPr>
+                <w:sz w:val="18"/>
+                <w:szCs w:val="18"/>
+              </w:rPr>
+              <w:t xml:space="preserve">⑤</w:t>
+            </w:r>
+          </w:p>
+        </w:tc>
+        <w:tc>
+          <w:tcPr>
+            <w:tcW w:type="dxa" w:w="5011"/>
+            <w:tcBorders>
+              <w:top w:val="single" w:color="A6A6A6" w:sz="4"/>
+              <w:left w:val="single" w:color="A6A6A6" w:sz="4"/>
+              <w:bottom w:val="single" w:color="A6A6A6" w:sz="4"/>
+              <w:right w:val="single" w:color="A6A6A6" w:sz="4"/>
+            </w:tcBorders>
+            <w:tcMar>
+              <w:top w:type="dxa" w:w="60"/>
+              <w:left w:type="dxa" w:w="100"/>
+              <w:bottom w:type="dxa" w:w="60"/>
+              <w:right w:type="dxa" w:w="100"/>
+            </w:tcMar>
+          </w:tcPr>
+          <w:p>
+            <w:pPr>
+              <w:spacing w:after="0" w:line="260"/>
+            </w:pPr>
+            <w:r>
+              <w:rPr>
+                <w:sz w:val="18"/>
+                <w:szCs w:val="18"/>
+              </w:rPr>
+              <w:t xml:space="preserve">定例で確認したデータを OLD へ移し、902 直下に次回定例日のファイルを全部黒字にして作る</w:t>
+            </w:r>
+          </w:p>
+        </w:tc>
+        <w:tc>
+          <w:tcPr>
+            <w:tcW w:type="dxa" w:w="3856"/>
+            <w:tcBorders>
+              <w:top w:val="single" w:color="A6A6A6" w:sz="4"/>
+              <w:left w:val="single" w:color="A6A6A6" w:sz="4"/>
+              <w:bottom w:val="single" w:color="A6A6A6" w:sz="4"/>
+              <w:right w:val="single" w:color="A6A6A6" w:sz="4"/>
+            </w:tcBorders>
+            <w:tcMar>
+              <w:top w:type="dxa" w:w="60"/>
+              <w:left w:type="dxa" w:w="100"/>
+              <w:bottom w:type="dxa" w:w="60"/>
+              <w:right w:type="dxa" w:w="100"/>
+            </w:tcMar>
+          </w:tcPr>
+          <w:p>
+            <w:pPr>
+              <w:spacing w:after="0" w:line="260"/>
+            </w:pPr>
+            <w:r>
+              <w:rPr>
+                <w:sz w:val="18"/>
+                <w:szCs w:val="18"/>
+              </w:rPr>
+              <w:t xml:space="preserve">自動</w:t>
+            </w:r>
+            <w:r>
+              <w:rPr>
+                <w:sz w:val="18"/>
+                <w:szCs w:val="18"/>
+              </w:rPr>
+              <w:t xml:space="preserve">（たたき台。金子が確認する）</w:t>
+            </w:r>
+          </w:p>
+        </w:tc>
+      </w:tr>
+      <w:tr>
+        <w:tc>
+          <w:tcPr>
+            <w:tcW w:type="dxa" w:w="771"/>
+            <w:tcBorders>
+              <w:top w:val="single" w:color="A6A6A6" w:sz="4"/>
+              <w:left w:val="single" w:color="A6A6A6" w:sz="4"/>
+              <w:bottom w:val="single" w:color="A6A6A6" w:sz="4"/>
+              <w:right w:val="single" w:color="A6A6A6" w:sz="4"/>
+            </w:tcBorders>
+            <w:tcMar>
+              <w:top w:type="dxa" w:w="60"/>
+              <w:left w:type="dxa" w:w="100"/>
+              <w:bottom w:type="dxa" w:w="60"/>
+              <w:right w:type="dxa" w:w="100"/>
+            </w:tcMar>
+          </w:tcPr>
+          <w:p>
+            <w:pPr>
+              <w:spacing w:after="0" w:line="260"/>
+            </w:pPr>
+            <w:r>
+              <w:rPr>
+                <w:sz w:val="18"/>
+                <w:szCs w:val="18"/>
+              </w:rPr>
+              <w:t xml:space="preserve">⑥</w:t>
+            </w:r>
+          </w:p>
+        </w:tc>
+        <w:tc>
+          <w:tcPr>
+            <w:tcW w:type="dxa" w:w="5011"/>
+            <w:tcBorders>
+              <w:top w:val="single" w:color="A6A6A6" w:sz="4"/>
+              <w:left w:val="single" w:color="A6A6A6" w:sz="4"/>
+              <w:bottom w:val="single" w:color="A6A6A6" w:sz="4"/>
+              <w:right w:val="single" w:color="A6A6A6" w:sz="4"/>
+            </w:tcBorders>
+            <w:tcMar>
+              <w:top w:type="dxa" w:w="60"/>
+              <w:left w:type="dxa" w:w="100"/>
+              <w:bottom w:type="dxa" w:w="60"/>
+              <w:right w:type="dxa" w:w="100"/>
+            </w:tcMar>
+          </w:tcPr>
+          <w:p>
+            <w:pPr>
+              <w:spacing w:after="0" w:line="260"/>
+            </w:pPr>
+            <w:r>
+              <w:rPr>
+                <w:sz w:val="18"/>
+                <w:szCs w:val="18"/>
+              </w:rPr>
+              <w:t xml:space="preserve">定例での協議内容を、次回定例日のファイルに赤字で追記する</w:t>
+            </w:r>
+          </w:p>
+        </w:tc>
+        <w:tc>
+          <w:tcPr>
+            <w:tcW w:type="dxa" w:w="3856"/>
+            <w:tcBorders>
+              <w:top w:val="single" w:color="A6A6A6" w:sz="4"/>
+              <w:left w:val="single" w:color="A6A6A6" w:sz="4"/>
+              <w:bottom w:val="single" w:color="A6A6A6" w:sz="4"/>
+              <w:right w:val="single" w:color="A6A6A6" w:sz="4"/>
+            </w:tcBorders>
+            <w:tcMar>
+              <w:top w:type="dxa" w:w="60"/>
+              <w:left w:type="dxa" w:w="100"/>
+              <w:bottom w:type="dxa" w:w="60"/>
+              <w:right w:type="dxa" w:w="100"/>
+            </w:tcMar>
+          </w:tcPr>
+          <w:p>
+            <w:pPr>
+              <w:spacing w:after="0" w:line="260"/>
+            </w:pPr>
+            <w:r>
+              <w:rPr>
+                <w:sz w:val="18"/>
+                <w:szCs w:val="18"/>
+              </w:rPr>
+              <w:t xml:space="preserve">金子が、議事録要約の「課題リストの協議内容」の文案を使って追記する</w:t>
+            </w:r>
+          </w:p>
+        </w:tc>
+      </w:tr>
+    </w:tbl>
+    <w:p>
+      <w:pPr>
+        <w:spacing w:after="120"/>
+      </w:pPr>
     </w:p>
     <w:sectPr>
       <w:footerReference w:type="default" r:id="rId7"/>

--- a/sugiyama-minutes-automation/manual/定例会議_議事録自動化_運用マニュアル.docx
+++ b/sugiyama-minutes-automation/manual/定例会議_議事録自動化_運用マニュアル.docx
@@ -63,7 +63,7 @@
           <w:b/>
           <w:bCs/>
         </w:rPr>
-        <w:t xml:space="preserve">これまでどおり金子が手作業で行います</w:t>
+        <w:t xml:space="preserve">これまでどおり金子主任が手作業で行います</w:t>
       </w:r>
       <w:r>
         <w:t xml:space="preserve">（自動化しません）。自動で作られた議事録と次回用の課題リストは AI が作ったたたき台で、</w:t>
@@ -73,7 +73,7 @@
           <w:b/>
           <w:bCs/>
         </w:rPr>
-        <w:t xml:space="preserve">金子が確認して確定します</w:t>
+        <w:t xml:space="preserve">金子主任が確認して確定します</w:t>
       </w:r>
       <w:r>
         <w:t xml:space="preserve">。</w:t>
@@ -349,7 +349,7 @@
                 <w:sz w:val="18"/>
                 <w:szCs w:val="18"/>
               </w:rPr>
-              <w:t xml:space="preserve">金子</w:t>
+              <w:t xml:space="preserve">金子主任</w:t>
             </w:r>
           </w:p>
         </w:tc>
@@ -705,7 +705,7 @@
                 <w:sz w:val="18"/>
                 <w:szCs w:val="18"/>
               </w:rPr>
-              <w:t xml:space="preserve">金子</w:t>
+              <w:t xml:space="preserve">金子主任</w:t>
             </w:r>
           </w:p>
         </w:tc>
@@ -936,7 +936,7 @@
         <w:spacing w:after="100" w:line="300"/>
       </w:pPr>
       <w:r>
-        <w:t xml:space="preserve">金子が定例前に Box へ議題と課題リストを置いておき、定例後に小山が文字起こしを Box に置けば、数分で議事録と次回用の課題リストが自動で作られ、Box に格納されます。</w:t>
+        <w:t xml:space="preserve">金子主任が定例前に Box へ議題と課題リストを置いておき、定例後に小山が文字起こしを Box に置けば、数分で議事録と次回用の課題リストが自動で作られ、Box に格納されます。</w:t>
       </w:r>
     </w:p>
     <w:tbl>
@@ -1145,7 +1145,7 @@
                 <w:sz w:val="18"/>
                 <w:szCs w:val="18"/>
               </w:rPr>
-              <w:t xml:space="preserve">金子</w:t>
+              <w:t xml:space="preserve">金子主任</w:t>
             </w:r>
           </w:p>
         </w:tc>
@@ -1617,7 +1617,7 @@
                 <w:sz w:val="18"/>
                 <w:szCs w:val="18"/>
               </w:rPr>
-              <w:t xml:space="preserve">金子</w:t>
+              <w:t xml:space="preserve">金子主任</w:t>
             </w:r>
           </w:p>
         </w:tc>
@@ -1827,7 +1827,7 @@
         <w:t xml:space="preserve">ファイル名の日付と回数</w:t>
       </w:r>
       <w:r>
-        <w:t xml:space="preserve">で議題と課題リストを探します。金子が置くファイルは、必ず次の名前にしてください。自動で作られたファイルの名前は変えないでください。</w:t>
+        <w:t xml:space="preserve">で議題と課題リストを探します。金子主任が置くファイルは、必ず次の名前にしてください。自動で作られたファイルの名前は変えないでください。</w:t>
       </w:r>
     </w:p>
     <w:p>
@@ -1887,7 +1887,7 @@
           <w:sz w:val="18"/>
           <w:szCs w:val="18"/>
         </w:rPr>
-        <w:t xml:space="preserve">│   ├── 20261002_第02回_議題.xlsx         ← 金子</w:t>
+        <w:t xml:space="preserve">│   ├── 20261002_第02回_議題.xlsx         ← 金子主任</w:t>
       </w:r>
     </w:p>
     <w:p>
@@ -1902,7 +1902,7 @@
           <w:sz w:val="18"/>
           <w:szCs w:val="18"/>
         </w:rPr>
-        <w:t xml:space="preserve">│   ├── 20261002_第02回_課題リスト.xlsx   ← 金子</w:t>
+        <w:t xml:space="preserve">│   ├── 20261002_第02回_課題リスト.xlsx   ← 金子主任</w:t>
       </w:r>
     </w:p>
     <w:p>
@@ -2242,7 +2242,7 @@
                 <w:sz w:val="18"/>
                 <w:szCs w:val="18"/>
               </w:rPr>
-              <w:t xml:space="preserve">議題・課題リストは金子。ほかは自動</w:t>
+              <w:t xml:space="preserve">議題・課題リストは金子主任。ほかは自動</w:t>
             </w:r>
           </w:p>
         </w:tc>
@@ -2606,7 +2606,7 @@
         <w:pStyle w:val="Heading1"/>
       </w:pPr>
       <w:r>
-        <w:t xml:space="preserve">3. 定例前の準備（金子）</w:t>
+        <w:t xml:space="preserve">3. 定例前の準備（金子主任）</w:t>
       </w:r>
     </w:p>
     <w:p>
@@ -2614,7 +2614,7 @@
         <w:spacing w:after="100" w:line="300"/>
       </w:pPr>
       <w:r>
-        <w:t xml:space="preserve">定例前の準備は自動化しません。金子が次の順に行います。</w:t>
+        <w:t xml:space="preserve">定例前の準備は自動化しません。金子主任が次の順に行います。</w:t>
       </w:r>
     </w:p>
     <w:p>
@@ -3278,7 +3278,7 @@
                 <w:sz w:val="18"/>
                 <w:szCs w:val="18"/>
               </w:rPr>
-              <w:t xml:space="preserve">議題ファイルに、打合せ結果（【決定】【承認】【保留】などと結論、宿題）、表題（「議題」→「議事録」）、WEB 参加者の出席チェック（Teams から個人で参加し、名簿と名前が一致した人だけ）、次回・次々回開催を書き込んだもの。年月日・時間・場所は、金子が議題に書いたものをそのまま使う。議題にない話題で決まったことは、最後の議題の後ろに「（議題外）」として追記</w:t>
+              <w:t xml:space="preserve">議題ファイルに、打合せ結果（【決定】【承認】【保留】などと結論、宿題）、表題（「議題」→「議事録」）、WEB 参加者の出席チェック（Teams から個人で参加し、名簿と名前が一致した人だけ）、次回・次々回開催を書き込んだもの。年月日・時間・場所は、金子主任が議題に書いたものをそのまま使う。議題にない話題で決まったことは、最後の議題の後ろに「（議題外）」として追記</w:t>
             </w:r>
           </w:p>
         </w:tc>
@@ -3559,7 +3559,7 @@
                 <w:sz w:val="18"/>
                 <w:szCs w:val="18"/>
               </w:rPr>
-              <w:t xml:space="preserve">（課題リスト運用ルール⑤）。金子が確認してから使う。それまで直下にあった課題リストは OLD に移る。次回定例日は定例で話された日付。話されなかったときは開催日の7日後とし、WowTalk で知らせる</w:t>
+              <w:t xml:space="preserve">（課題リスト運用ルール⑤）。金子主任が確認してから使う。それまで直下にあった課題リストは OLD に移る。次回定例日は定例で話された日付。話されなかったときは開催日の7日後とし、WowTalk で知らせる</w:t>
             </w:r>
           </w:p>
         </w:tc>
@@ -3685,7 +3685,7 @@
         <w:rPr>
           <w:color w:val="595959"/>
         </w:rPr>
-        <w:t xml:space="preserve">です。社外に出す前に、必ず金子が確認してください。聞き取れなかった箇所、どの議題の話か判断できなかった箇所、発言者が分からない承認・指示には、「※要確認：◯◯」と書かれます。</w:t>
+        <w:t xml:space="preserve">です。社外に出す前に、必ず金子主任が確認してください。聞き取れなかった箇所、どの議題の話か判断できなかった箇所、発言者が分からない承認・指示には、「※要確認：◯◯」と書かれます。</w:t>
       </w:r>
     </w:p>
     <w:p>
@@ -3815,7 +3815,7 @@
                 <w:sz w:val="18"/>
                 <w:szCs w:val="18"/>
               </w:rPr>
-              <w:t xml:space="preserve">金子（定例資料・議事録の担当）</w:t>
+              <w:t xml:space="preserve">金子主任（定例資料・議事録の担当）</w:t>
             </w:r>
           </w:p>
         </w:tc>
@@ -6789,7 +6789,7 @@
                 <w:sz w:val="18"/>
                 <w:szCs w:val="18"/>
               </w:rPr>
-              <w:t xml:space="preserve">金子が「YYYYMMDD_第NN回_課題リスト.xlsx」の名前でコピーする</w:t>
+              <w:t xml:space="preserve">金子主任が「YYYYMMDD_第NN回_課題リスト.xlsx」の名前でコピーする</w:t>
             </w:r>
           </w:p>
         </w:tc>
@@ -7063,7 +7063,7 @@
                 <w:sz w:val="18"/>
                 <w:szCs w:val="18"/>
               </w:rPr>
-              <w:t xml:space="preserve">（たたき台。金子が確認する）</w:t>
+              <w:t xml:space="preserve">（たたき台。金子主任が確認する）</w:t>
             </w:r>
           </w:p>
         </w:tc>
@@ -7152,7 +7152,7 @@
                 <w:sz w:val="18"/>
                 <w:szCs w:val="18"/>
               </w:rPr>
-              <w:t xml:space="preserve">金子が、議事録要約の「課題リストの協議内容」の文案を使って追記する</w:t>
+              <w:t xml:space="preserve">金子主任が、議事録要約の「課題リストの協議内容」の文案を使って追記する</w:t>
             </w:r>
           </w:p>
         </w:tc>

--- a/sugiyama-minutes-automation/manual/定例会議_議事録自動化_運用マニュアル.docx
+++ b/sugiyama-minutes-automation/manual/定例会議_議事録自動化_運用マニュアル.docx
@@ -378,7 +378,7 @@
                 <w:sz w:val="18"/>
                 <w:szCs w:val="18"/>
               </w:rPr>
-              <w:t xml:space="preserve">Box の 901 に「YYYYMMDD_第NN回_議題.xlsx」を作り、902 の課題リストを「YYYYMMDD_第NN回_課題リスト.xlsx」として 901 にコピーする。お知らせメールを送る</w:t>
+              <w:t xml:space="preserve">Box の 901 に「YYMMDD_第NN回_議題.xlsx」を作り、902 の課題リストを「YYMMDD_第NN回_課題リスト.xlsx」として 901 にコピーする。お知らせメールを送る</w:t>
             </w:r>
           </w:p>
         </w:tc>
@@ -1887,7 +1887,7 @@
           <w:sz w:val="18"/>
           <w:szCs w:val="18"/>
         </w:rPr>
-        <w:t xml:space="preserve">│   ├── 20261002_第02回_議題.xlsx         ← 金子主任</w:t>
+        <w:t xml:space="preserve">│   ├── 261002_第02回_議題.xlsx         ← 金子主任</w:t>
       </w:r>
     </w:p>
     <w:p>
@@ -1902,7 +1902,7 @@
           <w:sz w:val="18"/>
           <w:szCs w:val="18"/>
         </w:rPr>
-        <w:t xml:space="preserve">│   ├── 20261002_第02回_課題リスト.xlsx   ← 金子主任</w:t>
+        <w:t xml:space="preserve">│   ├── 261002_第02回_課題リスト.xlsx   ← 金子主任</w:t>
       </w:r>
     </w:p>
     <w:p>
@@ -1917,7 +1917,7 @@
           <w:sz w:val="18"/>
           <w:szCs w:val="18"/>
         </w:rPr>
-        <w:t xml:space="preserve">│   ├── 20261002_第02回_議事録.xlsx       ← 自動</w:t>
+        <w:t xml:space="preserve">│   ├── 261002_第02回_議事録.xlsx       ← 自動</w:t>
       </w:r>
     </w:p>
     <w:p>
@@ -1932,7 +1932,7 @@
           <w:sz w:val="18"/>
           <w:szCs w:val="18"/>
         </w:rPr>
-        <w:t xml:space="preserve">│   ├── 20261002_第02回_議事録要約.md     ← 自動</w:t>
+        <w:t xml:space="preserve">│   ├── 261002_第02回_議事録要約.md     ← 自動</w:t>
       </w:r>
     </w:p>
     <w:p>
@@ -2022,7 +2022,7 @@
           <w:sz w:val="18"/>
           <w:szCs w:val="18"/>
         </w:rPr>
-        <w:t xml:space="preserve">    ├── 20261016_課題リスト.xlsx          ← 次回定例日の日付。直下は常に1つ</w:t>
+        <w:t xml:space="preserve">    ├── 261016_課題リスト.xlsx          ← 次回定例日の日付。直下は常に1つ</w:t>
       </w:r>
     </w:p>
     <w:p>
@@ -2540,7 +2540,7 @@
         <w:t xml:space="preserve">その定例の開催日</w:t>
       </w:r>
       <w:r>
-        <w:t xml:space="preserve">（YYYYMMDD）、回数は2桁（第02回）です。</w:t>
+        <w:t xml:space="preserve">（YYMMDD）、回数は2桁（第02回）です。</w:t>
       </w:r>
     </w:p>
     <w:p>
@@ -2634,7 +2634,7 @@
         <w:t xml:space="preserve">議題を作る</w:t>
       </w:r>
       <w:r>
-        <w:t xml:space="preserve">：Box の 901_総合定例会議資料 に、議事録フォーマット（議事録フォーマット_修正版4.xlsx）をコピーし、「YYYYMMDD_第NN回_議題.xlsx」（定例の開催日）の名前にして、Box の中で議題を書く。</w:t>
+        <w:t xml:space="preserve">：Box の 901_総合定例会議資料 に、議事録フォーマット（議事録フォーマット_修正版4.xlsx）をコピーし、「YYMMDD_第NN回_議題.xlsx」（定例の開催日）の名前にして、Box の中で議題を書く。</w:t>
       </w:r>
     </w:p>
     <w:p>
@@ -2654,7 +2654,7 @@
         <w:t xml:space="preserve">課題リストを定例資料にする</w:t>
       </w:r>
       <w:r>
-        <w:t xml:space="preserve">：902_課題リスト 直下にある今回の定例日の課題リストを、901_総合定例会議資料 に「YYYYMMDD_第NN回_課題リスト.xlsx」の名前でコピーする（課題リスト運用ルール②）。</w:t>
+        <w:t xml:space="preserve">：902_課題リスト 直下にある今回の定例日の課題リストを、901_総合定例会議資料 に「YYMMDD_第NN回_課題リスト.xlsx」の名前でコピーする（課題リスト運用ルール②）。</w:t>
       </w:r>
     </w:p>
     <w:p>
@@ -3042,7 +3042,7 @@
         <w:rPr>
           <w:color w:val="595959"/>
         </w:rPr>
-        <w:t xml:space="preserve">開催日の翌日以降に置くときは、ファイル名の先頭に開催日（例：20261002_）を付けてください。付いていないと、置いた日が開催日とみなされ、議題が見つかりません。</w:t>
+        <w:t xml:space="preserve">開催日の翌日以降に置くときは、ファイル名の先頭に開催日（例：261002_）を付けてください。付いていないと、置いた日が開催日とみなされ、議題が見つかりません。</w:t>
       </w:r>
     </w:p>
     <w:p>
@@ -3220,7 +3220,7 @@
                 <w:sz w:val="18"/>
                 <w:szCs w:val="18"/>
               </w:rPr>
-              <w:t xml:space="preserve">YYYYMMDD_第NN回_議事録.xlsx</w:t>
+              <w:t xml:space="preserve">YYMMDD_第NN回_議事録.xlsx</w:t>
             </w:r>
           </w:p>
         </w:tc>
@@ -3309,7 +3309,7 @@
                 <w:sz w:val="18"/>
                 <w:szCs w:val="18"/>
               </w:rPr>
-              <w:t xml:space="preserve">YYYYMMDD_第NN回_議事録要約.md</w:t>
+              <w:t xml:space="preserve">YYMMDD_第NN回_議事録要約.md</w:t>
             </w:r>
           </w:p>
         </w:tc>
@@ -3590,7 +3590,7 @@
                 <w:sz w:val="18"/>
                 <w:szCs w:val="18"/>
               </w:rPr>
-              <w:t xml:space="preserve">YYYYMMDD_第NN回_文字起こし.vtt</w:t>
+              <w:t xml:space="preserve">YYMMDD_第NN回_文字起こし.vtt</w:t>
             </w:r>
           </w:p>
         </w:tc>
@@ -3844,7 +3844,7 @@
                 <w:sz w:val="18"/>
                 <w:szCs w:val="18"/>
               </w:rPr>
-              <w:t xml:space="preserve">【定例前】901 に議題（YYYYMMDD_第NN回_議題.xlsx）を作り、課題リストを 901 にコピーする（YYYYMMDD_第NN回_課題リスト.xlsx）。関係者にお知らせメールを送る</w:t>
+              <w:t xml:space="preserve">【定例前】901 に議題（YYMMDD_第NN回_議題.xlsx）を作り、課題リストを 901 にコピーする（YYMMDD_第NN回_課題リスト.xlsx）。関係者にお知らせメールを送る</w:t>
             </w:r>
           </w:p>
           <w:p>
@@ -4769,7 +4769,7 @@
                 <w:sz w:val="18"/>
                 <w:szCs w:val="18"/>
               </w:rPr>
-              <w:t xml:space="preserve">議題のファイル名を「YYYYMMDD_第NN回_議題.xlsx」に直すか、文字起こしのファイル名の先頭に開催日を付けて、00_受付 に置き直す</w:t>
+              <w:t xml:space="preserve">議題のファイル名を「YYMMDD_第NN回_議題.xlsx」に直すか、文字起こしのファイル名の先頭に開催日を付けて、00_受付 に置き直す</w:t>
             </w:r>
           </w:p>
         </w:tc>
@@ -6479,7 +6479,7 @@
         <w:spacing w:after="60" w:line="280"/>
       </w:pPr>
       <w:r>
-        <w:t xml:space="preserve">テスト用の議題（YYYYMMDD_第99回_議題.xlsx）と課題リストを 901 に置き、短い Teams 会議の文字起こしを 00_受付 に置いて、開発環境 → テスト環境で通しで確認し、窓口に本番デプロイを依頼する</w:t>
+        <w:t xml:space="preserve">テスト用の議題（YYMMDD_第99回_議題.xlsx）と課題リストを 901 に置き、短い Teams 会議の文字起こしを 00_受付 に置いて、開発環境 → テスト環境で通しで確認し、窓口に本番デプロイを依頼する</w:t>
       </w:r>
     </w:p>
     <w:p>
@@ -6789,7 +6789,7 @@
                 <w:sz w:val="18"/>
                 <w:szCs w:val="18"/>
               </w:rPr>
-              <w:t xml:space="preserve">金子主任が「YYYYMMDD_第NN回_課題リスト.xlsx」の名前でコピーする</w:t>
+              <w:t xml:space="preserve">金子主任が「YYMMDD_第NN回_課題リスト.xlsx」の名前でコピーする</w:t>
             </w:r>
           </w:p>
         </w:tc>

--- a/sugiyama-minutes-automation/manual/定例会議_議事録自動化_運用マニュアル.docx
+++ b/sugiyama-minutes-automation/manual/定例会議_議事録自動化_運用マニュアル.docx
@@ -1857,7 +1857,7 @@
           <w:sz w:val="18"/>
           <w:szCs w:val="18"/>
         </w:rPr>
-        <w:t xml:space="preserve">├── 900図面・計画書回覧フォルダ/  （Workato が見張る。ここには置かない）</w:t>
+        <w:t xml:space="preserve">├── 900図面・計画書回覧フォルダ/（Workato が見張るので、ここには置かない）</w:t>
       </w:r>
     </w:p>
     <w:p>
@@ -1887,7 +1887,7 @@
           <w:sz w:val="18"/>
           <w:szCs w:val="18"/>
         </w:rPr>
-        <w:t xml:space="preserve">│   ├── 261002_第02回_議題.xlsx         ← 金子主任</w:t>
+        <w:t xml:space="preserve">│   ├── 261002_第02回_議題.xlsx（金子主任が作る）</w:t>
       </w:r>
     </w:p>
     <w:p>
@@ -1902,7 +1902,7 @@
           <w:sz w:val="18"/>
           <w:szCs w:val="18"/>
         </w:rPr>
-        <w:t xml:space="preserve">│   ├── 261002_第02回_課題リスト.xlsx   ← 金子主任</w:t>
+        <w:t xml:space="preserve">│   ├── 261002_第02回_課題リスト.xlsx（金子主任がコピーする）</w:t>
       </w:r>
     </w:p>
     <w:p>
@@ -1917,7 +1917,7 @@
           <w:sz w:val="18"/>
           <w:szCs w:val="18"/>
         </w:rPr>
-        <w:t xml:space="preserve">│   ├── 261002_第02回_議事録.xlsx       ← 自動</w:t>
+        <w:t xml:space="preserve">│   ├── 261002_第02回_議事録.xlsx（自動）</w:t>
       </w:r>
     </w:p>
     <w:p>
@@ -1932,7 +1932,7 @@
           <w:sz w:val="18"/>
           <w:szCs w:val="18"/>
         </w:rPr>
-        <w:t xml:space="preserve">│   ├── 261002_第02回_議事録要約.md     ← 自動</w:t>
+        <w:t xml:space="preserve">│   ├── 261002_第02回_議事録要約.md（自動）</w:t>
       </w:r>
     </w:p>
     <w:p>
@@ -1947,7 +1947,7 @@
           <w:sz w:val="18"/>
           <w:szCs w:val="18"/>
         </w:rPr>
-        <w:t xml:space="preserve">│   ├── 最新_未決事項一覧.md              ← 自動（上書き）</w:t>
+        <w:t xml:space="preserve">│   ├── 最新_未決事項一覧.md（自動で上書き）</w:t>
       </w:r>
     </w:p>
     <w:p>
@@ -1962,7 +1962,7 @@
           <w:sz w:val="18"/>
           <w:szCs w:val="18"/>
         </w:rPr>
-        <w:t xml:space="preserve">│   ├── 文字起こし/                       ← 自動（受付から移す）</w:t>
+        <w:t xml:space="preserve">│   ├── 文字起こし/（自動で受付から移す）</w:t>
       </w:r>
     </w:p>
     <w:p>
@@ -1977,7 +1977,7 @@
           <w:sz w:val="18"/>
           <w:szCs w:val="18"/>
         </w:rPr>
-        <w:t xml:space="preserve">│   │   └── 00_受付/                      ← 小山が文字起こしを置く</w:t>
+        <w:t xml:space="preserve">│   │   └── 00_受付/（小山が文字起こしを置く）</w:t>
       </w:r>
     </w:p>
     <w:p>
@@ -1992,7 +1992,7 @@
           <w:sz w:val="18"/>
           <w:szCs w:val="18"/>
         </w:rPr>
-        <w:t xml:space="preserve">│   └── 運用マニュアル/                   ← 2つの運用マニュアル</w:t>
+        <w:t xml:space="preserve">│   └── 運用マニュアル/（2つの運用マニュアル）</w:t>
       </w:r>
     </w:p>
     <w:p>
@@ -2022,7 +2022,7 @@
           <w:sz w:val="18"/>
           <w:szCs w:val="18"/>
         </w:rPr>
-        <w:t xml:space="preserve">    ├── 261016_課題リスト.xlsx          ← 次回定例日の日付。直下は常に1つ</w:t>
+        <w:t xml:space="preserve">    ├── 261016_課題リスト.xlsx（次回定例日の日付。直下は常に1つ）</w:t>
       </w:r>
     </w:p>
     <w:p>
@@ -2037,7 +2037,7 @@
           <w:sz w:val="18"/>
           <w:szCs w:val="18"/>
         </w:rPr>
-        <w:t xml:space="preserve">    └── OLD/                              ← 確認が済んだ過去の課題リスト</w:t>
+        <w:t xml:space="preserve">    └── OLD/（確認が済んだ過去の課題リスト）</w:t>
       </w:r>
     </w:p>
     <w:tbl>

--- a/sugiyama-minutes-automation/manual/定例会議_議事録自動化_運用マニュアル.docx
+++ b/sugiyama-minutes-automation/manual/定例会議_議事録自動化_運用マニュアル.docx
@@ -30,7 +30,7 @@
           <w:sz w:val="20"/>
           <w:szCs w:val="20"/>
         </w:rPr>
-        <w:t xml:space="preserve">作成：2026年9月　名古屋支店 生産技術部</w:t>
+        <w:t xml:space="preserve">作成：2026年9月　名古屋支店 生産技術部　／　第2版（2026年9月23日）</w:t>
       </w:r>
     </w:p>
     <w:p>
@@ -2537,10 +2537,10 @@
           <w:b/>
           <w:bCs/>
         </w:rPr>
-        <w:t xml:space="preserve">その定例の開催日</w:t>
-      </w:r>
-      <w:r>
-        <w:t xml:space="preserve">（YYMMDD）、回数は2桁（第02回）です。</w:t>
+        <w:t xml:space="preserve">その定例の開催日を6桁</w:t>
+      </w:r>
+      <w:r>
+        <w:t xml:space="preserve">（YYMMDD。例：2026年10月2日 → 261002）、回数は2桁（第02回）です。</w:t>
       </w:r>
     </w:p>
     <w:p>

--- a/sugiyama-minutes-automation/manual/定例会議_議事録自動化_運用マニュアル.docx
+++ b/sugiyama-minutes-automation/manual/定例会議_議事録自動化_運用マニュアル.docx
@@ -2634,7 +2634,7 @@
         <w:t xml:space="preserve">議題を作る</w:t>
       </w:r>
       <w:r>
-        <w:t xml:space="preserve">：Box の 901_総合定例会議資料 に、議事録フォーマット（議事録フォーマット_修正版4.xlsx）をコピーし、「YYMMDD_第NN回_議題.xlsx」（定例の開催日）の名前にして、Box の中で議題を書く。</w:t>
+        <w:t xml:space="preserve">：Box の 901_総合定例会議資料 に、議事録フォーマット（議事録フォーマット_修正版4.xlsx）をコピーし、「YYMMDD_第NN回_議題.xlsx」（定例の開催日。例：261002_第02回_議題.xlsx）の名前にして、Box の中で議題を書く。</w:t>
       </w:r>
     </w:p>
     <w:p>
@@ -2654,7 +2654,7 @@
         <w:t xml:space="preserve">課題リストを定例資料にする</w:t>
       </w:r>
       <w:r>
-        <w:t xml:space="preserve">：902_課題リスト 直下にある今回の定例日の課題リストを、901_総合定例会議資料 に「YYMMDD_第NN回_課題リスト.xlsx」の名前でコピーする（課題リスト運用ルール②）。</w:t>
+        <w:t xml:space="preserve">：902_課題リスト 直下にある今回の定例日の課題リストを、901_総合定例会議資料 に「YYMMDD_第NN回_課題リスト.xlsx」（例：261002_第02回_課題リスト.xlsx）の名前でコピーする（課題リスト運用ルール②）。</w:t>
       </w:r>
     </w:p>
     <w:p>
@@ -6789,7 +6789,7 @@
                 <w:sz w:val="18"/>
                 <w:szCs w:val="18"/>
               </w:rPr>
-              <w:t xml:space="preserve">金子主任が「YYMMDD_第NN回_課題リスト.xlsx」の名前でコピーする</w:t>
+              <w:t xml:space="preserve">金子主任が「YYMMDD_第NN回_課題リスト.xlsx」（例：261002_第02回_課題リスト.xlsx）の名前でコピーする</w:t>
             </w:r>
           </w:p>
         </w:tc>

--- a/sugiyama-minutes-automation/manual/定例会議_議事録自動化_運用マニュアル.docx
+++ b/sugiyama-minutes-automation/manual/定例会議_議事録自動化_運用マニュアル.docx
@@ -3089,9 +3089,9 @@
         </w:tblBorders>
       </w:tblPr>
       <w:tblGrid>
-        <w:gridCol w:w="2891"/>
-        <w:gridCol w:w="771"/>
-        <w:gridCol w:w="5976"/>
+        <w:gridCol w:w="3469"/>
+        <w:gridCol w:w="1445"/>
+        <w:gridCol w:w="4724"/>
       </w:tblGrid>
       <w:tr>
         <w:trPr>
@@ -3099,7 +3099,7 @@
         </w:trPr>
         <w:tc>
           <w:tcPr>
-            <w:tcW w:type="dxa" w:w="2891"/>
+            <w:tcW w:type="dxa" w:w="3469"/>
             <w:tcBorders>
               <w:top w:val="single" w:color="A6A6A6" w:sz="4"/>
               <w:left w:val="single" w:color="A6A6A6" w:sz="4"/>
@@ -3131,7 +3131,7 @@
         </w:tc>
         <w:tc>
           <w:tcPr>
-            <w:tcW w:type="dxa" w:w="771"/>
+            <w:tcW w:type="dxa" w:w="1445"/>
             <w:tcBorders>
               <w:top w:val="single" w:color="A6A6A6" w:sz="4"/>
               <w:left w:val="single" w:color="A6A6A6" w:sz="4"/>
@@ -3163,7 +3163,7 @@
         </w:tc>
         <w:tc>
           <w:tcPr>
-            <w:tcW w:type="dxa" w:w="5976"/>
+            <w:tcW w:type="dxa" w:w="4724"/>
             <w:tcBorders>
               <w:top w:val="single" w:color="A6A6A6" w:sz="4"/>
               <w:left w:val="single" w:color="A6A6A6" w:sz="4"/>
@@ -3197,7 +3197,7 @@
       <w:tr>
         <w:tc>
           <w:tcPr>
-            <w:tcW w:type="dxa" w:w="2891"/>
+            <w:tcW w:type="dxa" w:w="3469"/>
             <w:tcBorders>
               <w:top w:val="single" w:color="A6A6A6" w:sz="4"/>
               <w:left w:val="single" w:color="A6A6A6" w:sz="4"/>
@@ -3226,7 +3226,7 @@
         </w:tc>
         <w:tc>
           <w:tcPr>
-            <w:tcW w:type="dxa" w:w="771"/>
+            <w:tcW w:type="dxa" w:w="1445"/>
             <w:tcBorders>
               <w:top w:val="single" w:color="A6A6A6" w:sz="4"/>
               <w:left w:val="single" w:color="A6A6A6" w:sz="4"/>
@@ -3255,7 +3255,7 @@
         </w:tc>
         <w:tc>
           <w:tcPr>
-            <w:tcW w:type="dxa" w:w="5976"/>
+            <w:tcW w:type="dxa" w:w="4724"/>
             <w:tcBorders>
               <w:top w:val="single" w:color="A6A6A6" w:sz="4"/>
               <w:left w:val="single" w:color="A6A6A6" w:sz="4"/>
@@ -3286,7 +3286,7 @@
       <w:tr>
         <w:tc>
           <w:tcPr>
-            <w:tcW w:type="dxa" w:w="2891"/>
+            <w:tcW w:type="dxa" w:w="3469"/>
             <w:tcBorders>
               <w:top w:val="single" w:color="A6A6A6" w:sz="4"/>
               <w:left w:val="single" w:color="A6A6A6" w:sz="4"/>
@@ -3315,7 +3315,7 @@
         </w:tc>
         <w:tc>
           <w:tcPr>
-            <w:tcW w:type="dxa" w:w="771"/>
+            <w:tcW w:type="dxa" w:w="1445"/>
             <w:tcBorders>
               <w:top w:val="single" w:color="A6A6A6" w:sz="4"/>
               <w:left w:val="single" w:color="A6A6A6" w:sz="4"/>
@@ -3344,7 +3344,7 @@
         </w:tc>
         <w:tc>
           <w:tcPr>
-            <w:tcW w:type="dxa" w:w="5976"/>
+            <w:tcW w:type="dxa" w:w="4724"/>
             <w:tcBorders>
               <w:top w:val="single" w:color="A6A6A6" w:sz="4"/>
               <w:left w:val="single" w:color="A6A6A6" w:sz="4"/>
@@ -3375,7 +3375,7 @@
       <w:tr>
         <w:tc>
           <w:tcPr>
-            <w:tcW w:type="dxa" w:w="2891"/>
+            <w:tcW w:type="dxa" w:w="3469"/>
             <w:tcBorders>
               <w:top w:val="single" w:color="A6A6A6" w:sz="4"/>
               <w:left w:val="single" w:color="A6A6A6" w:sz="4"/>
@@ -3404,7 +3404,7 @@
         </w:tc>
         <w:tc>
           <w:tcPr>
-            <w:tcW w:type="dxa" w:w="771"/>
+            <w:tcW w:type="dxa" w:w="1445"/>
             <w:tcBorders>
               <w:top w:val="single" w:color="A6A6A6" w:sz="4"/>
               <w:left w:val="single" w:color="A6A6A6" w:sz="4"/>
@@ -3433,7 +3433,7 @@
         </w:tc>
         <w:tc>
           <w:tcPr>
-            <w:tcW w:type="dxa" w:w="5976"/>
+            <w:tcW w:type="dxa" w:w="4724"/>
             <w:tcBorders>
               <w:top w:val="single" w:color="A6A6A6" w:sz="4"/>
               <w:left w:val="single" w:color="A6A6A6" w:sz="4"/>
@@ -3464,36 +3464,36 @@
       <w:tr>
         <w:tc>
           <w:tcPr>
-            <w:tcW w:type="dxa" w:w="2891"/>
-            <w:tcBorders>
-              <w:top w:val="single" w:color="A6A6A6" w:sz="4"/>
-              <w:left w:val="single" w:color="A6A6A6" w:sz="4"/>
-              <w:bottom w:val="single" w:color="A6A6A6" w:sz="4"/>
-              <w:right w:val="single" w:color="A6A6A6" w:sz="4"/>
-            </w:tcBorders>
-            <w:tcMar>
-              <w:top w:type="dxa" w:w="60"/>
-              <w:left w:type="dxa" w:w="100"/>
-              <w:bottom w:type="dxa" w:w="60"/>
-              <w:right w:type="dxa" w:w="100"/>
-            </w:tcMar>
-          </w:tcPr>
-          <w:p>
-            <w:pPr>
-              <w:spacing w:after="0" w:line="260"/>
-            </w:pPr>
-            <w:r>
-              <w:rPr>
-                <w:sz w:val="18"/>
-                <w:szCs w:val="18"/>
-              </w:rPr>
-              <w:t xml:space="preserve">（次回定例日）_課題リスト.xlsx</w:t>
-            </w:r>
-          </w:p>
-        </w:tc>
-        <w:tc>
-          <w:tcPr>
-            <w:tcW w:type="dxa" w:w="771"/>
+            <w:tcW w:type="dxa" w:w="3469"/>
+            <w:tcBorders>
+              <w:top w:val="single" w:color="A6A6A6" w:sz="4"/>
+              <w:left w:val="single" w:color="A6A6A6" w:sz="4"/>
+              <w:bottom w:val="single" w:color="A6A6A6" w:sz="4"/>
+              <w:right w:val="single" w:color="A6A6A6" w:sz="4"/>
+            </w:tcBorders>
+            <w:tcMar>
+              <w:top w:type="dxa" w:w="60"/>
+              <w:left w:type="dxa" w:w="100"/>
+              <w:bottom w:type="dxa" w:w="60"/>
+              <w:right w:type="dxa" w:w="100"/>
+            </w:tcMar>
+          </w:tcPr>
+          <w:p>
+            <w:pPr>
+              <w:spacing w:after="0" w:line="260"/>
+            </w:pPr>
+            <w:r>
+              <w:rPr>
+                <w:sz w:val="18"/>
+                <w:szCs w:val="18"/>
+              </w:rPr>
+              <w:t xml:space="preserve">YYMMDD_課題リスト.xlsx（次回定例日）</w:t>
+            </w:r>
+          </w:p>
+        </w:tc>
+        <w:tc>
+          <w:tcPr>
+            <w:tcW w:type="dxa" w:w="1445"/>
             <w:tcBorders>
               <w:top w:val="single" w:color="A6A6A6" w:sz="4"/>
               <w:left w:val="single" w:color="A6A6A6" w:sz="4"/>
@@ -3522,7 +3522,7 @@
         </w:tc>
         <w:tc>
           <w:tcPr>
-            <w:tcW w:type="dxa" w:w="5976"/>
+            <w:tcW w:type="dxa" w:w="4724"/>
             <w:tcBorders>
               <w:top w:val="single" w:color="A6A6A6" w:sz="4"/>
               <w:left w:val="single" w:color="A6A6A6" w:sz="4"/>
@@ -3567,7 +3567,7 @@
       <w:tr>
         <w:tc>
           <w:tcPr>
-            <w:tcW w:type="dxa" w:w="2891"/>
+            <w:tcW w:type="dxa" w:w="3469"/>
             <w:tcBorders>
               <w:top w:val="single" w:color="A6A6A6" w:sz="4"/>
               <w:left w:val="single" w:color="A6A6A6" w:sz="4"/>
@@ -3596,36 +3596,36 @@
         </w:tc>
         <w:tc>
           <w:tcPr>
-            <w:tcW w:type="dxa" w:w="771"/>
-            <w:tcBorders>
-              <w:top w:val="single" w:color="A6A6A6" w:sz="4"/>
-              <w:left w:val="single" w:color="A6A6A6" w:sz="4"/>
-              <w:bottom w:val="single" w:color="A6A6A6" w:sz="4"/>
-              <w:right w:val="single" w:color="A6A6A6" w:sz="4"/>
-            </w:tcBorders>
-            <w:tcMar>
-              <w:top w:type="dxa" w:w="60"/>
-              <w:left w:type="dxa" w:w="100"/>
-              <w:bottom w:type="dxa" w:w="60"/>
-              <w:right w:type="dxa" w:w="100"/>
-            </w:tcMar>
-          </w:tcPr>
-          <w:p>
-            <w:pPr>
-              <w:spacing w:after="0" w:line="260"/>
-            </w:pPr>
-            <w:r>
-              <w:rPr>
-                <w:sz w:val="18"/>
-                <w:szCs w:val="18"/>
-              </w:rPr>
-              <w:t xml:space="preserve">901/文字起こし</w:t>
-            </w:r>
-          </w:p>
-        </w:tc>
-        <w:tc>
-          <w:tcPr>
-            <w:tcW w:type="dxa" w:w="5976"/>
+            <w:tcW w:type="dxa" w:w="1445"/>
+            <w:tcBorders>
+              <w:top w:val="single" w:color="A6A6A6" w:sz="4"/>
+              <w:left w:val="single" w:color="A6A6A6" w:sz="4"/>
+              <w:bottom w:val="single" w:color="A6A6A6" w:sz="4"/>
+              <w:right w:val="single" w:color="A6A6A6" w:sz="4"/>
+            </w:tcBorders>
+            <w:tcMar>
+              <w:top w:type="dxa" w:w="60"/>
+              <w:left w:type="dxa" w:w="100"/>
+              <w:bottom w:type="dxa" w:w="60"/>
+              <w:right w:type="dxa" w:w="100"/>
+            </w:tcMar>
+          </w:tcPr>
+          <w:p>
+            <w:pPr>
+              <w:spacing w:after="0" w:line="260"/>
+            </w:pPr>
+            <w:r>
+              <w:rPr>
+                <w:sz w:val="18"/>
+                <w:szCs w:val="18"/>
+              </w:rPr>
+              <w:t xml:space="preserve">901 &gt; 文字起こし</w:t>
+            </w:r>
+          </w:p>
+        </w:tc>
+        <w:tc>
+          <w:tcPr>
+            <w:tcW w:type="dxa" w:w="4724"/>
             <w:tcBorders>
               <w:top w:val="single" w:color="A6A6A6" w:sz="4"/>
               <w:left w:val="single" w:color="A6A6A6" w:sz="4"/>

--- a/sugiyama-minutes-automation/manual/定例会議_議事録自動化_運用マニュアル.docx
+++ b/sugiyama-minutes-automation/manual/定例会議_議事録自動化_運用マニュアル.docx
@@ -3844,33 +3844,115 @@
                 <w:sz w:val="18"/>
                 <w:szCs w:val="18"/>
               </w:rPr>
-              <w:t xml:space="preserve">【定例前】901 に議題（YYMMDD_第NN回_議題.xlsx）を作り、課題リストを 901 にコピーする（YYMMDD_第NN回_課題リスト.xlsx）。関係者にお知らせメールを送る</w:t>
-            </w:r>
-          </w:p>
-          <w:p>
-            <w:pPr>
-              <w:spacing w:after="0" w:line="260"/>
-            </w:pPr>
-            <w:r>
-              <w:rPr>
-                <w:sz w:val="18"/>
-                <w:szCs w:val="18"/>
-              </w:rPr>
-              <w:t xml:space="preserve">【定例後】完了の通知が来たら、Box の議事録（案）と次回用の課題リスト（たたき台）を開いて確認・修正し、同じ名前で上書きする。「※要確認」（議題の対応・発言者など）は文字起こしや録音で確かめる。</w:t>
-            </w:r>
-            <w:r>
-              <w:rPr>
-                <w:sz w:val="18"/>
-                <w:szCs w:val="18"/>
-              </w:rPr>
-              <w:t xml:space="preserve">現地の出席者の出席チェックを付ける</w:t>
-            </w:r>
-            <w:r>
-              <w:rPr>
-                <w:sz w:val="18"/>
-                <w:szCs w:val="18"/>
-              </w:rPr>
-              <w:t xml:space="preserve">（会議室から参加した人は自動では付かない）。議事録要約の「課題リストの協議内容」を、902 に作られた次回定例日の課題リストに赤字で追記する（課題リスト運用ルール⑥）。「図面リストの更新が必要なもの」を現場・設備部に伝える</w:t>
+              <w:t xml:space="preserve">【定例前】</w:t>
+            </w:r>
+          </w:p>
+          <w:p>
+            <w:pPr>
+              <w:spacing w:after="0" w:line="260"/>
+            </w:pPr>
+            <w:r>
+              <w:rPr>
+                <w:sz w:val="18"/>
+                <w:szCs w:val="18"/>
+              </w:rPr>
+              <w:t xml:space="preserve">・901 に議題（YYMMDD_第NN回_議題.xlsx）を作る</w:t>
+            </w:r>
+          </w:p>
+          <w:p>
+            <w:pPr>
+              <w:spacing w:after="0" w:line="260"/>
+            </w:pPr>
+            <w:r>
+              <w:rPr>
+                <w:sz w:val="18"/>
+                <w:szCs w:val="18"/>
+              </w:rPr>
+              <w:t xml:space="preserve">・課題リストを 901 にコピーする（YYMMDD_第NN回_課題リスト.xlsx）</w:t>
+            </w:r>
+          </w:p>
+          <w:p>
+            <w:pPr>
+              <w:spacing w:after="0" w:line="260"/>
+            </w:pPr>
+            <w:r>
+              <w:rPr>
+                <w:sz w:val="18"/>
+                <w:szCs w:val="18"/>
+              </w:rPr>
+              <w:t xml:space="preserve">・関係者にお知らせメールを送る</w:t>
+            </w:r>
+          </w:p>
+          <w:p>
+            <w:pPr>
+              <w:spacing w:after="0" w:line="260"/>
+            </w:pPr>
+            <w:r>
+              <w:rPr>
+                <w:sz w:val="18"/>
+                <w:szCs w:val="18"/>
+              </w:rPr>
+              <w:t xml:space="preserve">【定例後】（完了の通知が来たら）</w:t>
+            </w:r>
+          </w:p>
+          <w:p>
+            <w:pPr>
+              <w:spacing w:after="0" w:line="260"/>
+            </w:pPr>
+            <w:r>
+              <w:rPr>
+                <w:sz w:val="18"/>
+                <w:szCs w:val="18"/>
+              </w:rPr>
+              <w:t xml:space="preserve">・議事録（案）と次回用の課題リスト（たたき台）を確認・修正し、同じ名前で上書きする</w:t>
+            </w:r>
+          </w:p>
+          <w:p>
+            <w:pPr>
+              <w:spacing w:after="0" w:line="260"/>
+            </w:pPr>
+            <w:r>
+              <w:rPr>
+                <w:sz w:val="18"/>
+                <w:szCs w:val="18"/>
+              </w:rPr>
+              <w:t xml:space="preserve">・「※要確認」（議題の対応・発言者など）を文字起こしや録音で確かめる</w:t>
+            </w:r>
+          </w:p>
+          <w:p>
+            <w:pPr>
+              <w:spacing w:after="0" w:line="260"/>
+            </w:pPr>
+            <w:r>
+              <w:rPr>
+                <w:sz w:val="18"/>
+                <w:szCs w:val="18"/>
+              </w:rPr>
+              <w:t xml:space="preserve">・現地の出席者の出席チェックを付ける（会議室から参加した人は自動では付かない）</w:t>
+            </w:r>
+          </w:p>
+          <w:p>
+            <w:pPr>
+              <w:spacing w:after="0" w:line="260"/>
+            </w:pPr>
+            <w:r>
+              <w:rPr>
+                <w:sz w:val="18"/>
+                <w:szCs w:val="18"/>
+              </w:rPr>
+              <w:t xml:space="preserve">・議事録要約の「課題リストの協議内容」を、902 の次回定例日の課題リストに赤字で追記する（運用ルール⑥）</w:t>
+            </w:r>
+          </w:p>
+          <w:p>
+            <w:pPr>
+              <w:spacing w:after="0" w:line="260"/>
+            </w:pPr>
+            <w:r>
+              <w:rPr>
+                <w:sz w:val="18"/>
+                <w:szCs w:val="18"/>
+              </w:rPr>
+              <w:t xml:space="preserve">・「図面リストの更新が必要なもの」を現場・設備部に伝える</w:t>
             </w:r>
           </w:p>
         </w:tc>
@@ -3930,43 +4012,127 @@
                 <w:sz w:val="18"/>
                 <w:szCs w:val="18"/>
               </w:rPr>
-              <w:t xml:space="preserve">【最初に一度】定例を毎週の定期的な予定（終了日は工期の終わり）として作り、出席者を招待する。その予定の会議のオプションで、自動録音・自動文字起こしをオンにする。</w:t>
-            </w:r>
-          </w:p>
-          <w:p>
-            <w:pPr>
-              <w:spacing w:after="0" w:line="260"/>
-            </w:pPr>
-            <w:r>
-              <w:rPr>
-                <w:sz w:val="18"/>
-                <w:szCs w:val="18"/>
-              </w:rPr>
-              <w:t xml:space="preserve">【定例後】その日のうちに文字起こし（.vtt）を Box の 00_受付 に置く（キーが払い出され、自動取得が始まるまで）。</w:t>
-            </w:r>
-          </w:p>
-          <w:p>
-            <w:pPr>
-              <w:spacing w:after="0" w:line="260"/>
-            </w:pPr>
-            <w:r>
-              <w:rPr>
-                <w:sz w:val="18"/>
-                <w:szCs w:val="18"/>
-              </w:rPr>
-              <w:t xml:space="preserve">【AI アシスタント】ライトブルーで AI アシスタントを作り、管理する。</w:t>
-            </w:r>
-          </w:p>
-          <w:p>
-            <w:pPr>
-              <w:spacing w:after="0" w:line="260"/>
-            </w:pPr>
-            <w:r>
-              <w:rPr>
-                <w:sz w:val="18"/>
-                <w:szCs w:val="18"/>
-              </w:rPr>
-              <w:t xml:space="preserve">【レシピ】この自動処理（Workato のレシピ）を作り、持ち主として管理する。完了の通知が届いているかを確認し、エラーが来たら対処する。異動するときはレシピとコネクションを後任に引き継ぐ</w:t>
+              <w:t xml:space="preserve">【最初に一度】</w:t>
+            </w:r>
+          </w:p>
+          <w:p>
+            <w:pPr>
+              <w:spacing w:after="0" w:line="260"/>
+            </w:pPr>
+            <w:r>
+              <w:rPr>
+                <w:sz w:val="18"/>
+                <w:szCs w:val="18"/>
+              </w:rPr>
+              <w:t xml:space="preserve">・定例を毎週の定期的な予定（終了日は工期の終わり）として作り、出席者を招待する</w:t>
+            </w:r>
+          </w:p>
+          <w:p>
+            <w:pPr>
+              <w:spacing w:after="0" w:line="260"/>
+            </w:pPr>
+            <w:r>
+              <w:rPr>
+                <w:sz w:val="18"/>
+                <w:szCs w:val="18"/>
+              </w:rPr>
+              <w:t xml:space="preserve">・その予定の会議のオプションで、自動録音・自動文字起こしをオンにする</w:t>
+            </w:r>
+          </w:p>
+          <w:p>
+            <w:pPr>
+              <w:spacing w:after="0" w:line="260"/>
+            </w:pPr>
+            <w:r>
+              <w:rPr>
+                <w:sz w:val="18"/>
+                <w:szCs w:val="18"/>
+              </w:rPr>
+              <w:t xml:space="preserve">【定例後】</w:t>
+            </w:r>
+          </w:p>
+          <w:p>
+            <w:pPr>
+              <w:spacing w:after="0" w:line="260"/>
+            </w:pPr>
+            <w:r>
+              <w:rPr>
+                <w:sz w:val="18"/>
+                <w:szCs w:val="18"/>
+              </w:rPr>
+              <w:t xml:space="preserve">・その日のうちに文字起こし（.vtt）を Box の 00_受付 に置く（キーが払い出され、自動取得が始まるまで）</w:t>
+            </w:r>
+          </w:p>
+          <w:p>
+            <w:pPr>
+              <w:spacing w:after="0" w:line="260"/>
+            </w:pPr>
+            <w:r>
+              <w:rPr>
+                <w:sz w:val="18"/>
+                <w:szCs w:val="18"/>
+              </w:rPr>
+              <w:t xml:space="preserve">【AI アシスタント】</w:t>
+            </w:r>
+          </w:p>
+          <w:p>
+            <w:pPr>
+              <w:spacing w:after="0" w:line="260"/>
+            </w:pPr>
+            <w:r>
+              <w:rPr>
+                <w:sz w:val="18"/>
+                <w:szCs w:val="18"/>
+              </w:rPr>
+              <w:t xml:space="preserve">・ライトブルーで AI アシスタントを作り、管理する</w:t>
+            </w:r>
+          </w:p>
+          <w:p>
+            <w:pPr>
+              <w:spacing w:after="0" w:line="260"/>
+            </w:pPr>
+            <w:r>
+              <w:rPr>
+                <w:sz w:val="18"/>
+                <w:szCs w:val="18"/>
+              </w:rPr>
+              <w:t xml:space="preserve">【レシピ】</w:t>
+            </w:r>
+          </w:p>
+          <w:p>
+            <w:pPr>
+              <w:spacing w:after="0" w:line="260"/>
+            </w:pPr>
+            <w:r>
+              <w:rPr>
+                <w:sz w:val="18"/>
+                <w:szCs w:val="18"/>
+              </w:rPr>
+              <w:t xml:space="preserve">・Workato のレシピを作り、持ち主として管理する</w:t>
+            </w:r>
+          </w:p>
+          <w:p>
+            <w:pPr>
+              <w:spacing w:after="0" w:line="260"/>
+            </w:pPr>
+            <w:r>
+              <w:rPr>
+                <w:sz w:val="18"/>
+                <w:szCs w:val="18"/>
+              </w:rPr>
+              <w:t xml:space="preserve">・完了の通知が届いているかを確認し、エラーが来たら対処する</w:t>
+            </w:r>
+          </w:p>
+          <w:p>
+            <w:pPr>
+              <w:spacing w:after="0" w:line="260"/>
+            </w:pPr>
+            <w:r>
+              <w:rPr>
+                <w:sz w:val="18"/>
+                <w:szCs w:val="18"/>
+              </w:rPr>
+              <w:t xml:space="preserve">・異動するときは、レシピとコネクションを後任に引き継ぐ</w:t>
             </w:r>
           </w:p>
         </w:tc>

--- a/sugiyama-minutes-automation/manual/定例会議_議事録自動化_運用マニュアル.docx
+++ b/sugiyama-minutes-automation/manual/定例会議_議事録自動化_運用マニュアル.docx
@@ -48,7 +48,7 @@
         <w:t xml:space="preserve">定例が終わったあとの議事録の作成と、議事録・課題リストの Box への格納を、社内の連携基盤 Workato で自動化</w:t>
       </w:r>
       <w:r>
-        <w:t xml:space="preserve">します。定例は Teams で録音・文字起こしし、情報はすべて Box に集めます。議事録の文章は、Workato から社内の LLM API（AI推進G）を通して AI が作ります。Box に集めた議事録・課題リスト・図面リストは、AI アシスタント（ライトブルー）に質問して調べられます。</w:t>
+        <w:t xml:space="preserve">します。定例は Teams で録音・文字起こしし、情報はすべて Box に集めます。議事録の文章は、Workato から社内の LLM API（AI推進G）を通して AI が作ります。Box に集めた議事録・課題リスト・図面リストは、AI アシスタント（Lightblue）に質問して調べられます。</w:t>
       </w:r>
     </w:p>
     <w:p>
@@ -823,7 +823,7 @@
                 <w:sz w:val="18"/>
                 <w:szCs w:val="18"/>
               </w:rPr>
-              <w:t xml:space="preserve">AI アシスタント（ライトブルー）に、決定の経緯や未決事項、図面の状況を質問する</w:t>
+              <w:t xml:space="preserve">AI アシスタント（Lightblue）に、決定の経緯や未決事項、図面の状況を質問する</w:t>
             </w:r>
           </w:p>
         </w:tc>
@@ -1764,7 +1764,7 @@
                 <w:sz w:val="18"/>
                 <w:szCs w:val="18"/>
               </w:rPr>
-              <w:t xml:space="preserve">AI アシスタント（ライトブルー）</w:t>
+              <w:t xml:space="preserve">AI アシスタント（Lightblue）</w:t>
             </w:r>
           </w:p>
         </w:tc>
@@ -4084,7 +4084,7 @@
                 <w:sz w:val="18"/>
                 <w:szCs w:val="18"/>
               </w:rPr>
-              <w:t xml:space="preserve">・ライトブルーで AI アシスタントを作り、管理する</w:t>
+              <w:t xml:space="preserve">・Lightblueで AI アシスタントを作り、管理する</w:t>
             </w:r>
           </w:p>
           <w:p>
@@ -4208,7 +4208,7 @@
         <w:pStyle w:val="Heading1"/>
       </w:pPr>
       <w:r>
-        <w:t xml:space="preserve">7. AI アシスタント（ライトブルー）</w:t>
+        <w:t xml:space="preserve">7. AI アシスタント（Lightblue）</w:t>
       </w:r>
     </w:p>
     <w:p>
@@ -4216,7 +4216,7 @@
         <w:spacing w:after="100" w:line="300"/>
       </w:pPr>
       <w:r>
-        <w:t xml:space="preserve">AI アシスタントは、ライトブルーで別に作ります（担当：小山）。次の資料を読み込ませ、定例のたびに増える議事録・課題リストも自動で反映されるようにします。読み込ませる資料と指示文の参考は、リポジトリの assistant/AIアシスタント指示文_参考.md にあります。</w:t>
+        <w:t xml:space="preserve">AI アシスタントは、Lightblueで別に作ります（担当：小山）。次の資料を読み込ませ、定例のたびに増える議事録・課題リストも自動で反映されるようにします。読み込ませる資料と指示文の参考は、リポジトリの assistant/AIアシスタント指示文_参考.md にあります。</w:t>
       </w:r>
     </w:p>
     <w:p>

--- a/sugiyama-minutes-automation/manual/定例会議_議事録自動化_運用マニュアル.docx
+++ b/sugiyama-minutes-automation/manual/定例会議_議事録自動化_運用マニュアル.docx
@@ -30,7 +30,7 @@
           <w:sz w:val="20"/>
           <w:szCs w:val="20"/>
         </w:rPr>
-        <w:t xml:space="preserve">作成：2026年9月　名古屋支店 生産技術部　／　第2版（2026年9月23日）</w:t>
+        <w:t xml:space="preserve">作成：2026年9月　名古屋支店 生産技術部　／　第3版（2026年9月23日）</w:t>
       </w:r>
     </w:p>
     <w:p>
@@ -378,7 +378,7 @@
                 <w:sz w:val="18"/>
                 <w:szCs w:val="18"/>
               </w:rPr>
-              <w:t xml:space="preserve">Box の 901 に「YYMMDD_第NN回_議題.xlsx」を作り、902 の課題リストを「YYMMDD_第NN回_課題リスト.xlsx」として 901 にコピーする。お知らせメールを送る</w:t>
+              <w:t xml:space="preserve">Box の 901 に定例フォルダ「YYMMDD_第NN回_定例」を作り、その中に「YYMMDD_第NN回_議題.xlsx」を作る。902 の課題リストを「YYMMDD_第NN回_課題リスト.xlsx」として定例フォルダにコピーする。お知らせメールを送る</w:t>
             </w:r>
           </w:p>
         </w:tc>
@@ -556,7 +556,7 @@
                 <w:sz w:val="18"/>
                 <w:szCs w:val="18"/>
               </w:rPr>
-              <w:t xml:space="preserve">Teams から文字起こしを .vtt でダウンロードし、Box の「901 &gt; 文字起こし &gt; 00_受付」に置く（キーが払い出されたら自動になる）</w:t>
+              <w:t xml:space="preserve">Teams から文字起こしを .vtt でダウンロードし、Box の「901 &gt; 00_受付」に置く（キーが払い出されたら自動になる）</w:t>
             </w:r>
           </w:p>
         </w:tc>
@@ -1203,7 +1203,7 @@
                 <w:sz w:val="18"/>
                 <w:szCs w:val="18"/>
               </w:rPr>
-              <w:t xml:space="preserve">（人の作業）Box の中で議題と課題リストを作って格納し、関係者にお知らせメールを送る</w:t>
+              <w:t xml:space="preserve">（人の作業）Box に定例フォルダを作り、議題と課題リストを置き、関係者にお知らせメールを送る</w:t>
             </w:r>
           </w:p>
         </w:tc>
@@ -1439,7 +1439,7 @@
                 <w:sz w:val="18"/>
                 <w:szCs w:val="18"/>
               </w:rPr>
-              <w:t xml:space="preserve">（人の作業）Teams から文字起こし（.vtt）をダウンロードし、Box「901_総合定例会議資料/文字起こし/00_受付」に置く</w:t>
+              <w:t xml:space="preserve">（人の作業）Teams から文字起こし（.vtt）をダウンロードし、Box「901_総合定例会議資料/00_受付」に置く</w:t>
             </w:r>
           </w:p>
         </w:tc>
@@ -1557,7 +1557,7 @@
                 <w:sz w:val="18"/>
                 <w:szCs w:val="18"/>
               </w:rPr>
-              <w:t xml:space="preserve">（自動）文字起こしが置かれると Workato が動き、議題に結果を書き込んで「議事録」として格納。議事録要約を作成。未決事項一覧を更新。課題リストを OLD に移し、次回定例日の課題リスト（全部黒字）を作る。WowTalk に完了を通知</w:t>
+              <w:t xml:space="preserve">（自動）文字起こしが置かれると Workato が動き、議題に結果を書き込んで「議事録」として定例フォルダに格納。議事録要約を作成。未決事項一覧を更新。課題リストを OLD に移し、次回定例日の課題リスト（全部黒字）を作る。WowTalk に完了を通知</w:t>
             </w:r>
           </w:p>
         </w:tc>
@@ -1887,7 +1887,7 @@
           <w:sz w:val="18"/>
           <w:szCs w:val="18"/>
         </w:rPr>
-        <w:t xml:space="preserve">│   ├── 261002_第02回_議題.xlsx（金子主任が作る）</w:t>
+        <w:t xml:space="preserve">│   ├── 00_受付/（小山が文字起こしを置く）</w:t>
       </w:r>
     </w:p>
     <w:p>
@@ -1902,7 +1902,7 @@
           <w:sz w:val="18"/>
           <w:szCs w:val="18"/>
         </w:rPr>
-        <w:t xml:space="preserve">│   ├── 261002_第02回_課題リスト.xlsx（金子主任がコピーする）</w:t>
+        <w:t xml:space="preserve">│   ├── 261002_第02回_定例/（金子主任が毎回作る）</w:t>
       </w:r>
     </w:p>
     <w:p>
@@ -1917,7 +1917,7 @@
           <w:sz w:val="18"/>
           <w:szCs w:val="18"/>
         </w:rPr>
-        <w:t xml:space="preserve">│   ├── 261002_第02回_議事録.xlsx（自動）</w:t>
+        <w:t xml:space="preserve">│   │   ├── 261002_第02回_議題.xlsx（金子主任が作る）</w:t>
       </w:r>
     </w:p>
     <w:p>
@@ -1932,7 +1932,52 @@
           <w:sz w:val="18"/>
           <w:szCs w:val="18"/>
         </w:rPr>
-        <w:t xml:space="preserve">│   ├── 261002_第02回_議事録要約.md（自動）</w:t>
+        <w:t xml:space="preserve">│   │   ├── 261002_第02回_課題リスト.xlsx（金子主任がコピーする）</w:t>
+      </w:r>
+    </w:p>
+    <w:p>
+      <w:pPr>
+        <w:shd w:fill="F2F2F2" w:color="auto" w:val="clear"/>
+        <w:spacing w:after="0" w:line="260"/>
+        <w:ind w:left="120" w:right="120"/>
+      </w:pPr>
+      <w:r>
+        <w:rPr>
+          <w:rFonts w:ascii="Consolas" w:eastAsia="ＭＳ ゴシック" w:hAnsi="Consolas"/>
+          <w:sz w:val="18"/>
+          <w:szCs w:val="18"/>
+        </w:rPr>
+        <w:t xml:space="preserve">│   │   ├── 261002_第02回_議事録.xlsx（自動）</w:t>
+      </w:r>
+    </w:p>
+    <w:p>
+      <w:pPr>
+        <w:shd w:fill="F2F2F2" w:color="auto" w:val="clear"/>
+        <w:spacing w:after="0" w:line="260"/>
+        <w:ind w:left="120" w:right="120"/>
+      </w:pPr>
+      <w:r>
+        <w:rPr>
+          <w:rFonts w:ascii="Consolas" w:eastAsia="ＭＳ ゴシック" w:hAnsi="Consolas"/>
+          <w:sz w:val="18"/>
+          <w:szCs w:val="18"/>
+        </w:rPr>
+        <w:t xml:space="preserve">│   │   ├── 261002_第02回_議事録要約.md（自動）</w:t>
+      </w:r>
+    </w:p>
+    <w:p>
+      <w:pPr>
+        <w:shd w:fill="F2F2F2" w:color="auto" w:val="clear"/>
+        <w:spacing w:after="0" w:line="260"/>
+        <w:ind w:left="120" w:right="120"/>
+      </w:pPr>
+      <w:r>
+        <w:rPr>
+          <w:rFonts w:ascii="Consolas" w:eastAsia="ＭＳ ゴシック" w:hAnsi="Consolas"/>
+          <w:sz w:val="18"/>
+          <w:szCs w:val="18"/>
+        </w:rPr>
+        <w:t xml:space="preserve">│   │   └── 261002_第02回_文字起こし.vtt（自動で受付から移す）</w:t>
       </w:r>
     </w:p>
     <w:p>
@@ -1948,36 +1993,6 @@
           <w:szCs w:val="18"/>
         </w:rPr>
         <w:t xml:space="preserve">│   ├── 最新_未決事項一覧.md（自動で上書き）</w:t>
-      </w:r>
-    </w:p>
-    <w:p>
-      <w:pPr>
-        <w:shd w:fill="F2F2F2" w:color="auto" w:val="clear"/>
-        <w:spacing w:after="0" w:line="260"/>
-        <w:ind w:left="120" w:right="120"/>
-      </w:pPr>
-      <w:r>
-        <w:rPr>
-          <w:rFonts w:ascii="Consolas" w:eastAsia="ＭＳ ゴシック" w:hAnsi="Consolas"/>
-          <w:sz w:val="18"/>
-          <w:szCs w:val="18"/>
-        </w:rPr>
-        <w:t xml:space="preserve">│   ├── 文字起こし/（自動で受付から移す）</w:t>
-      </w:r>
-    </w:p>
-    <w:p>
-      <w:pPr>
-        <w:shd w:fill="F2F2F2" w:color="auto" w:val="clear"/>
-        <w:spacing w:after="0" w:line="260"/>
-        <w:ind w:left="120" w:right="120"/>
-      </w:pPr>
-      <w:r>
-        <w:rPr>
-          <w:rFonts w:ascii="Consolas" w:eastAsia="ＭＳ ゴシック" w:hAnsi="Consolas"/>
-          <w:sz w:val="18"/>
-          <w:szCs w:val="18"/>
-        </w:rPr>
-        <w:t xml:space="preserve">│   │   └── 00_受付/（小山が文字起こしを置く）</w:t>
       </w:r>
     </w:p>
     <w:p>
@@ -2184,7 +2199,7 @@
                 <w:sz w:val="18"/>
                 <w:szCs w:val="18"/>
               </w:rPr>
-              <w:t xml:space="preserve">901_総合定例会議資料</w:t>
+              <w:t xml:space="preserve">901_総合定例会議資料 &gt; 00_受付</w:t>
             </w:r>
           </w:p>
         </w:tc>
@@ -2213,7 +2228,7 @@
                 <w:sz w:val="18"/>
                 <w:szCs w:val="18"/>
               </w:rPr>
-              <w:t xml:space="preserve">定例ごとの議題と課題リスト（定例資料）、議事録、議事録要約、最新_未決事項一覧（定例のたびに上書き。過去の版は Box のバージョン履歴に残る）</w:t>
+              <w:t xml:space="preserve">定例後に小山が文字起こし（.vtt）を置く場所。Workato はここだけを見張り、置かれた文字起こしを定例フォルダへ移す</w:t>
             </w:r>
           </w:p>
         </w:tc>
@@ -2242,7 +2257,7 @@
                 <w:sz w:val="18"/>
                 <w:szCs w:val="18"/>
               </w:rPr>
-              <w:t xml:space="preserve">議題・課題リストは金子主任。ほかは自動</w:t>
+              <w:t xml:space="preserve">小山</w:t>
             </w:r>
           </w:p>
         </w:tc>
@@ -2273,7 +2288,7 @@
                 <w:sz w:val="18"/>
                 <w:szCs w:val="18"/>
               </w:rPr>
-              <w:t xml:space="preserve">901_総合定例会議資料/文字起こし</w:t>
+              <w:t xml:space="preserve">901_総合定例会議資料 &gt; YYMMDD_第NN回_定例</w:t>
             </w:r>
           </w:p>
         </w:tc>
@@ -2302,7 +2317,7 @@
                 <w:sz w:val="18"/>
                 <w:szCs w:val="18"/>
               </w:rPr>
-              <w:t xml:space="preserve">Teams の文字起こし。議事録の根拠として残す。小山が中の「00_受付」に置き、Workato がここへ移して名前をそろえる</w:t>
+              <w:t xml:space="preserve">定例1回分のフォルダ。議題・課題リスト（定例資料）、議事録、議事録要約、文字起こしをまとめて置く</w:t>
             </w:r>
           </w:p>
         </w:tc>
@@ -2331,7 +2346,7 @@
                 <w:sz w:val="18"/>
                 <w:szCs w:val="18"/>
               </w:rPr>
-              <w:t xml:space="preserve">受付へは小山。移すのは自動</w:t>
+              <w:t xml:space="preserve">フォルダ・議題・課題リストは金子主任。ほかは自動</w:t>
             </w:r>
           </w:p>
         </w:tc>
@@ -2362,7 +2377,96 @@
                 <w:sz w:val="18"/>
                 <w:szCs w:val="18"/>
               </w:rPr>
-              <w:t xml:space="preserve">901_総合定例会議資料/運用マニュアル</w:t>
+              <w:t xml:space="preserve">901_総合定例会議資料（直下）</w:t>
+            </w:r>
+          </w:p>
+        </w:tc>
+        <w:tc>
+          <w:tcPr>
+            <w:tcW w:type="dxa" w:w="5011"/>
+            <w:tcBorders>
+              <w:top w:val="single" w:color="A6A6A6" w:sz="4"/>
+              <w:left w:val="single" w:color="A6A6A6" w:sz="4"/>
+              <w:bottom w:val="single" w:color="A6A6A6" w:sz="4"/>
+              <w:right w:val="single" w:color="A6A6A6" w:sz="4"/>
+            </w:tcBorders>
+            <w:tcMar>
+              <w:top w:type="dxa" w:w="60"/>
+              <w:left w:type="dxa" w:w="100"/>
+              <w:bottom w:type="dxa" w:w="60"/>
+              <w:right w:type="dxa" w:w="100"/>
+            </w:tcMar>
+          </w:tcPr>
+          <w:p>
+            <w:pPr>
+              <w:spacing w:after="0" w:line="260"/>
+            </w:pPr>
+            <w:r>
+              <w:rPr>
+                <w:sz w:val="18"/>
+                <w:szCs w:val="18"/>
+              </w:rPr>
+              <w:t xml:space="preserve">最新_未決事項一覧（定例のたびに上書き。過去の版は Box のバージョン履歴に残る）</w:t>
+            </w:r>
+          </w:p>
+        </w:tc>
+        <w:tc>
+          <w:tcPr>
+            <w:tcW w:type="dxa" w:w="2314"/>
+            <w:tcBorders>
+              <w:top w:val="single" w:color="A6A6A6" w:sz="4"/>
+              <w:left w:val="single" w:color="A6A6A6" w:sz="4"/>
+              <w:bottom w:val="single" w:color="A6A6A6" w:sz="4"/>
+              <w:right w:val="single" w:color="A6A6A6" w:sz="4"/>
+            </w:tcBorders>
+            <w:tcMar>
+              <w:top w:type="dxa" w:w="60"/>
+              <w:left w:type="dxa" w:w="100"/>
+              <w:bottom w:type="dxa" w:w="60"/>
+              <w:right w:type="dxa" w:w="100"/>
+            </w:tcMar>
+          </w:tcPr>
+          <w:p>
+            <w:pPr>
+              <w:spacing w:after="0" w:line="260"/>
+            </w:pPr>
+            <w:r>
+              <w:rPr>
+                <w:sz w:val="18"/>
+                <w:szCs w:val="18"/>
+              </w:rPr>
+              <w:t xml:space="preserve">自動</w:t>
+            </w:r>
+          </w:p>
+        </w:tc>
+      </w:tr>
+      <w:tr>
+        <w:tc>
+          <w:tcPr>
+            <w:tcW w:type="dxa" w:w="2313"/>
+            <w:tcBorders>
+              <w:top w:val="single" w:color="A6A6A6" w:sz="4"/>
+              <w:left w:val="single" w:color="A6A6A6" w:sz="4"/>
+              <w:bottom w:val="single" w:color="A6A6A6" w:sz="4"/>
+              <w:right w:val="single" w:color="A6A6A6" w:sz="4"/>
+            </w:tcBorders>
+            <w:tcMar>
+              <w:top w:type="dxa" w:w="60"/>
+              <w:left w:type="dxa" w:w="100"/>
+              <w:bottom w:type="dxa" w:w="60"/>
+              <w:right w:type="dxa" w:w="100"/>
+            </w:tcMar>
+          </w:tcPr>
+          <w:p>
+            <w:pPr>
+              <w:spacing w:after="0" w:line="260"/>
+            </w:pPr>
+            <w:r>
+              <w:rPr>
+                <w:sz w:val="18"/>
+                <w:szCs w:val="18"/>
+              </w:rPr>
+              <w:t xml:space="preserve">901_総合定例会議資料 &gt; 運用マニュアル</w:t>
             </w:r>
           </w:p>
         </w:tc>
@@ -2530,17 +2634,14 @@
         <w:spacing w:after="60" w:line="280"/>
       </w:pPr>
       <w:r>
-        <w:t xml:space="preserve">901 のファイル名の日付は</w:t>
-      </w:r>
-      <w:r>
         <w:rPr>
           <w:b/>
           <w:bCs/>
         </w:rPr>
-        <w:t xml:space="preserve">その定例の開催日を6桁</w:t>
-      </w:r>
-      <w:r>
-        <w:t xml:space="preserve">（YYMMDD。例：2026年10月2日 → 261002）、回数は2桁（第02回）です。</w:t>
+        <w:t xml:space="preserve">定例フォルダの名前は「YYMMDD_第NN回_定例」</w:t>
+      </w:r>
+      <w:r>
+        <w:t xml:space="preserve">です。日付はその定例の開催日を6桁（例：2026年10月2日 → 261002）、回数は2桁（第02回）。自動処理は、このフォルダ名で回を見つけます。</w:t>
       </w:r>
     </w:p>
     <w:p>
@@ -2553,17 +2654,7 @@
         <w:spacing w:after="60" w:line="280"/>
       </w:pPr>
       <w:r>
-        <w:t xml:space="preserve">902 直下の課題リストの日付は</w:t>
-      </w:r>
-      <w:r>
-        <w:rPr>
-          <w:b/>
-          <w:bCs/>
-        </w:rPr>
-        <w:t xml:space="preserve">次回定例日</w:t>
-      </w:r>
-      <w:r>
-        <w:t xml:space="preserve">です（125WEST の課題リスト運用ルール①と同じ）。</w:t>
+        <w:t xml:space="preserve">定例フォルダの中のファイルは、名前に「議題」「課題」を含む Excel を議題・課題リストとして探します。名前は「YYMMDD_第NN回_議題.xlsx」などにそろえてください。</w:t>
       </w:r>
     </w:p>
     <w:p>
@@ -2576,6 +2667,29 @@
         <w:spacing w:after="60" w:line="280"/>
       </w:pPr>
       <w:r>
+        <w:t xml:space="preserve">902 直下の課題リストの日付は</w:t>
+      </w:r>
+      <w:r>
+        <w:rPr>
+          <w:b/>
+          <w:bCs/>
+        </w:rPr>
+        <w:t xml:space="preserve">次回定例日</w:t>
+      </w:r>
+      <w:r>
+        <w:t xml:space="preserve">です（125WEST の課題リスト運用ルール①と同じ）。</w:t>
+      </w:r>
+    </w:p>
+    <w:p>
+      <w:pPr>
+        <w:pStyle w:val="ListParagraph"/>
+        <w:numPr>
+          <w:ilvl w:val="0"/>
+          <w:numId w:val="2"/>
+        </w:numPr>
+        <w:spacing w:after="60" w:line="280"/>
+      </w:pPr>
+      <w:r>
         <w:t xml:space="preserve">議事録（.xlsx）は、議題のファイルに結果を書き込んだものです。</w:t>
       </w:r>
       <w:r>
@@ -2631,10 +2745,10 @@
           <w:b/>
           <w:bCs/>
         </w:rPr>
-        <w:t xml:space="preserve">議題を作る</w:t>
-      </w:r>
-      <w:r>
-        <w:t xml:space="preserve">：Box の 901_総合定例会議資料 に、議事録フォーマット（議事録フォーマット_修正版4.xlsx）をコピーし、「YYMMDD_第NN回_議題.xlsx」（定例の開催日。例：261002_第02回_議題.xlsx）の名前にして、Box の中で議題を書く。</w:t>
+        <w:t xml:space="preserve">定例フォルダを作る</w:t>
+      </w:r>
+      <w:r>
+        <w:t xml:space="preserve">：Box の 901_総合定例会議資料 に、「YYMMDD_第NN回_定例」（定例の開催日。例：261002_第02回_定例）のフォルダを作る。</w:t>
       </w:r>
     </w:p>
     <w:p>
@@ -2651,10 +2765,10 @@
           <w:b/>
           <w:bCs/>
         </w:rPr>
-        <w:t xml:space="preserve">課題リストを定例資料にする</w:t>
-      </w:r>
-      <w:r>
-        <w:t xml:space="preserve">：902_課題リスト 直下にある今回の定例日の課題リストを、901_総合定例会議資料 に「YYMMDD_第NN回_課題リスト.xlsx」（例：261002_第02回_課題リスト.xlsx）の名前でコピーする（課題リスト運用ルール②）。</w:t>
+        <w:t xml:space="preserve">議題を作る</w:t>
+      </w:r>
+      <w:r>
+        <w:t xml:space="preserve">：定例フォルダに、議事録フォーマット（議事録フォーマット_修正版4.xlsx）をコピーし、「YYMMDD_第NN回_議題.xlsx」（例：261002_第02回_議題.xlsx）の名前にして、Box の中で議題を書く。</w:t>
       </w:r>
     </w:p>
     <w:p>
@@ -2671,10 +2785,10 @@
           <w:b/>
           <w:bCs/>
         </w:rPr>
-        <w:t xml:space="preserve">お知らせメールを送る</w:t>
-      </w:r>
-      <w:r>
-        <w:t xml:space="preserve">：関係者に、Box のリンクを付けてお知らせする。件名・本文は自由。</w:t>
+        <w:t xml:space="preserve">課題リストを定例資料にする</w:t>
+      </w:r>
+      <w:r>
+        <w:t xml:space="preserve">：902_課題リスト 直下にある今回の定例日の課題リストを、定例フォルダに「YYMMDD_第NN回_課題リスト.xlsx」（例：261002_第02回_課題リスト.xlsx）の名前でコピーする（課題リスト運用ルール②）。</w:t>
       </w:r>
     </w:p>
     <w:p>
@@ -2687,7 +2801,27 @@
         <w:spacing w:after="60" w:line="280"/>
       </w:pPr>
       <w:r>
-        <w:t xml:space="preserve">お知らせのあとに課題リストへ追記があったときは、902 のファイルを直し、901 にコピーし直す（課題リスト運用ルール③）。</w:t>
+        <w:rPr>
+          <w:b/>
+          <w:bCs/>
+        </w:rPr>
+        <w:t xml:space="preserve">お知らせメールを送る</w:t>
+      </w:r>
+      <w:r>
+        <w:t xml:space="preserve">：関係者に、Box のリンクを付けてお知らせする。件名・本文は自由。</w:t>
+      </w:r>
+    </w:p>
+    <w:p>
+      <w:pPr>
+        <w:pStyle w:val="ListParagraph"/>
+        <w:numPr>
+          <w:ilvl w:val="0"/>
+          <w:numId w:val="3"/>
+        </w:numPr>
+        <w:spacing w:after="60" w:line="280"/>
+      </w:pPr>
+      <w:r>
+        <w:t xml:space="preserve">お知らせのあとに課題リストへ追記があったときは、902 のファイルを直し、定例フォルダにコピーし直す（課題リスト運用ルール③）。</w:t>
       </w:r>
     </w:p>
     <w:p>
@@ -2702,7 +2836,7 @@
         <w:rPr>
           <w:color w:val="595959"/>
         </w:rPr>
-        <w:t xml:space="preserve">議題と課題リストのファイル名が違うと、定例後に自動処理が見つけられず、WowTalk に「議題が見つかりません」と通知されます。</w:t>
+        <w:t xml:space="preserve">定例フォルダの名前が違うと、定例後に自動処理が見つけられず、WowTalk に「議題が見つかりません」と通知されます。</w:t>
       </w:r>
     </w:p>
     <w:p>
@@ -3027,7 +3161,7 @@
         <w:spacing w:after="60" w:line="280"/>
       </w:pPr>
       <w:r>
-        <w:t xml:space="preserve">Box「椙山125WEST &gt; 901_総合定例会議資料 &gt; 文字起こし &gt; 00_受付」にアップロードする。ファイル名は変えなくてよい。文字起こしが複数に分かれているときは、全部を置く（時刻の順につなげて1つの議事録にします）。</w:t>
+        <w:t xml:space="preserve">Box「椙山125WEST &gt; 901_総合定例会議資料 &gt; 00_受付」にアップロードする。ファイル名は変えなくてよい。文字起こしが複数に分かれているときは、全部を置く（時刻の順につなげて1つの議事録にします）。</w:t>
       </w:r>
     </w:p>
     <w:p>
@@ -3249,7 +3383,7 @@
                 <w:sz w:val="18"/>
                 <w:szCs w:val="18"/>
               </w:rPr>
-              <w:t xml:space="preserve">901</w:t>
+              <w:t xml:space="preserve">定例フォルダ</w:t>
             </w:r>
           </w:p>
         </w:tc>
@@ -3338,7 +3472,7 @@
                 <w:sz w:val="18"/>
                 <w:szCs w:val="18"/>
               </w:rPr>
-              <w:t xml:space="preserve">901</w:t>
+              <w:t xml:space="preserve">定例フォルダ</w:t>
             </w:r>
           </w:p>
         </w:tc>
@@ -3427,7 +3561,7 @@
                 <w:sz w:val="18"/>
                 <w:szCs w:val="18"/>
               </w:rPr>
-              <w:t xml:space="preserve">901</w:t>
+              <w:t xml:space="preserve">901 直下</w:t>
             </w:r>
           </w:p>
         </w:tc>
@@ -3619,7 +3753,7 @@
                 <w:sz w:val="18"/>
                 <w:szCs w:val="18"/>
               </w:rPr>
-              <w:t xml:space="preserve">901 &gt; 文字起こし</w:t>
+              <w:t xml:space="preserve">定例フォルダ</w:t>
             </w:r>
           </w:p>
         </w:tc>
@@ -3856,19 +3990,31 @@
                 <w:sz w:val="18"/>
                 <w:szCs w:val="18"/>
               </w:rPr>
-              <w:t xml:space="preserve">・901 に議題（YYMMDD_第NN回_議題.xlsx）を作る</w:t>
-            </w:r>
-          </w:p>
-          <w:p>
-            <w:pPr>
-              <w:spacing w:after="0" w:line="260"/>
-            </w:pPr>
-            <w:r>
-              <w:rPr>
-                <w:sz w:val="18"/>
-                <w:szCs w:val="18"/>
-              </w:rPr>
-              <w:t xml:space="preserve">・課題リストを 901 にコピーする（YYMMDD_第NN回_課題リスト.xlsx）</w:t>
+              <w:t xml:space="preserve">・901 に定例フォルダ（YYMMDD_第NN回_定例）を作る</w:t>
+            </w:r>
+          </w:p>
+          <w:p>
+            <w:pPr>
+              <w:spacing w:after="0" w:line="260"/>
+            </w:pPr>
+            <w:r>
+              <w:rPr>
+                <w:sz w:val="18"/>
+                <w:szCs w:val="18"/>
+              </w:rPr>
+              <w:t xml:space="preserve">・定例フォルダに議題（YYMMDD_第NN回_議題.xlsx）を作る</w:t>
+            </w:r>
+          </w:p>
+          <w:p>
+            <w:pPr>
+              <w:spacing w:after="0" w:line="260"/>
+            </w:pPr>
+            <w:r>
+              <w:rPr>
+                <w:sz w:val="18"/>
+                <w:szCs w:val="18"/>
+              </w:rPr>
+              <w:t xml:space="preserve">・課題リストを定例フォルダにコピーする（YYMMDD_第NN回_課題リスト.xlsx）</w:t>
             </w:r>
           </w:p>
           <w:p>
@@ -4877,7 +5023,7 @@
                 <w:sz w:val="18"/>
                 <w:szCs w:val="18"/>
               </w:rPr>
-              <w:t xml:space="preserve">議題が見つかりません</w:t>
+              <w:t xml:space="preserve">定例のフォルダが見つかりません</w:t>
             </w:r>
           </w:p>
         </w:tc>
@@ -4906,7 +5052,7 @@
                 <w:sz w:val="18"/>
                 <w:szCs w:val="18"/>
               </w:rPr>
-              <w:t xml:space="preserve">901 に、定例の開催日の名前の議題がない（ファイル名の日付や書き方が違う）。または開催日の翌日以降に、日付を付けずに文字起こしを置いた</w:t>
+              <w:t xml:space="preserve">901 に、開催日の名前の定例フォルダ（YYMMDD_第NN回_定例）がない。または開催日の翌日以降に、日付を付けずに文字起こしを置いた</w:t>
             </w:r>
           </w:p>
         </w:tc>
@@ -4935,7 +5081,96 @@
                 <w:sz w:val="18"/>
                 <w:szCs w:val="18"/>
               </w:rPr>
-              <w:t xml:space="preserve">議題のファイル名を「YYMMDD_第NN回_議題.xlsx」に直すか、文字起こしのファイル名の先頭に開催日を付けて、00_受付 に置き直す</w:t>
+              <w:t xml:space="preserve">フォルダ名を「YYMMDD_第NN回_定例」に直すか、文字起こしのファイル名の先頭に開催日を付けて、00_受付 に置き直す</w:t>
+            </w:r>
+          </w:p>
+        </w:tc>
+      </w:tr>
+      <w:tr>
+        <w:tc>
+          <w:tcPr>
+            <w:tcW w:type="dxa" w:w="2505"/>
+            <w:tcBorders>
+              <w:top w:val="single" w:color="A6A6A6" w:sz="4"/>
+              <w:left w:val="single" w:color="A6A6A6" w:sz="4"/>
+              <w:bottom w:val="single" w:color="A6A6A6" w:sz="4"/>
+              <w:right w:val="single" w:color="A6A6A6" w:sz="4"/>
+            </w:tcBorders>
+            <w:tcMar>
+              <w:top w:type="dxa" w:w="60"/>
+              <w:left w:type="dxa" w:w="100"/>
+              <w:bottom w:type="dxa" w:w="60"/>
+              <w:right w:type="dxa" w:w="100"/>
+            </w:tcMar>
+          </w:tcPr>
+          <w:p>
+            <w:pPr>
+              <w:spacing w:after="0" w:line="260"/>
+            </w:pPr>
+            <w:r>
+              <w:rPr>
+                <w:sz w:val="18"/>
+                <w:szCs w:val="18"/>
+              </w:rPr>
+              <w:t xml:space="preserve">定例フォルダに議題が見つかりません</w:t>
+            </w:r>
+          </w:p>
+        </w:tc>
+        <w:tc>
+          <w:tcPr>
+            <w:tcW w:type="dxa" w:w="3469"/>
+            <w:tcBorders>
+              <w:top w:val="single" w:color="A6A6A6" w:sz="4"/>
+              <w:left w:val="single" w:color="A6A6A6" w:sz="4"/>
+              <w:bottom w:val="single" w:color="A6A6A6" w:sz="4"/>
+              <w:right w:val="single" w:color="A6A6A6" w:sz="4"/>
+            </w:tcBorders>
+            <w:tcMar>
+              <w:top w:type="dxa" w:w="60"/>
+              <w:left w:type="dxa" w:w="100"/>
+              <w:bottom w:type="dxa" w:w="60"/>
+              <w:right w:type="dxa" w:w="100"/>
+            </w:tcMar>
+          </w:tcPr>
+          <w:p>
+            <w:pPr>
+              <w:spacing w:after="0" w:line="260"/>
+            </w:pPr>
+            <w:r>
+              <w:rPr>
+                <w:sz w:val="18"/>
+                <w:szCs w:val="18"/>
+              </w:rPr>
+              <w:t xml:space="preserve">定例フォルダに、名前に「議題」を含む Excel がない</w:t>
+            </w:r>
+          </w:p>
+        </w:tc>
+        <w:tc>
+          <w:tcPr>
+            <w:tcW w:type="dxa" w:w="3664"/>
+            <w:tcBorders>
+              <w:top w:val="single" w:color="A6A6A6" w:sz="4"/>
+              <w:left w:val="single" w:color="A6A6A6" w:sz="4"/>
+              <w:bottom w:val="single" w:color="A6A6A6" w:sz="4"/>
+              <w:right w:val="single" w:color="A6A6A6" w:sz="4"/>
+            </w:tcBorders>
+            <w:tcMar>
+              <w:top w:type="dxa" w:w="60"/>
+              <w:left w:type="dxa" w:w="100"/>
+              <w:bottom w:type="dxa" w:w="60"/>
+              <w:right w:type="dxa" w:w="100"/>
+            </w:tcMar>
+          </w:tcPr>
+          <w:p>
+            <w:pPr>
+              <w:spacing w:after="0" w:line="260"/>
+            </w:pPr>
+            <w:r>
+              <w:rPr>
+                <w:sz w:val="18"/>
+                <w:szCs w:val="18"/>
+              </w:rPr>
+              <w:t xml:space="preserve">議題を定例フォルダに置いてから、00_受付 に文字起こしを置き直す</w:t>
             </w:r>
           </w:p>
         </w:tc>
@@ -6645,7 +6880,7 @@
         <w:spacing w:after="60" w:line="280"/>
       </w:pPr>
       <w:r>
-        <w:t xml:space="preserve">テスト用の議題（YYMMDD_第99回_議題.xlsx）と課題リストを 901 に置き、短い Teams 会議の文字起こしを 00_受付 に置いて、開発環境 → テスト環境で通しで確認し、窓口に本番デプロイを依頼する</w:t>
+        <w:t xml:space="preserve">テスト用の定例フォルダ（YYMMDD_第99回_定例）を 901 に作って議題と課題リストを置き、短い Teams 会議の文字起こしを 00_受付 に置いて、開発環境 → テスト環境で通しで確認し、窓口に本番デプロイを依頼する</w:t>
       </w:r>
     </w:p>
     <w:p>
@@ -6955,7 +7190,7 @@
                 <w:sz w:val="18"/>
                 <w:szCs w:val="18"/>
               </w:rPr>
-              <w:t xml:space="preserve">金子主任が「YYMMDD_第NN回_課題リスト.xlsx」（例：261002_第02回_課題リスト.xlsx）の名前でコピーする</w:t>
+              <w:t xml:space="preserve">金子主任が定例フォルダに「YYMMDD_第NN回_課題リスト.xlsx」（例：261002_第02回_課題リスト.xlsx）の名前でコピーする</w:t>
             </w:r>
           </w:p>
         </w:tc>
@@ -7044,7 +7279,7 @@
                 <w:sz w:val="18"/>
                 <w:szCs w:val="18"/>
               </w:rPr>
-              <w:t xml:space="preserve">変わらない</w:t>
+              <w:t xml:space="preserve">コピー先は定例フォルダ</w:t>
             </w:r>
           </w:p>
         </w:tc>

--- a/sugiyama-minutes-automation/manual/定例会議_議事録自動化_運用マニュアル.docx
+++ b/sugiyama-minutes-automation/manual/定例会議_議事録自動化_運用マニュアル.docx
@@ -1824,10 +1824,10 @@
           <w:b/>
           <w:bCs/>
         </w:rPr>
-        <w:t xml:space="preserve">ファイル名の日付と回数</w:t>
-      </w:r>
-      <w:r>
-        <w:t xml:space="preserve">で議題と課題リストを探します。金子主任が置くファイルは、必ず次の名前にしてください。自動で作られたファイルの名前は変えないでください。</w:t>
+        <w:t xml:space="preserve">定例フォルダの名前（日付と回数）</w:t>
+      </w:r>
+      <w:r>
+        <w:t xml:space="preserve">で回を見つけます。金子主任が作るフォルダとファイルは、必ず次の名前にしてください。自動で作られたファイルの名前は変えないでください。</w:t>
       </w:r>
     </w:p>
     <w:p>
@@ -2836,7 +2836,7 @@
         <w:rPr>
           <w:color w:val="595959"/>
         </w:rPr>
-        <w:t xml:space="preserve">定例フォルダの名前が違うと、定例後に自動処理が見つけられず、WowTalk に「議題が見つかりません」と通知されます。</w:t>
+        <w:t xml:space="preserve">定例フォルダの名前が違うと、定例後に自動処理が見つけられず、WowTalk に「定例のフォルダが見つかりません」と通知されます。</w:t>
       </w:r>
     </w:p>
     <w:p>

--- a/sugiyama-minutes-automation/manual/定例会議_議事録自動化_運用マニュアル.docx
+++ b/sugiyama-minutes-automation/manual/定例会議_議事録自動化_運用マニュアル.docx
@@ -30,7 +30,7 @@
           <w:sz w:val="20"/>
           <w:szCs w:val="20"/>
         </w:rPr>
-        <w:t xml:space="preserve">作成：2026年9月　名古屋支店 生産技術部　／　第3版（2026年9月23日）</w:t>
+        <w:t xml:space="preserve">作成：2026年9月　名古屋支店 生産技術部　／　第4版（2026年9月23日）</w:t>
       </w:r>
     </w:p>
     <w:p>
@@ -378,7 +378,7 @@
                 <w:sz w:val="18"/>
                 <w:szCs w:val="18"/>
               </w:rPr>
-              <w:t xml:space="preserve">Box の 901 に定例フォルダ「YYMMDD_第NN回_定例」を作り、その中に「YYMMDD_第NN回_議題.xlsx」を作る。902 の課題リストを「YYMMDD_第NN回_課題リスト.xlsx」として定例フォルダにコピーする。お知らせメールを送る</w:t>
+              <w:t xml:space="preserve">Box の 901 に定例フォルダ「YYMMDD_第NN回_定例会議」を作り、その中に「YYMMDD_第NN回_議題.xlsx」を作る。902 の課題リストを「YYMMDD_第NN回_課題リスト.xlsx」として定例フォルダにコピーする。お知らせメールを送る</w:t>
             </w:r>
           </w:p>
         </w:tc>
@@ -1902,7 +1902,7 @@
           <w:sz w:val="18"/>
           <w:szCs w:val="18"/>
         </w:rPr>
-        <w:t xml:space="preserve">│   ├── 261002_第02回_定例/（金子主任が毎回作る）</w:t>
+        <w:t xml:space="preserve">│   ├── 261002_第02回_定例会議/（金子主任が毎回作る）</w:t>
       </w:r>
     </w:p>
     <w:p>
@@ -2288,7 +2288,7 @@
                 <w:sz w:val="18"/>
                 <w:szCs w:val="18"/>
               </w:rPr>
-              <w:t xml:space="preserve">901_総合定例会議資料 &gt; YYMMDD_第NN回_定例</w:t>
+              <w:t xml:space="preserve">901_総合定例会議資料 &gt; YYMMDD_第NN回_定例会議</w:t>
             </w:r>
           </w:p>
         </w:tc>
@@ -2638,7 +2638,7 @@
           <w:b/>
           <w:bCs/>
         </w:rPr>
-        <w:t xml:space="preserve">定例フォルダの名前は「YYMMDD_第NN回_定例」</w:t>
+        <w:t xml:space="preserve">定例フォルダの名前は「YYMMDD_第NN回_定例会議」</w:t>
       </w:r>
       <w:r>
         <w:t xml:space="preserve">です。日付はその定例の開催日を6桁（例：2026年10月2日 → 261002）、回数は2桁（第02回）。自動処理は、このフォルダ名で回を見つけます。</w:t>
@@ -2748,7 +2748,7 @@
         <w:t xml:space="preserve">定例フォルダを作る</w:t>
       </w:r>
       <w:r>
-        <w:t xml:space="preserve">：Box の 901_総合定例会議資料 に、「YYMMDD_第NN回_定例」（定例の開催日。例：261002_第02回_定例）のフォルダを作る。</w:t>
+        <w:t xml:space="preserve">：Box の 901_総合定例会議資料 に、「YYMMDD_第NN回_定例会議」（定例の開催日。例：261002_第02回_定例会議）のフォルダを作る。</w:t>
       </w:r>
     </w:p>
     <w:p>
@@ -3990,7 +3990,7 @@
                 <w:sz w:val="18"/>
                 <w:szCs w:val="18"/>
               </w:rPr>
-              <w:t xml:space="preserve">・901 に定例フォルダ（YYMMDD_第NN回_定例）を作る</w:t>
+              <w:t xml:space="preserve">・901 に定例フォルダ（YYMMDD_第NN回_定例会議）を作る</w:t>
             </w:r>
           </w:p>
           <w:p>
@@ -5052,7 +5052,7 @@
                 <w:sz w:val="18"/>
                 <w:szCs w:val="18"/>
               </w:rPr>
-              <w:t xml:space="preserve">901 に、開催日の名前の定例フォルダ（YYMMDD_第NN回_定例）がない。または開催日の翌日以降に、日付を付けずに文字起こしを置いた</w:t>
+              <w:t xml:space="preserve">901 に、開催日の名前の定例フォルダ（YYMMDD_第NN回_定例会議）がない。または開催日の翌日以降に、日付を付けずに文字起こしを置いた</w:t>
             </w:r>
           </w:p>
         </w:tc>
@@ -5081,7 +5081,7 @@
                 <w:sz w:val="18"/>
                 <w:szCs w:val="18"/>
               </w:rPr>
-              <w:t xml:space="preserve">フォルダ名を「YYMMDD_第NN回_定例」に直すか、文字起こしのファイル名の先頭に開催日を付けて、00_受付 に置き直す</w:t>
+              <w:t xml:space="preserve">フォルダ名を「YYMMDD_第NN回_定例会議」に直すか、文字起こしのファイル名の先頭に開催日を付けて、00_受付 に置き直す</w:t>
             </w:r>
           </w:p>
         </w:tc>
@@ -6880,7 +6880,7 @@
         <w:spacing w:after="60" w:line="280"/>
       </w:pPr>
       <w:r>
-        <w:t xml:space="preserve">テスト用の定例フォルダ（YYMMDD_第99回_定例）を 901 に作って議題と課題リストを置き、短い Teams 会議の文字起こしを 00_受付 に置いて、開発環境 → テスト環境で通しで確認し、窓口に本番デプロイを依頼する</w:t>
+        <w:t xml:space="preserve">テスト用の定例フォルダ（YYMMDD_第99回_定例会議）を 901 に作って議題と課題リストを置き、短い Teams 会議の文字起こしを 00_受付 に置いて、開発環境 → テスト環境で通しで確認し、窓口に本番デプロイを依頼する</w:t>
       </w:r>
     </w:p>
     <w:p>

--- a/sugiyama-minutes-automation/manual/定例会議_議事録自動化_運用マニュアル.docx
+++ b/sugiyama-minutes-automation/manual/定例会議_議事録自動化_運用マニュアル.docx
@@ -30,7 +30,7 @@
           <w:sz w:val="20"/>
           <w:szCs w:val="20"/>
         </w:rPr>
-        <w:t xml:space="preserve">作成：2026年9月　名古屋支店 生産技術部　／　第4版（2026年9月23日）</w:t>
+        <w:t xml:space="preserve">作成：2026年9月24日　名古屋支店 生産技術部　／　第4版</w:t>
       </w:r>
     </w:p>
     <w:p>

--- a/sugiyama-minutes-automation/manual/定例会議_議事録自動化_運用マニュアル.docx
+++ b/sugiyama-minutes-automation/manual/定例会議_議事録自動化_運用マニュアル.docx
@@ -30,7 +30,7 @@
           <w:sz w:val="20"/>
           <w:szCs w:val="20"/>
         </w:rPr>
-        <w:t xml:space="preserve">作成：2026年9月24日　名古屋支店 生産技術部　／　第4版</w:t>
+        <w:t xml:space="preserve">作成：2026年9月24日　名古屋支店 生産技術部　／　第5版</w:t>
       </w:r>
     </w:p>
     <w:p>
@@ -378,7 +378,7 @@
                 <w:sz w:val="18"/>
                 <w:szCs w:val="18"/>
               </w:rPr>
-              <w:t xml:space="preserve">Box の 901 に定例フォルダ「YYMMDD_第NN回_定例会議」を作り、その中に「YYMMDD_第NN回_議題.xlsx」を作る。902 の課題リストを「YYMMDD_第NN回_課題リスト.xlsx」として定例フォルダにコピーする。お知らせメールを送る</w:t>
+              <w:t xml:space="preserve">Box の 901 に定例フォルダ「YYMMDD_第NN回_定例会議資料」を作り、その中に「YYMMDD_第NN回_議題.xlsx」を作る。902 の課題リストを「YYMMDD_第NN回_課題リスト.xlsx」として定例フォルダにコピーする。お知らせメールを送る</w:t>
             </w:r>
           </w:p>
         </w:tc>
@@ -1902,7 +1902,7 @@
           <w:sz w:val="18"/>
           <w:szCs w:val="18"/>
         </w:rPr>
-        <w:t xml:space="preserve">│   ├── 261002_第02回_定例会議/（金子主任が毎回作る）</w:t>
+        <w:t xml:space="preserve">│   ├── 261002_第02回_定例会議資料/（金子主任が毎回作る）</w:t>
       </w:r>
     </w:p>
     <w:p>
@@ -2288,7 +2288,7 @@
                 <w:sz w:val="18"/>
                 <w:szCs w:val="18"/>
               </w:rPr>
-              <w:t xml:space="preserve">901_総合定例会議資料 &gt; YYMMDD_第NN回_定例会議</w:t>
+              <w:t xml:space="preserve">901_総合定例会議資料 &gt; YYMMDD_第NN回_定例会議資料</w:t>
             </w:r>
           </w:p>
         </w:tc>
@@ -2638,7 +2638,7 @@
           <w:b/>
           <w:bCs/>
         </w:rPr>
-        <w:t xml:space="preserve">定例フォルダの名前は「YYMMDD_第NN回_定例会議」</w:t>
+        <w:t xml:space="preserve">定例フォルダの名前は「YYMMDD_第NN回_定例会議資料」</w:t>
       </w:r>
       <w:r>
         <w:t xml:space="preserve">です。日付はその定例の開催日を6桁（例：2026年10月2日 → 261002）、回数は2桁（第02回）。自動処理は、このフォルダ名で回を見つけます。</w:t>
@@ -2748,7 +2748,7 @@
         <w:t xml:space="preserve">定例フォルダを作る</w:t>
       </w:r>
       <w:r>
-        <w:t xml:space="preserve">：Box の 901_総合定例会議資料 に、「YYMMDD_第NN回_定例会議」（定例の開催日。例：261002_第02回_定例会議）のフォルダを作る。</w:t>
+        <w:t xml:space="preserve">：Box の 901_総合定例会議資料 に、「YYMMDD_第NN回_定例会議資料」（定例の開催日。例：261002_第02回_定例会議資料）のフォルダを作る。</w:t>
       </w:r>
     </w:p>
     <w:p>
@@ -3990,7 +3990,7 @@
                 <w:sz w:val="18"/>
                 <w:szCs w:val="18"/>
               </w:rPr>
-              <w:t xml:space="preserve">・901 に定例フォルダ（YYMMDD_第NN回_定例会議）を作る</w:t>
+              <w:t xml:space="preserve">・901 に定例フォルダ（YYMMDD_第NN回_定例会議資料）を作る</w:t>
             </w:r>
           </w:p>
           <w:p>
@@ -5052,7 +5052,7 @@
                 <w:sz w:val="18"/>
                 <w:szCs w:val="18"/>
               </w:rPr>
-              <w:t xml:space="preserve">901 に、開催日の名前の定例フォルダ（YYMMDD_第NN回_定例会議）がない。または開催日の翌日以降に、日付を付けずに文字起こしを置いた</w:t>
+              <w:t xml:space="preserve">901 に、開催日の名前の定例フォルダ（YYMMDD_第NN回_定例会議資料）がない。または開催日の翌日以降に、日付を付けずに文字起こしを置いた</w:t>
             </w:r>
           </w:p>
         </w:tc>
@@ -5081,7 +5081,7 @@
                 <w:sz w:val="18"/>
                 <w:szCs w:val="18"/>
               </w:rPr>
-              <w:t xml:space="preserve">フォルダ名を「YYMMDD_第NN回_定例会議」に直すか、文字起こしのファイル名の先頭に開催日を付けて、00_受付 に置き直す</w:t>
+              <w:t xml:space="preserve">フォルダ名を「YYMMDD_第NN回_定例会議資料」に直すか、文字起こしのファイル名の先頭に開催日を付けて、00_受付 に置き直す</w:t>
             </w:r>
           </w:p>
         </w:tc>
@@ -6880,7 +6880,7 @@
         <w:spacing w:after="60" w:line="280"/>
       </w:pPr>
       <w:r>
-        <w:t xml:space="preserve">テスト用の定例フォルダ（YYMMDD_第99回_定例会議）を 901 に作って議題と課題リストを置き、短い Teams 会議の文字起こしを 00_受付 に置いて、開発環境 → テスト環境で通しで確認し、窓口に本番デプロイを依頼する</w:t>
+        <w:t xml:space="preserve">テスト用の定例フォルダ（YYMMDD_第99回_定例会議資料）を 901 に作って議題と課題リストを置き、短い Teams 会議の文字起こしを 00_受付 に置いて、開発環境 → テスト環境で通しで確認し、窓口に本番デプロイを依頼する</w:t>
       </w:r>
     </w:p>
     <w:p>

--- a/sugiyama-minutes-automation/manual/定例会議_議事録自動化_運用マニュアル.docx
+++ b/sugiyama-minutes-automation/manual/定例会議_議事録自動化_運用マニュアル.docx
@@ -30,7 +30,7 @@
           <w:sz w:val="20"/>
           <w:szCs w:val="20"/>
         </w:rPr>
-        <w:t xml:space="preserve">作成：2026年9月24日　名古屋支店 生産技術部　／　第5版</w:t>
+        <w:t xml:space="preserve">作成：2026年9月24日　名古屋支店 生産技術部　／　第6版</w:t>
       </w:r>
     </w:p>
     <w:p>
@@ -1992,22 +1992,7 @@
           <w:sz w:val="18"/>
           <w:szCs w:val="18"/>
         </w:rPr>
-        <w:t xml:space="preserve">│   ├── 最新_未決事項一覧.md（自動で上書き）</w:t>
-      </w:r>
-    </w:p>
-    <w:p>
-      <w:pPr>
-        <w:shd w:fill="F2F2F2" w:color="auto" w:val="clear"/>
-        <w:spacing w:after="0" w:line="260"/>
-        <w:ind w:left="120" w:right="120"/>
-      </w:pPr>
-      <w:r>
-        <w:rPr>
-          <w:rFonts w:ascii="Consolas" w:eastAsia="ＭＳ ゴシック" w:hAnsi="Consolas"/>
-          <w:sz w:val="18"/>
-          <w:szCs w:val="18"/>
-        </w:rPr>
-        <w:t xml:space="preserve">│   └── 運用マニュアル/（2つの運用マニュアル）</w:t>
+        <w:t xml:space="preserve">│   └── 最新_未決事項一覧.md（自動で上書き）</w:t>
       </w:r>
     </w:p>
     <w:p>
@@ -2466,95 +2451,6 @@
                 <w:sz w:val="18"/>
                 <w:szCs w:val="18"/>
               </w:rPr>
-              <w:t xml:space="preserve">901_総合定例会議資料 &gt; 運用マニュアル</w:t>
-            </w:r>
-          </w:p>
-        </w:tc>
-        <w:tc>
-          <w:tcPr>
-            <w:tcW w:type="dxa" w:w="5011"/>
-            <w:tcBorders>
-              <w:top w:val="single" w:color="A6A6A6" w:sz="4"/>
-              <w:left w:val="single" w:color="A6A6A6" w:sz="4"/>
-              <w:bottom w:val="single" w:color="A6A6A6" w:sz="4"/>
-              <w:right w:val="single" w:color="A6A6A6" w:sz="4"/>
-            </w:tcBorders>
-            <w:tcMar>
-              <w:top w:type="dxa" w:w="60"/>
-              <w:left w:type="dxa" w:w="100"/>
-              <w:bottom w:type="dxa" w:w="60"/>
-              <w:right w:type="dxa" w:w="100"/>
-            </w:tcMar>
-          </w:tcPr>
-          <w:p>
-            <w:pPr>
-              <w:spacing w:after="0" w:line="260"/>
-            </w:pPr>
-            <w:r>
-              <w:rPr>
-                <w:sz w:val="18"/>
-                <w:szCs w:val="18"/>
-              </w:rPr>
-              <w:t xml:space="preserve">このマニュアルと、図面・計画書進捗管理 運用マニュアル</w:t>
-            </w:r>
-          </w:p>
-        </w:tc>
-        <w:tc>
-          <w:tcPr>
-            <w:tcW w:type="dxa" w:w="2314"/>
-            <w:tcBorders>
-              <w:top w:val="single" w:color="A6A6A6" w:sz="4"/>
-              <w:left w:val="single" w:color="A6A6A6" w:sz="4"/>
-              <w:bottom w:val="single" w:color="A6A6A6" w:sz="4"/>
-              <w:right w:val="single" w:color="A6A6A6" w:sz="4"/>
-            </w:tcBorders>
-            <w:tcMar>
-              <w:top w:type="dxa" w:w="60"/>
-              <w:left w:type="dxa" w:w="100"/>
-              <w:bottom w:type="dxa" w:w="60"/>
-              <w:right w:type="dxa" w:w="100"/>
-            </w:tcMar>
-          </w:tcPr>
-          <w:p>
-            <w:pPr>
-              <w:spacing w:after="0" w:line="260"/>
-            </w:pPr>
-            <w:r>
-              <w:rPr>
-                <w:sz w:val="18"/>
-                <w:szCs w:val="18"/>
-              </w:rPr>
-              <w:t xml:space="preserve">小山</w:t>
-            </w:r>
-          </w:p>
-        </w:tc>
-      </w:tr>
-      <w:tr>
-        <w:tc>
-          <w:tcPr>
-            <w:tcW w:type="dxa" w:w="2313"/>
-            <w:tcBorders>
-              <w:top w:val="single" w:color="A6A6A6" w:sz="4"/>
-              <w:left w:val="single" w:color="A6A6A6" w:sz="4"/>
-              <w:bottom w:val="single" w:color="A6A6A6" w:sz="4"/>
-              <w:right w:val="single" w:color="A6A6A6" w:sz="4"/>
-            </w:tcBorders>
-            <w:tcMar>
-              <w:top w:type="dxa" w:w="60"/>
-              <w:left w:type="dxa" w:w="100"/>
-              <w:bottom w:type="dxa" w:w="60"/>
-              <w:right w:type="dxa" w:w="100"/>
-            </w:tcMar>
-          </w:tcPr>
-          <w:p>
-            <w:pPr>
-              <w:spacing w:after="0" w:line="260"/>
-            </w:pPr>
-            <w:r>
-              <w:rPr>
-                <w:sz w:val="18"/>
-                <w:szCs w:val="18"/>
-              </w:rPr>
               <w:t xml:space="preserve">902_課題リスト</w:t>
             </w:r>
           </w:p>
@@ -2713,6 +2609,21 @@
           <w:color w:val="595959"/>
         </w:rPr>
         <w:t xml:space="preserve">901・902 は「900図面・計画書回覧フォルダ」と同じ階層にあり、900 の中には何も置きません。Workato がそのフォルダを見張っていて、ファイル名に図面名や整理番号があると図面リストに日付を記入してしまうためです。</w:t>
+      </w:r>
+    </w:p>
+    <w:p>
+      <w:pPr>
+        <w:pBdr>
+          <w:left w:val="single" w:color="2E74B5" w:sz="18" w:space="8"/>
+        </w:pBdr>
+        <w:spacing w:after="100" w:line="280"/>
+        <w:ind w:left="200"/>
+      </w:pPr>
+      <w:r>
+        <w:rPr>
+          <w:color w:val="595959"/>
+        </w:rPr>
+        <w:t xml:space="preserve">このマニュアルと図面・計画書進捗管理 運用マニュアルは、901・902 には置きません。901・902 は日建設計と共有している Box（【社外共有02】他社設計）の中にあり、マニュアルには社内向けの内容（Workato の構成、社内の窓口・申請手順など）が書かれているためです。生産技術部の Teams（SharePoint）など、社内だけの場所に置きます（小山）。</w:t>
       </w:r>
     </w:p>
     <w:p>
@@ -4375,7 +4286,20 @@
         <w:spacing w:after="60" w:line="280"/>
       </w:pPr>
       <w:r>
-        <w:t xml:space="preserve">Box「椙山125WEST」の 901_総合定例会議資料（文字起こし・運用マニュアルを含む）と 902_課題リスト（OLD を含む）</w:t>
+        <w:t xml:space="preserve">Box「椙山125WEST」の 901_総合定例会議資料（回ごとの定例会議資料フォルダを含む）と 902_課題リスト（OLD を含む）</w:t>
+      </w:r>
+    </w:p>
+    <w:p>
+      <w:pPr>
+        <w:pStyle w:val="ListParagraph"/>
+        <w:numPr>
+          <w:ilvl w:val="0"/>
+          <w:numId w:val="2"/>
+        </w:numPr>
+        <w:spacing w:after="60" w:line="280"/>
+      </w:pPr>
+      <w:r>
+        <w:t xml:space="preserve">このマニュアルと図面・計画書進捗管理 運用マニュアル（社内だけの置き場所にあるもの）</w:t>
       </w:r>
     </w:p>
     <w:p>

--- a/sugiyama-minutes-automation/manual/定例会議_議事録自動化_運用マニュアル.docx
+++ b/sugiyama-minutes-automation/manual/定例会議_議事録自動化_運用マニュアル.docx
@@ -30,7 +30,7 @@
           <w:sz w:val="20"/>
           <w:szCs w:val="20"/>
         </w:rPr>
-        <w:t xml:space="preserve">作成：2026年9月24日　名古屋支店 生産技術部　／　第6版</w:t>
+        <w:t xml:space="preserve">作成：2026年9月24日　名古屋支店 生産技術部　／　第7版</w:t>
       </w:r>
     </w:p>
     <w:p>
@@ -378,7 +378,7 @@
                 <w:sz w:val="18"/>
                 <w:szCs w:val="18"/>
               </w:rPr>
-              <w:t xml:space="preserve">Box の 901 に定例フォルダ「YYMMDD_第NN回_定例会議資料」を作り、その中に「YYMMDD_第NN回_議題.xlsx」を作る。902 の課題リストを「YYMMDD_第NN回_課題リスト.xlsx」として定例フォルダにコピーする。お知らせメールを送る</w:t>
+              <w:t xml:space="preserve">Box の 901 に定例フォルダ「YYMMDD_第NN回_定例会議資料」を手で作り（名前の付け方を守れば誰が作ってもよい）、その中に「YYMMDD_第NN回_議題.xlsx」を作る。902 の課題リストを「YYMMDD_第NN回_課題リスト.xlsx」として定例フォルダにコピーする。お知らせメールを送る</w:t>
             </w:r>
           </w:p>
         </w:tc>
@@ -1203,7 +1203,7 @@
                 <w:sz w:val="18"/>
                 <w:szCs w:val="18"/>
               </w:rPr>
-              <w:t xml:space="preserve">（人の作業）Box に定例フォルダを作り、議題と課題リストを置き、関係者にお知らせメールを送る</w:t>
+              <w:t xml:space="preserve">（人の作業）Box に定例フォルダを手で作り（名前の付け方を守れば誰が作ってもよい）、議題と課題リストを置き、関係者にお知らせメールを送る</w:t>
             </w:r>
           </w:p>
         </w:tc>
@@ -1902,7 +1902,7 @@
           <w:sz w:val="18"/>
           <w:szCs w:val="18"/>
         </w:rPr>
-        <w:t xml:space="preserve">│   ├── 261002_第02回_定例会議資料/（金子主任が毎回作る）</w:t>
+        <w:t xml:space="preserve">│   ├── 261002_第02回_定例会議資料/（毎回手で作る。担当は金子主任）</w:t>
       </w:r>
     </w:p>
     <w:p>
@@ -2331,7 +2331,7 @@
                 <w:sz w:val="18"/>
                 <w:szCs w:val="18"/>
               </w:rPr>
-              <w:t xml:space="preserve">フォルダ・議題・課題リストは金子主任。ほかは自動</w:t>
+              <w:t xml:space="preserve">フォルダは手で作る（担当は金子主任。名前の付け方を守れば誰が作ってもよい）。議題・課題リストは金子主任。ほかは自動</w:t>
             </w:r>
           </w:p>
         </w:tc>
@@ -2659,7 +2659,7 @@
         <w:t xml:space="preserve">定例フォルダを作る</w:t>
       </w:r>
       <w:r>
-        <w:t xml:space="preserve">：Box の 901_総合定例会議資料 に、「YYMMDD_第NN回_定例会議資料」（定例の開催日。例：261002_第02回_定例会議資料）のフォルダを作る。</w:t>
+        <w:t xml:space="preserve">：Box の 901_総合定例会議資料 に、「YYMMDD_第NN回_定例会議資料」（定例の開催日。例：261002_第02回_定例会議資料）のフォルダを手で作る。担当は金子主任だが、名前の付け方を守れば誰が作ってもよい。</w:t>
       </w:r>
     </w:p>
     <w:p>
@@ -3901,7 +3901,7 @@
                 <w:sz w:val="18"/>
                 <w:szCs w:val="18"/>
               </w:rPr>
-              <w:t xml:space="preserve">・901 に定例フォルダ（YYMMDD_第NN回_定例会議資料）を作る</w:t>
+              <w:t xml:space="preserve">・901 に定例フォルダ（YYMMDD_第NN回_定例会議資料）を手で作る（名前の付け方を守れば、ほかの人が作ってもよい）</w:t>
             </w:r>
           </w:p>
           <w:p>

--- a/sugiyama-minutes-automation/manual/定例会議_議事録自動化_運用マニュアル.docx
+++ b/sugiyama-minutes-automation/manual/定例会議_議事録自動化_運用マニュアル.docx
@@ -30,7 +30,7 @@
           <w:sz w:val="20"/>
           <w:szCs w:val="20"/>
         </w:rPr>
-        <w:t xml:space="preserve">作成：2026年9月24日　名古屋支店 生産技術部　／　第7版</w:t>
+        <w:t xml:space="preserve">作成：2026年9月24日　名古屋支店 生産技術部　／　第8版</w:t>
       </w:r>
     </w:p>
     <w:p>
@@ -378,7 +378,7 @@
                 <w:sz w:val="18"/>
                 <w:szCs w:val="18"/>
               </w:rPr>
-              <w:t xml:space="preserve">Box の 901 に定例フォルダ「YYMMDD_第NN回_定例会議資料」を手で作り（名前の付け方を守れば誰が作ってもよい）、その中に「YYMMDD_第NN回_議題.xlsx」を作る。902 の課題リストを「YYMMDD_第NN回_課題リスト.xlsx」として定例フォルダにコピーする。お知らせメールを送る</w:t>
+              <w:t xml:space="preserve">Box の 901 に定例フォルダ「YYMMDD_第NN回_定例会議」を手で作り（名前の付け方を守れば誰が作ってもよい）、その中に「YYMMDD_第NN回_議題.xlsx」を作る。902 の課題リストを「YYMMDD_第NN回_課題リスト.xlsx」として定例フォルダにコピーする。お知らせメールを送る</w:t>
             </w:r>
           </w:p>
         </w:tc>
@@ -1902,7 +1902,7 @@
           <w:sz w:val="18"/>
           <w:szCs w:val="18"/>
         </w:rPr>
-        <w:t xml:space="preserve">│   ├── 261002_第02回_定例会議資料/（毎回手で作る。担当は金子主任）</w:t>
+        <w:t xml:space="preserve">│   ├── 261002_第02回_定例会議/（毎回手で作る。担当は金子主任）</w:t>
       </w:r>
     </w:p>
     <w:p>
@@ -2273,7 +2273,7 @@
                 <w:sz w:val="18"/>
                 <w:szCs w:val="18"/>
               </w:rPr>
-              <w:t xml:space="preserve">901_総合定例会議資料 &gt; YYMMDD_第NN回_定例会議資料</w:t>
+              <w:t xml:space="preserve">901_総合定例会議資料 &gt; YYMMDD_第NN回_定例会議</w:t>
             </w:r>
           </w:p>
         </w:tc>
@@ -2534,7 +2534,7 @@
           <w:b/>
           <w:bCs/>
         </w:rPr>
-        <w:t xml:space="preserve">定例フォルダの名前は「YYMMDD_第NN回_定例会議資料」</w:t>
+        <w:t xml:space="preserve">定例フォルダの名前は「YYMMDD_第NN回_定例会議」</w:t>
       </w:r>
       <w:r>
         <w:t xml:space="preserve">です。日付はその定例の開催日を6桁（例：2026年10月2日 → 261002）、回数は2桁（第02回）。自動処理は、このフォルダ名で回を見つけます。</w:t>
@@ -2659,7 +2659,7 @@
         <w:t xml:space="preserve">定例フォルダを作る</w:t>
       </w:r>
       <w:r>
-        <w:t xml:space="preserve">：Box の 901_総合定例会議資料 に、「YYMMDD_第NN回_定例会議資料」（定例の開催日。例：261002_第02回_定例会議資料）のフォルダを手で作る。担当は金子主任だが、名前の付け方を守れば誰が作ってもよい。</w:t>
+        <w:t xml:space="preserve">：Box の 901_総合定例会議資料 に、「YYMMDD_第NN回_定例会議」（定例の開催日。例：261002_第02回_定例会議）のフォルダを手で作る。担当は金子主任だが、名前の付け方を守れば誰が作ってもよい。</w:t>
       </w:r>
     </w:p>
     <w:p>
@@ -3901,7 +3901,7 @@
                 <w:sz w:val="18"/>
                 <w:szCs w:val="18"/>
               </w:rPr>
-              <w:t xml:space="preserve">・901 に定例フォルダ（YYMMDD_第NN回_定例会議資料）を手で作る（名前の付け方を守れば、ほかの人が作ってもよい）</w:t>
+              <w:t xml:space="preserve">・901 に定例フォルダ（YYMMDD_第NN回_定例会議）を手で作る（名前の付け方を守れば、ほかの人が作ってもよい）</w:t>
             </w:r>
           </w:p>
           <w:p>
@@ -4976,7 +4976,7 @@
                 <w:sz w:val="18"/>
                 <w:szCs w:val="18"/>
               </w:rPr>
-              <w:t xml:space="preserve">901 に、開催日の名前の定例フォルダ（YYMMDD_第NN回_定例会議資料）がない。または開催日の翌日以降に、日付を付けずに文字起こしを置いた</w:t>
+              <w:t xml:space="preserve">901 に、開催日の名前の定例フォルダ（YYMMDD_第NN回_定例会議）がない。または開催日の翌日以降に、日付を付けずに文字起こしを置いた</w:t>
             </w:r>
           </w:p>
         </w:tc>
@@ -5005,7 +5005,7 @@
                 <w:sz w:val="18"/>
                 <w:szCs w:val="18"/>
               </w:rPr>
-              <w:t xml:space="preserve">フォルダ名を「YYMMDD_第NN回_定例会議資料」に直すか、文字起こしのファイル名の先頭に開催日を付けて、00_受付 に置き直す</w:t>
+              <w:t xml:space="preserve">フォルダ名を「YYMMDD_第NN回_定例会議」に直すか、文字起こしのファイル名の先頭に開催日を付けて、00_受付 に置き直す</w:t>
             </w:r>
           </w:p>
         </w:tc>
@@ -6804,7 +6804,7 @@
         <w:spacing w:after="60" w:line="280"/>
       </w:pPr>
       <w:r>
-        <w:t xml:space="preserve">テスト用の定例フォルダ（YYMMDD_第99回_定例会議資料）を 901 に作って議題と課題リストを置き、短い Teams 会議の文字起こしを 00_受付 に置いて、開発環境 → テスト環境で通しで確認し、窓口に本番デプロイを依頼する</w:t>
+        <w:t xml:space="preserve">テスト用の定例フォルダ（YYMMDD_第99回_定例会議）を 901 に作って議題と課題リストを置き、短い Teams 会議の文字起こしを 00_受付 に置いて、開発環境 → テスト環境で通しで確認し、窓口に本番デプロイを依頼する</w:t>
       </w:r>
     </w:p>
     <w:p>
